--- a/docs/RESULTS.docx
+++ b/docs/RESULTS.docx
@@ -2,32 +2,6 @@
 <file path=word/document.xml><?xml version="1.0" encoding="utf-8"?>
 <w:document xmlns:w="http://schemas.openxmlformats.org/wordprocessingml/2006/main" xmlns:m="http://schemas.openxmlformats.org/officeDocument/2006/math" xmlns:r="http://schemas.openxmlformats.org/officeDocument/2006/relationships" xmlns:o="urn:schemas-microsoft-com:office:office" xmlns:v="urn:schemas-microsoft-com:vml" xmlns:w10="urn:schemas-microsoft-com:office:word" xmlns:a="http://schemas.openxmlformats.org/drawingml/2006/main" xmlns:pic="http://schemas.openxmlformats.org/drawingml/2006/picture" xmlns:wp="http://schemas.openxmlformats.org/drawingml/2006/wordprocessingDrawing">
   <w:body>
-    <w:sdt>
-      <w:sdtPr>
-        <w:docPartObj>
-          <w:docPartGallery w:val="Table of Contents"/>
-          <w:docPartUnique/>
-        </w:docPartObj>
-      </w:sdtPr>
-      <w:sdtContent>
-        <w:p>
-          <w:pPr>
-            <w:pStyle w:val="TOCHeading"/>
-          </w:pPr>
-          <w:r>
-            <w:t xml:space="preserve">Table of Contents</w:t>
-          </w:r>
-        </w:p>
-        <w:p>
-          <w:r>
-            <w:fldChar w:fldCharType="begin" w:dirty="true"/>
-            <w:instrText xml:space="preserve">TOC \o "1-2" \h \z \u</w:instrText>
-            <w:fldChar w:fldCharType="separate"/>
-            <w:fldChar w:fldCharType="end"/>
-          </w:r>
-        </w:p>
-      </w:sdtContent>
-    </w:sdt>
     <w:bookmarkStart w:id="34" w:name="pathstruct-24g-可行性验证代码问题与结果"/>
     <w:p>
       <w:pPr>
@@ -621,16 +595,39 @@
         <w:rPr>
           <w:rFonts w:hint="eastAsia"/>
         </w:rPr>
-        <w:t xml:space="preserve">0.530，box-geometry</w:t>
-      </w:r>
-      <w:r>
-        <w:t xml:space="preserve"> </w:t>
-      </w:r>
-      <w:r>
-        <w:rPr>
-          <w:rFonts w:hint="eastAsia"/>
-        </w:rPr>
-        <w:t xml:space="preserve">0.577；但训练</w:t>
+        <w:t xml:space="preserve">0.530，但</w:t>
+      </w:r>
+      <w:r>
+        <w:t xml:space="preserve"> box-geometry 0.577——</w:t>
+      </w:r>
+      <w:r>
+        <w:rPr>
+          <w:rFonts w:hint="eastAsia"/>
+          <w:b/>
+          <w:bCs/>
+        </w:rPr>
+        <w:t xml:space="preserve">只高约</w:t>
+      </w:r>
+      <w:r>
+        <w:rPr>
+          <w:b/>
+          <w:bCs/>
+        </w:rPr>
+        <w:t xml:space="preserve"> 1 </w:t>
+      </w:r>
+      <w:r>
+        <w:rPr>
+          <w:rFonts w:hint="eastAsia"/>
+          <w:b/>
+          <w:bCs/>
+        </w:rPr>
+        <w:t xml:space="preserve">pt，视觉增量未证实</w:t>
+      </w:r>
+      <w:r>
+        <w:rPr>
+          <w:rFonts w:hint="eastAsia"/>
+        </w:rPr>
+        <w:t xml:space="preserve">；训练</w:t>
       </w:r>
       <w:r>
         <w:t xml:space="preserve"> loss </w:t>
@@ -666,24 +663,55 @@
         <w:rPr>
           <w:rFonts w:hint="eastAsia"/>
         </w:rPr>
-        <w:t xml:space="preserve">是下界；结构头</w:t>
-      </w:r>
-      <w:r>
-        <w:t xml:space="preserve"> topology R²</w:t>
-      </w:r>
-      <w:r>
-        <w:t xml:space="preserve"> </w:t>
-      </w:r>
-      <w:r>
-        <w:rPr>
-          <w:rFonts w:hint="eastAsia"/>
-          <w:b/>
-          <w:bCs/>
-        </w:rPr>
-        <w:t xml:space="preserve">仍为负</w:t>
-      </w:r>
-      <w:r>
-        <w:t xml:space="preserve">。</w:t>
+        <w:t xml:space="preserve">是下界；结构头旧五维平均</w:t>
+      </w:r>
+      <w:r>
+        <w:t xml:space="preserve"> R² </w:t>
+      </w:r>
+      <w:r>
+        <w:rPr>
+          <w:rFonts w:hint="eastAsia"/>
+        </w:rPr>
+        <w:t xml:space="preserve">为负（由</w:t>
+      </w:r>
+      <w:r>
+        <w:t xml:space="preserve"> </w:t>
+      </w:r>
+      <w:r>
+        <w:rPr>
+          <w:rStyle w:val="VerbatimChar"/>
+        </w:rPr>
+        <w:t xml:space="preserve">hole_area_frac</w:t>
+      </w:r>
+      <w:r>
+        <w:t xml:space="preserve"> </w:t>
+      </w:r>
+      <w:r>
+        <w:rPr>
+          <w:rFonts w:hint="eastAsia"/>
+        </w:rPr>
+        <w:t xml:space="preserve">驱动；非退化维</w:t>
+      </w:r>
+      <w:r>
+        <w:t xml:space="preserve"> mean R² +0.13、</w:t>
+      </w:r>
+      <w:r>
+        <w:rPr>
+          <w:rStyle w:val="VerbatimChar"/>
+        </w:rPr>
+        <w:t xml:space="preserve">h0_sum</w:t>
+      </w:r>
+      <w:r>
+        <w:t xml:space="preserve"> </w:t>
+      </w:r>
+      <w:r>
+        <w:t xml:space="preserve">R² </w:t>
+      </w:r>
+      <w:r>
+        <w:rPr>
+          <w:rFonts w:hint="eastAsia"/>
+        </w:rPr>
+        <w:t xml:space="preserve">+0.52）。</w:t>
       </w:r>
     </w:p>
     <w:p>
@@ -883,64 +911,225 @@
       </w:r>
       <w:r>
         <w:rPr>
-          <w:rFonts w:hint="eastAsia"/>
-          <w:b/>
-          <w:bCs/>
-        </w:rPr>
-        <w:t xml:space="preserve">反事实头在真实</w:t>
-      </w:r>
-      <w:r>
-        <w:rPr>
-          <w:b/>
-          <w:bCs/>
-        </w:rPr>
-        <w:t xml:space="preserve"> H&amp;E </w:t>
-      </w:r>
-      <w:r>
-        <w:rPr>
-          <w:rFonts w:hint="eastAsia"/>
-          <w:b/>
-          <w:bCs/>
-        </w:rPr>
-        <w:t xml:space="preserve">上有小幅但真实的视觉信号</w:t>
-      </w:r>
-      <w:r>
-        <w:rPr>
-          <w:rFonts w:hint="eastAsia"/>
-        </w:rPr>
-        <w:t xml:space="preserve">（尤其</w:t>
-      </w:r>
-      <w:r>
-        <w:t xml:space="preserve"> </w:t>
-      </w:r>
-      <w:r>
-        <w:rPr>
-          <w:rFonts w:hint="eastAsia"/>
-        </w:rPr>
-        <w:t xml:space="preserve">expand）；</w:t>
-      </w:r>
-      <w:r>
-        <w:rPr>
-          <w:rFonts w:hint="eastAsia"/>
-          <w:b/>
-          <w:bCs/>
-        </w:rPr>
-        <w:t xml:space="preserve">结构回归头没有从合成迁移到真实数据，加长训练和去掉</w:t>
-      </w:r>
-      <w:r>
-        <w:rPr>
-          <w:b/>
-          <w:bCs/>
-        </w:rPr>
-        <w:t xml:space="preserve"> regional block </w:t>
-      </w:r>
-      <w:r>
-        <w:rPr>
-          <w:rFonts w:hint="eastAsia"/>
-          <w:b/>
-          <w:bCs/>
-        </w:rPr>
-        <w:t xml:space="preserve">都没有解决</w:t>
+          <w:b/>
+          <w:bCs/>
+        </w:rPr>
+        <w:t xml:space="preserve">MoNuSeg </w:t>
+      </w:r>
+      <w:r>
+        <w:rPr>
+          <w:rFonts w:hint="eastAsia"/>
+          <w:b/>
+          <w:bCs/>
+        </w:rPr>
+        <w:t xml:space="preserve">上反事实头有明确的小幅视觉信号</w:t>
+      </w:r>
+      <w:r>
+        <w:rPr>
+          <w:rFonts w:hint="eastAsia"/>
+        </w:rPr>
+        <w:t xml:space="preserve">（0.611</w:t>
+      </w:r>
+      <w:r>
+        <w:t xml:space="preserve"> vs geometry </w:t>
+      </w:r>
+      <w:r>
+        <w:rPr>
+          <w:rFonts w:hint="eastAsia"/>
+        </w:rPr>
+        <w:t xml:space="preserve">0.467；expand</w:t>
+      </w:r>
+      <w:r>
+        <w:t xml:space="preserve"> </w:t>
+      </w:r>
+      <w:r>
+        <w:rPr>
+          <w:rFonts w:hint="eastAsia"/>
+        </w:rPr>
+        <w:t xml:space="preserve">0.722）；</w:t>
+      </w:r>
+      <w:r>
+        <w:rPr>
+          <w:b/>
+          <w:bCs/>
+        </w:rPr>
+        <w:t xml:space="preserve">PanNuke </w:t>
+      </w:r>
+      <w:r>
+        <w:rPr>
+          <w:rFonts w:hint="eastAsia"/>
+          <w:b/>
+          <w:bCs/>
+        </w:rPr>
+        <w:t xml:space="preserve">的视觉增量未证实</w:t>
+      </w:r>
+      <w:r>
+        <w:rPr>
+          <w:rFonts w:hint="eastAsia"/>
+        </w:rPr>
+        <w:t xml:space="preserve">（0.588</w:t>
+      </w:r>
+      <w:r>
+        <w:t xml:space="preserve"> vs geometry </w:t>
+      </w:r>
+      <w:r>
+        <w:rPr>
+          <w:rFonts w:hint="eastAsia"/>
+        </w:rPr>
+        <w:t xml:space="preserve">0.577，只差</w:t>
+      </w:r>
+      <w:r>
+        <w:t xml:space="preserve"> 1 </w:t>
+      </w:r>
+      <w:r>
+        <w:rPr>
+          <w:rFonts w:hint="eastAsia"/>
+        </w:rPr>
+        <w:t xml:space="preserve">pt；600</w:t>
+      </w:r>
+      <w:r>
+        <w:t xml:space="preserve"> </w:t>
+      </w:r>
+      <w:r>
+        <w:rPr>
+          <w:rFonts w:hint="eastAsia"/>
+        </w:rPr>
+        <w:t xml:space="preserve">步只有</w:t>
+      </w:r>
+      <w:r>
+        <w:t xml:space="preserve"> </w:t>
+      </w:r>
+      <w:r>
+        <w:rPr>
+          <w:rFonts w:hint="eastAsia"/>
+        </w:rPr>
+        <w:t xml:space="preserve">blank，没有</w:t>
+      </w:r>
+      <w:r>
+        <w:t xml:space="preserve"> geometry </w:t>
+      </w:r>
+      <w:r>
+        <w:rPr>
+          <w:rFonts w:hint="eastAsia"/>
+        </w:rPr>
+        <w:t xml:space="preserve">对照）。expand</w:t>
+      </w:r>
+      <w:r>
+        <w:t xml:space="preserve"> </w:t>
+      </w:r>
+      <w:r>
+        <w:rPr>
+          <w:rFonts w:hint="eastAsia"/>
+        </w:rPr>
+        <w:t xml:space="preserve">在三个</w:t>
+      </w:r>
+      <w:r>
+        <w:t xml:space="preserve"> seed </w:t>
+      </w:r>
+      <w:r>
+        <w:rPr>
+          <w:rFonts w:hint="eastAsia"/>
+        </w:rPr>
+        <w:t xml:space="preserve">上稳定（0.72–0.75），但仍要警惕它是较容易的编辑类型，不能单独当作“模型看懂了拓扑”的证据。</w:t>
+      </w:r>
+      <w:r>
+        <w:rPr>
+          <w:rFonts w:hint="eastAsia"/>
+          <w:b/>
+          <w:bCs/>
+        </w:rPr>
+        <w:t xml:space="preserve">结构头在连通性/持久性维（</w:t>
+      </w:r>
+      <w:r>
+        <w:rPr>
+          <w:rStyle w:val="VerbatimChar"/>
+          <w:b/>
+          <w:bCs/>
+        </w:rPr>
+        <w:t xml:space="preserve">h0_sum</w:t>
+      </w:r>
+      <w:r>
+        <w:rPr>
+          <w:b/>
+          <w:bCs/>
+        </w:rPr>
+        <w:t xml:space="preserve">、</w:t>
+      </w:r>
+      <w:r>
+        <w:rPr>
+          <w:rStyle w:val="VerbatimChar"/>
+          <w:b/>
+          <w:bCs/>
+        </w:rPr>
+        <w:t xml:space="preserve">n_comp</w:t>
+      </w:r>
+      <w:r>
+        <w:rPr>
+          <w:b/>
+          <w:bCs/>
+        </w:rPr>
+        <w:t xml:space="preserve">、</w:t>
+      </w:r>
+      <w:r>
+        <w:rPr>
+          <w:rStyle w:val="VerbatimChar"/>
+          <w:b/>
+          <w:bCs/>
+        </w:rPr>
+        <w:t xml:space="preserve">h0_max</w:t>
+      </w:r>
+      <w:r>
+        <w:rPr>
+          <w:rFonts w:hint="eastAsia"/>
+          <w:b/>
+          <w:bCs/>
+        </w:rPr>
+        <w:t xml:space="preserve">）上有弱但可测的信号，但在零膨胀的</w:t>
+      </w:r>
+      <w:r>
+        <w:rPr>
+          <w:b/>
+          <w:bCs/>
+        </w:rPr>
+        <w:t xml:space="preserve"> </w:t>
+      </w:r>
+      <w:r>
+        <w:rPr>
+          <w:rStyle w:val="VerbatimChar"/>
+          <w:b/>
+          <w:bCs/>
+        </w:rPr>
+        <w:t xml:space="preserve">hole_area_frac</w:t>
+      </w:r>
+      <w:r>
+        <w:rPr>
+          <w:b/>
+          <w:bCs/>
+        </w:rPr>
+        <w:t xml:space="preserve"> </w:t>
+      </w:r>
+      <w:r>
+        <w:rPr>
+          <w:rFonts w:hint="eastAsia"/>
+          <w:b/>
+          <w:bCs/>
+        </w:rPr>
+        <w:t xml:space="preserve">维上没有学会；旧五维平均</w:t>
+      </w:r>
+      <w:r>
+        <w:rPr>
+          <w:b/>
+          <w:bCs/>
+        </w:rPr>
+        <w:t xml:space="preserve"> R² </w:t>
+      </w:r>
+      <w:r>
+        <w:rPr>
+          <w:rFonts w:hint="eastAsia"/>
+          <w:b/>
+          <w:bCs/>
+        </w:rPr>
+        <w:t xml:space="preserve">被这一维支配，不能作为“结构头整体失败”的证据</w:t>
       </w:r>
       <w:r>
         <w:rPr>
@@ -8116,7 +8305,83 @@
         <w:rPr>
           <w:rFonts w:hint="eastAsia"/>
         </w:rPr>
-        <w:t xml:space="preserve">没有把</w:t>
+        <w:t xml:space="preserve">的</w:t>
+      </w:r>
+      <w:r>
+        <w:rPr>
+          <w:rFonts w:hint="eastAsia"/>
+          <w:b/>
+          <w:bCs/>
+        </w:rPr>
+        <w:t xml:space="preserve">旧五维平均</w:t>
+      </w:r>
+      <w:r>
+        <w:rPr>
+          <w:b/>
+          <w:bCs/>
+        </w:rPr>
+        <w:t xml:space="preserve"> R²</w:t>
+      </w:r>
+      <w:r>
+        <w:t xml:space="preserve"> </w:t>
+      </w:r>
+      <w:r>
+        <w:rPr>
+          <w:rFonts w:hint="eastAsia"/>
+        </w:rPr>
+        <w:t xml:space="preserve">仍被</w:t>
+      </w:r>
+      <w:r>
+        <w:t xml:space="preserve"> </w:t>
+      </w:r>
+      <w:r>
+        <w:rPr>
+          <w:rStyle w:val="VerbatimChar"/>
+        </w:rPr>
+        <w:t xml:space="preserve">hole_area_frac</w:t>
+      </w:r>
+      <w:r>
+        <w:t xml:space="preserve"> </w:t>
+      </w:r>
+      <w:r>
+        <w:rPr>
+          <w:rFonts w:hint="eastAsia"/>
+        </w:rPr>
+        <w:t xml:space="preserve">的</w:t>
+      </w:r>
+      <w:r>
+        <w:t xml:space="preserve"> </w:t>
+      </w:r>
+      <w:r>
+        <w:rPr>
+          <w:b/>
+          <w:bCs/>
+        </w:rPr>
+        <w:t xml:space="preserve">−31.18</w:t>
+      </w:r>
+      <w:r>
+        <w:t xml:space="preserve"> </w:t>
+      </w:r>
+      <w:r>
+        <w:rPr>
+          <w:rFonts w:hint="eastAsia"/>
+        </w:rPr>
+        <w:t xml:space="preserve">支配。用训练集均值做常量基线重算后：</w:t>
+      </w:r>
+      <w:r>
+        <w:rPr>
+          <w:rStyle w:val="VerbatimChar"/>
+        </w:rPr>
+        <w:t xml:space="preserve">hole_area_frac</w:t>
+      </w:r>
+      <w:r>
+        <w:t xml:space="preserve"> </w:t>
+      </w:r>
+      <w:r>
+        <w:rPr>
+          <w:rFonts w:hint="eastAsia"/>
+        </w:rPr>
+        <w:t xml:space="preserve">的均值基线</w:t>
       </w:r>
       <w:r>
         <w:t xml:space="preserve"> R² </w:t>
@@ -8125,7 +8390,43 @@
         <w:rPr>
           <w:rFonts w:hint="eastAsia"/>
         </w:rPr>
-        <w:t xml:space="preserve">变正；均值仍被</w:t>
+        <w:t xml:space="preserve">只有</w:t>
+      </w:r>
+      <w:r>
+        <w:t xml:space="preserve"> </w:t>
+      </w:r>
+      <w:r>
+        <w:rPr>
+          <w:rFonts w:hint="eastAsia"/>
+        </w:rPr>
+        <w:t xml:space="preserve">−0.019，模型</w:t>
+      </w:r>
+      <w:r>
+        <w:t xml:space="preserve"> </w:t>
+      </w:r>
+      <w:r>
+        <w:rPr>
+          <w:rFonts w:hint="eastAsia"/>
+        </w:rPr>
+        <w:t xml:space="preserve">−31.18，MAE</w:t>
+      </w:r>
+      <w:r>
+        <w:t xml:space="preserve"> </w:t>
+      </w:r>
+      <w:r>
+        <w:rPr>
+          <w:rFonts w:hint="eastAsia"/>
+        </w:rPr>
+        <w:t xml:space="preserve">是均值预测的</w:t>
+      </w:r>
+      <w:r>
+        <w:t xml:space="preserve"> 23 </w:t>
+      </w:r>
+      <w:r>
+        <w:rPr>
+          <w:rFonts w:hint="eastAsia"/>
+        </w:rPr>
+        <w:t xml:space="preserve">倍；而</w:t>
       </w:r>
       <w:r>
         <w:t xml:space="preserve"> </w:t>
@@ -8134,35 +8435,251 @@
         <w:rPr>
           <w:rStyle w:val="VerbatimChar"/>
         </w:rPr>
+        <w:t xml:space="preserve">h0_sum</w:t>
+      </w:r>
+      <w:r>
+        <w:t xml:space="preserve"> </w:t>
+      </w:r>
+      <w:r>
+        <w:rPr>
+          <w:rFonts w:hint="eastAsia"/>
+        </w:rPr>
+        <w:t xml:space="preserve">的</w:t>
+      </w:r>
+      <w:r>
+        <w:t xml:space="preserve"> R²</w:t>
+      </w:r>
+      <w:r>
+        <w:t xml:space="preserve"> </w:t>
+      </w:r>
+      <w:r>
+        <w:rPr>
+          <w:b/>
+          <w:bCs/>
+        </w:rPr>
+        <w:t xml:space="preserve">+0.52</w:t>
+      </w:r>
+      <w:r>
+        <w:t xml:space="preserve">、skill +0.59、Spearman</w:t>
+      </w:r>
+      <w:r>
+        <w:t xml:space="preserve"> </w:t>
+      </w:r>
+      <w:r>
+        <w:rPr>
+          <w:b/>
+          <w:bCs/>
+        </w:rPr>
+        <w:t xml:space="preserve">0.71</w:t>
+      </w:r>
+      <w:r>
+        <w:rPr>
+          <w:rFonts w:hint="eastAsia"/>
+        </w:rPr>
+        <w:t xml:space="preserve">、MAE/均值</w:t>
+      </w:r>
+      <w:r>
+        <w:t xml:space="preserve"> </w:t>
+      </w:r>
+      <w:r>
+        <w:rPr>
+          <w:rFonts w:hint="eastAsia"/>
+        </w:rPr>
+        <w:t xml:space="preserve">0.60，</w:t>
+      </w:r>
+      <w:r>
+        <w:rPr>
+          <w:rStyle w:val="VerbatimChar"/>
+        </w:rPr>
+        <w:t xml:space="preserve">n_comp</w:t>
+      </w:r>
+      <w:r>
+        <w:t xml:space="preserve"> </w:t>
+      </w:r>
+      <w:r>
+        <w:t xml:space="preserve">/</w:t>
+      </w:r>
+      <w:r>
+        <w:t xml:space="preserve"> </w:t>
+      </w:r>
+      <w:r>
+        <w:rPr>
+          <w:rStyle w:val="VerbatimChar"/>
+        </w:rPr>
+        <w:t xml:space="preserve">h0_max</w:t>
+      </w:r>
+      <w:r>
+        <w:t xml:space="preserve"> </w:t>
+      </w:r>
+      <w:r>
+        <w:rPr>
+          <w:rFonts w:hint="eastAsia"/>
+        </w:rPr>
+        <w:t xml:space="preserve">的</w:t>
+      </w:r>
+      <w:r>
+        <w:t xml:space="preserve"> skill </w:t>
+      </w:r>
+      <w:r>
+        <w:rPr>
+          <w:rFonts w:hint="eastAsia"/>
+        </w:rPr>
+        <w:t xml:space="preserve">也各有</w:t>
+      </w:r>
+      <w:r>
+        <w:t xml:space="preserve"> +0.12/+0.11、Spearman 0.35。</w:t>
+      </w:r>
+      <w:r>
+        <w:rPr>
+          <w:rFonts w:hint="eastAsia"/>
+          <w:b/>
+          <w:bCs/>
+        </w:rPr>
+        <w:t xml:space="preserve">结论应改为：head</w:t>
+      </w:r>
+      <w:r>
+        <w:rPr>
+          <w:b/>
+          <w:bCs/>
+        </w:rPr>
+        <w:t xml:space="preserve"> </w:t>
+      </w:r>
+      <w:r>
+        <w:rPr>
+          <w:rFonts w:hint="eastAsia"/>
+          <w:b/>
+          <w:bCs/>
+        </w:rPr>
+        <w:t xml:space="preserve">在</w:t>
+      </w:r>
+      <w:r>
+        <w:rPr>
+          <w:b/>
+          <w:bCs/>
+        </w:rPr>
+        <w:t xml:space="preserve"> </w:t>
+      </w:r>
+      <w:r>
+        <w:rPr>
+          <w:rStyle w:val="VerbatimChar"/>
+          <w:b/>
+          <w:bCs/>
+        </w:rPr>
+        <w:t xml:space="preserve">h0_sum</w:t>
+      </w:r>
+      <w:r>
+        <w:rPr>
+          <w:b/>
+          <w:bCs/>
+        </w:rPr>
+        <w:t xml:space="preserve">/</w:t>
+      </w:r>
+      <w:r>
+        <w:rPr>
+          <w:rStyle w:val="VerbatimChar"/>
+          <w:b/>
+          <w:bCs/>
+        </w:rPr>
+        <w:t xml:space="preserve">n_comp</w:t>
+      </w:r>
+      <w:r>
+        <w:rPr>
+          <w:b/>
+          <w:bCs/>
+        </w:rPr>
+        <w:t xml:space="preserve">/</w:t>
+      </w:r>
+      <w:r>
+        <w:rPr>
+          <w:rStyle w:val="VerbatimChar"/>
+          <w:b/>
+          <w:bCs/>
+        </w:rPr>
+        <w:t xml:space="preserve">h0_max</w:t>
+      </w:r>
+      <w:r>
+        <w:rPr>
+          <w:b/>
+          <w:bCs/>
+        </w:rPr>
+        <w:t xml:space="preserve"> </w:t>
+      </w:r>
+      <w:r>
+        <w:rPr>
+          <w:rFonts w:hint="eastAsia"/>
+          <w:b/>
+          <w:bCs/>
+        </w:rPr>
+        <w:t xml:space="preserve">上有弱信号，在</w:t>
+      </w:r>
+      <w:r>
+        <w:rPr>
+          <w:b/>
+          <w:bCs/>
+        </w:rPr>
+        <w:t xml:space="preserve"> zero-inflated </w:t>
+      </w:r>
+      <w:r>
+        <w:rPr>
+          <w:rFonts w:hint="eastAsia"/>
+          <w:b/>
+          <w:bCs/>
+        </w:rPr>
+        <w:t xml:space="preserve">的</w:t>
+      </w:r>
+      <w:r>
+        <w:rPr>
+          <w:b/>
+          <w:bCs/>
+        </w:rPr>
+        <w:t xml:space="preserve"> </w:t>
+      </w:r>
+      <w:r>
+        <w:rPr>
+          <w:rStyle w:val="VerbatimChar"/>
+          <w:b/>
+          <w:bCs/>
+        </w:rPr>
         <w:t xml:space="preserve">hole_area_frac</w:t>
       </w:r>
       <w:r>
-        <w:t xml:space="preserve"> </w:t>
-      </w:r>
-      <w:r>
-        <w:rPr>
-          <w:rFonts w:hint="eastAsia"/>
-        </w:rPr>
-        <w:t xml:space="preserve">的</w:t>
-      </w:r>
-      <w:r>
-        <w:t xml:space="preserve"> </w:t>
-      </w:r>
-      <w:r>
-        <w:rPr>
-          <w:b/>
-          <w:bCs/>
-        </w:rPr>
-        <w:t xml:space="preserve">−31.18</w:t>
-      </w:r>
-      <w:r>
-        <w:t xml:space="preserve"> </w:t>
-      </w:r>
-      <w:r>
-        <w:rPr>
-          <w:rFonts w:hint="eastAsia"/>
-        </w:rPr>
-        <w:t xml:space="preserve">支配。逐维：</w:t>
+        <w:rPr>
+          <w:b/>
+          <w:bCs/>
+        </w:rPr>
+        <w:t xml:space="preserve"> </w:t>
+      </w:r>
+      <w:r>
+        <w:rPr>
+          <w:rFonts w:hint="eastAsia"/>
+          <w:b/>
+          <w:bCs/>
+        </w:rPr>
+        <w:t xml:space="preserve">上失败；五维平均</w:t>
+      </w:r>
+      <w:r>
+        <w:rPr>
+          <w:b/>
+          <w:bCs/>
+        </w:rPr>
+        <w:t xml:space="preserve"> R² </w:t>
+      </w:r>
+      <w:r>
+        <w:rPr>
+          <w:rFonts w:hint="eastAsia"/>
+          <w:b/>
+          <w:bCs/>
+        </w:rPr>
+        <w:t xml:space="preserve">不是有效汇总。</w:t>
+      </w:r>
+      <w:r>
+        <w:t xml:space="preserve"> </w:t>
+      </w:r>
+      <w:r>
+        <w:rPr>
+          <w:rFonts w:hint="eastAsia"/>
+        </w:rPr>
+        <w:t xml:space="preserve">逐维：</w:t>
       </w:r>
       <w:r>
         <w:rPr>
@@ -8215,30 +8732,14 @@
       <w:r>
         <w:rPr>
           <w:rStyle w:val="VerbatimChar"/>
-          <w:b/>
-          <w:bCs/>
         </w:rPr>
         <w:t xml:space="preserve">h0_sum</w:t>
       </w:r>
       <w:r>
-        <w:rPr>
-          <w:b/>
-          <w:bCs/>
-        </w:rPr>
-        <w:t xml:space="preserve"> </w:t>
-      </w:r>
-      <w:r>
-        <w:rPr>
-          <w:b/>
-          <w:bCs/>
-        </w:rPr>
-        <w:t xml:space="preserve">+0.52</w:t>
-      </w:r>
-      <w:r>
-        <w:rPr>
-          <w:rFonts w:hint="eastAsia"/>
-        </w:rPr>
-        <w:t xml:space="preserve">。即个别维度可学，但整体不可用。</w:t>
+        <w:t xml:space="preserve"> </w:t>
+      </w:r>
+      <w:r>
+        <w:t xml:space="preserve">+0.52。</w:t>
       </w:r>
     </w:p>
     <w:p>
@@ -10487,59 +10988,148 @@
       </w:pPr>
       <w:r>
         <w:rPr>
-          <w:rFonts w:hint="eastAsia"/>
-          <w:b/>
-          <w:bCs/>
-        </w:rPr>
-        <w:t xml:space="preserve">反事实任务在真实</w:t>
-      </w:r>
-      <w:r>
-        <w:rPr>
-          <w:b/>
-          <w:bCs/>
-        </w:rPr>
-        <w:t xml:space="preserve"> H&amp;E </w:t>
-      </w:r>
-      <w:r>
-        <w:rPr>
-          <w:rFonts w:hint="eastAsia"/>
-          <w:b/>
-          <w:bCs/>
-        </w:rPr>
-        <w:t xml:space="preserve">上有一致的、小幅的视觉信号</w:t>
-      </w:r>
-      <w:r>
-        <w:rPr>
-          <w:rFonts w:hint="eastAsia"/>
-        </w:rPr>
-        <w:t xml:space="preserve">：MoNuSeg</w:t>
-      </w:r>
-      <w:r>
-        <w:t xml:space="preserve"> real−blank +11 </w:t>
-      </w:r>
-      <w:r>
-        <w:rPr>
-          <w:rFonts w:hint="eastAsia"/>
-        </w:rPr>
-        <w:t xml:space="preserve">pt，PanNuke</w:t>
-      </w:r>
-      <w:r>
-        <w:t xml:space="preserve"> +8.1/+3.9 </w:t>
-      </w:r>
-      <w:r>
-        <w:rPr>
-          <w:rFonts w:hint="eastAsia"/>
-        </w:rPr>
-        <w:t xml:space="preserve">pt；MoNuSeg</w:t>
-      </w:r>
-      <w:r>
-        <w:t xml:space="preserve"> expand </w:t>
-      </w:r>
-      <w:r>
-        <w:rPr>
-          <w:rFonts w:hint="eastAsia"/>
-        </w:rPr>
-        <w:t xml:space="preserve">0.722；box</w:t>
+          <w:b/>
+          <w:bCs/>
+        </w:rPr>
+        <w:t xml:space="preserve">MoNuSeg </w:t>
+      </w:r>
+      <w:r>
+        <w:rPr>
+          <w:rFonts w:hint="eastAsia"/>
+          <w:b/>
+          <w:bCs/>
+        </w:rPr>
+        <w:t xml:space="preserve">上反事实任务有明确的小幅视觉信号</w:t>
+      </w:r>
+      <w:r>
+        <w:rPr>
+          <w:rFonts w:hint="eastAsia"/>
+        </w:rPr>
+        <w:t xml:space="preserve">：cf</w:t>
+      </w:r>
+      <w:r>
+        <w:t xml:space="preserve"> 0.611 vs blank 0.500 vs box-geometry </w:t>
+      </w:r>
+      <w:r>
+        <w:rPr>
+          <w:rFonts w:hint="eastAsia"/>
+        </w:rPr>
+        <w:t xml:space="preserve">0.467；real−blank</w:t>
+      </w:r>
+      <w:r>
+        <w:t xml:space="preserve"> +11 </w:t>
+      </w:r>
+      <w:r>
+        <w:rPr>
+          <w:rFonts w:hint="eastAsia"/>
+        </w:rPr>
+        <w:t xml:space="preserve">pt；expand</w:t>
+      </w:r>
+      <w:r>
+        <w:t xml:space="preserve"> 0.722。</w:t>
+      </w:r>
+      <w:r>
+        <w:rPr>
+          <w:b/>
+          <w:bCs/>
+        </w:rPr>
+        <w:t xml:space="preserve">PanNuke </w:t>
+      </w:r>
+      <w:r>
+        <w:rPr>
+          <w:rFonts w:hint="eastAsia"/>
+          <w:b/>
+          <w:bCs/>
+        </w:rPr>
+        <w:t xml:space="preserve">只证明了</w:t>
+      </w:r>
+      <w:r>
+        <w:rPr>
+          <w:b/>
+          <w:bCs/>
+        </w:rPr>
+        <w:t xml:space="preserve"> </w:t>
+      </w:r>
+      <w:r>
+        <w:rPr>
+          <w:rFonts w:hint="eastAsia"/>
+          <w:b/>
+          <w:bCs/>
+        </w:rPr>
+        <w:t xml:space="preserve">real−blank（+8.1/+3.9</w:t>
+      </w:r>
+      <w:r>
+        <w:rPr>
+          <w:b/>
+          <w:bCs/>
+        </w:rPr>
+        <w:t xml:space="preserve"> </w:t>
+      </w:r>
+      <w:r>
+        <w:rPr>
+          <w:rFonts w:hint="eastAsia"/>
+          <w:b/>
+          <w:bCs/>
+        </w:rPr>
+        <w:t xml:space="preserve">pt），没有证明超过</w:t>
+      </w:r>
+      <w:r>
+        <w:rPr>
+          <w:b/>
+          <w:bCs/>
+        </w:rPr>
+        <w:t xml:space="preserve"> geometry</w:t>
+      </w:r>
+      <w:r>
+        <w:rPr>
+          <w:rFonts w:hint="eastAsia"/>
+        </w:rPr>
+        <w:t xml:space="preserve">（0.588</w:t>
+      </w:r>
+      <w:r>
+        <w:t xml:space="preserve"> vs </w:t>
+      </w:r>
+      <w:r>
+        <w:rPr>
+          <w:rFonts w:hint="eastAsia"/>
+        </w:rPr>
+        <w:t xml:space="preserve">0.577，只差</w:t>
+      </w:r>
+      <w:r>
+        <w:t xml:space="preserve"> 1 </w:t>
+      </w:r>
+      <w:r>
+        <w:rPr>
+          <w:rFonts w:hint="eastAsia"/>
+        </w:rPr>
+        <w:t xml:space="preserve">pt）；600</w:t>
+      </w:r>
+      <w:r>
+        <w:t xml:space="preserve"> </w:t>
+      </w:r>
+      <w:r>
+        <w:rPr>
+          <w:rFonts w:hint="eastAsia"/>
+        </w:rPr>
+        <w:t xml:space="preserve">步</w:t>
+      </w:r>
+      <w:r>
+        <w:t xml:space="preserve"> run </w:t>
+      </w:r>
+      <w:r>
+        <w:rPr>
+          <w:rFonts w:hint="eastAsia"/>
+        </w:rPr>
+        <w:t xml:space="preserve">只有</w:t>
+      </w:r>
+      <w:r>
+        <w:t xml:space="preserve"> blank </w:t>
+      </w:r>
+      <w:r>
+        <w:rPr>
+          <w:rFonts w:hint="eastAsia"/>
+        </w:rPr>
+        <w:t xml:space="preserve">0.547，没有</w:t>
       </w:r>
       <w:r>
         <w:t xml:space="preserve"> geometry </w:t>
@@ -10548,34 +11138,16 @@
         <w:rPr>
           <w:rFonts w:hint="eastAsia"/>
         </w:rPr>
-        <w:t xml:space="preserve">不能解释</w:t>
-      </w:r>
-      <w:r>
-        <w:t xml:space="preserve"> MoNuSeg </w:t>
-      </w:r>
-      <w:r>
-        <w:rPr>
-          <w:rFonts w:hint="eastAsia"/>
-        </w:rPr>
-        <w:t xml:space="preserve">的</w:t>
-      </w:r>
-      <w:r>
-        <w:t xml:space="preserve"> </w:t>
-      </w:r>
-      <w:r>
-        <w:rPr>
-          <w:rFonts w:hint="eastAsia"/>
-        </w:rPr>
-        <w:t xml:space="preserve">0.611（geometry</w:t>
-      </w:r>
-      <w:r>
-        <w:t xml:space="preserve"> </w:t>
-      </w:r>
-      <w:r>
-        <w:rPr>
-          <w:rFonts w:hint="eastAsia"/>
-        </w:rPr>
-        <w:t xml:space="preserve">0.467）。</w:t>
+        <w:t xml:space="preserve">对照。因此不能把</w:t>
+      </w:r>
+      <w:r>
+        <w:t xml:space="preserve"> PanNuke </w:t>
+      </w:r>
+      <w:r>
+        <w:rPr>
+          <w:rFonts w:hint="eastAsia"/>
+        </w:rPr>
+        <w:t xml:space="preserve">写成“有视觉信号”。</w:t>
       </w:r>
     </w:p>
     <w:p>
@@ -10812,128 +11384,93 @@
       </w:pPr>
       <w:r>
         <w:rPr>
-          <w:rFonts w:hint="eastAsia"/>
-          <w:b/>
-          <w:bCs/>
-        </w:rPr>
-        <w:t xml:space="preserve">结构描述子回归在真实</w:t>
-      </w:r>
-      <w:r>
-        <w:rPr>
-          <w:b/>
-          <w:bCs/>
-        </w:rPr>
-        <w:t xml:space="preserve"> H&amp;E </w:t>
-      </w:r>
-      <w:r>
-        <w:rPr>
-          <w:rFonts w:hint="eastAsia"/>
-          <w:b/>
-          <w:bCs/>
-        </w:rPr>
-        <w:t xml:space="preserve">上泛化</w:t>
-      </w:r>
-      <w:r>
-        <w:rPr>
-          <w:rFonts w:hint="eastAsia"/>
-        </w:rPr>
-        <w:t xml:space="preserve">：MoNuSeg</w:t>
-      </w:r>
-      <w:r>
-        <w:t xml:space="preserve"> </w:t>
-      </w:r>
-      <w:r>
-        <w:rPr>
-          <w:rFonts w:hint="eastAsia"/>
-        </w:rPr>
-        <w:t xml:space="preserve">和</w:t>
-      </w:r>
-      <w:r>
-        <w:t xml:space="preserve"> PanNuke </w:t>
-      </w:r>
-      <w:r>
-        <w:rPr>
-          <w:rFonts w:hint="eastAsia"/>
-        </w:rPr>
-        <w:t xml:space="preserve">的</w:t>
-      </w:r>
-      <w:r>
-        <w:t xml:space="preserve"> topology R² </w:t>
-      </w:r>
-      <w:r>
-        <w:rPr>
-          <w:rFonts w:hint="eastAsia"/>
-        </w:rPr>
-        <w:t xml:space="preserve">都是负的；合成上的</w:t>
-      </w:r>
-      <w:r>
-        <w:t xml:space="preserve"> 0.315/0.411 </w:t>
-      </w:r>
-      <w:r>
-        <w:rPr>
-          <w:rFonts w:hint="eastAsia"/>
-        </w:rPr>
-        <w:t xml:space="preserve">没有复现。</w:t>
-      </w:r>
-      <w:r>
-        <w:rPr>
-          <w:rStyle w:val="VerbatimChar"/>
-        </w:rPr>
-        <w:t xml:space="preserve">--structure-dims 5</w:t>
-      </w:r>
-      <w:r>
-        <w:t xml:space="preserve"> </w:t>
-      </w:r>
-      <w:r>
-        <w:rPr>
-          <w:rFonts w:hint="eastAsia"/>
-        </w:rPr>
-        <w:t xml:space="preserve">去掉</w:t>
-      </w:r>
-      <w:r>
-        <w:t xml:space="preserve"> regional block </w:t>
-      </w:r>
-      <w:r>
-        <w:rPr>
-          <w:rFonts w:hint="eastAsia"/>
-        </w:rPr>
-        <w:t xml:space="preserve">后仍为负（PanNuke</w:t>
-      </w:r>
-      <w:r>
-        <w:t xml:space="preserve"> </w:t>
-      </w:r>
-      <w:r>
-        <w:rPr>
-          <w:rFonts w:hint="eastAsia"/>
-        </w:rPr>
-        <w:t xml:space="preserve">−6.16，MoNuSeg</w:t>
-      </w:r>
-      <w:r>
-        <w:t xml:space="preserve"> </w:t>
-      </w:r>
-      <w:r>
-        <w:rPr>
-          <w:rFonts w:hint="eastAsia"/>
-        </w:rPr>
-        <w:t xml:space="preserve">−44.8/−22.1/−38.7），且由</w:t>
-      </w:r>
-      <w:r>
-        <w:t xml:space="preserve"> </w:t>
-      </w:r>
-      <w:r>
-        <w:rPr>
-          <w:rStyle w:val="VerbatimChar"/>
-        </w:rPr>
-        <w:t xml:space="preserve">hole_area_frac</w:t>
-      </w:r>
-      <w:r>
-        <w:t xml:space="preserve"> </w:t>
-      </w:r>
-      <w:r>
-        <w:rPr>
-          <w:rFonts w:hint="eastAsia"/>
-        </w:rPr>
-        <w:t xml:space="preserve">主导。</w:t>
+          <w:b/>
+          <w:bCs/>
+        </w:rPr>
+        <w:t xml:space="preserve">PanNuke </w:t>
+      </w:r>
+      <w:r>
+        <w:rPr>
+          <w:rFonts w:hint="eastAsia"/>
+          <w:b/>
+          <w:bCs/>
+        </w:rPr>
+        <w:t xml:space="preserve">的视觉增量（超过</w:t>
+      </w:r>
+      <w:r>
+        <w:rPr>
+          <w:b/>
+          <w:bCs/>
+        </w:rPr>
+        <w:t xml:space="preserve"> box </w:t>
+      </w:r>
+      <w:r>
+        <w:rPr>
+          <w:rFonts w:hint="eastAsia"/>
+          <w:b/>
+          <w:bCs/>
+        </w:rPr>
+        <w:t xml:space="preserve">geometry）</w:t>
+      </w:r>
+      <w:r>
+        <w:rPr>
+          <w:rFonts w:hint="eastAsia"/>
+        </w:rPr>
+        <w:t xml:space="preserve">：300</w:t>
+      </w:r>
+      <w:r>
+        <w:t xml:space="preserve"> </w:t>
+      </w:r>
+      <w:r>
+        <w:rPr>
+          <w:rFonts w:hint="eastAsia"/>
+        </w:rPr>
+        <w:t xml:space="preserve">步</w:t>
+      </w:r>
+      <w:r>
+        <w:t xml:space="preserve"> cf 0.588 vs geometry </w:t>
+      </w:r>
+      <w:r>
+        <w:rPr>
+          <w:rFonts w:hint="eastAsia"/>
+        </w:rPr>
+        <w:t xml:space="preserve">0.577；600</w:t>
+      </w:r>
+      <w:r>
+        <w:t xml:space="preserve"> </w:t>
+      </w:r>
+      <w:r>
+        <w:rPr>
+          <w:rFonts w:hint="eastAsia"/>
+        </w:rPr>
+        <w:t xml:space="preserve">步</w:t>
+      </w:r>
+      <w:r>
+        <w:t xml:space="preserve"> run </w:t>
+      </w:r>
+      <w:r>
+        <w:rPr>
+          <w:rFonts w:hint="eastAsia"/>
+        </w:rPr>
+        <w:t xml:space="preserve">没有</w:t>
+      </w:r>
+      <w:r>
+        <w:t xml:space="preserve"> geometry </w:t>
+      </w:r>
+      <w:r>
+        <w:rPr>
+          <w:rFonts w:hint="eastAsia"/>
+        </w:rPr>
+        <w:t xml:space="preserve">对照，只有</w:t>
+      </w:r>
+      <w:r>
+        <w:t xml:space="preserve"> blank 0.547。real−blank </w:t>
+      </w:r>
+      <w:r>
+        <w:rPr>
+          <w:rFonts w:hint="eastAsia"/>
+        </w:rPr>
+        <w:t xml:space="preserve">为正不等于“用了局部结构”。</w:t>
       </w:r>
     </w:p>
     <w:p>
@@ -10950,52 +11487,276 @@
           <w:b/>
           <w:bCs/>
         </w:rPr>
-        <w:t xml:space="preserve">辅助监督的下游迁移</w:t>
-      </w:r>
-      <w:r>
-        <w:rPr>
-          <w:rFonts w:hint="eastAsia"/>
-        </w:rPr>
-        <w:t xml:space="preserve">：P2</w:t>
-      </w:r>
-      <w:r>
-        <w:t xml:space="preserve"> </w:t>
-      </w:r>
-      <w:r>
-        <w:rPr>
-          <w:rFonts w:hint="eastAsia"/>
-        </w:rPr>
-        <w:t xml:space="preserve">合成到天花板；真实下游还没跑；同任务</w:t>
-      </w:r>
-      <w:r>
-        <w:t xml:space="preserve"> aux </w:t>
-      </w:r>
-      <w:r>
-        <w:rPr>
-          <w:rFonts w:hint="eastAsia"/>
-        </w:rPr>
-        <w:t xml:space="preserve">只</w:t>
-      </w:r>
-      <w:r>
-        <w:t xml:space="preserve"> +3.0 pt </w:t>
-      </w:r>
-      <w:r>
-        <w:rPr>
-          <w:rFonts w:hint="eastAsia"/>
-        </w:rPr>
-        <w:t xml:space="preserve">且</w:t>
-      </w:r>
-      <w:r>
-        <w:t xml:space="preserve"> CI </w:t>
-      </w:r>
-      <w:r>
-        <w:rPr>
-          <w:rFonts w:hint="eastAsia"/>
-        </w:rPr>
-        <w:t xml:space="preserve">跨</w:t>
-      </w:r>
-      <w:r>
-        <w:t xml:space="preserve"> 0。</w:t>
+        <w:t xml:space="preserve">结构描述子回归在真实</w:t>
+      </w:r>
+      <w:r>
+        <w:rPr>
+          <w:b/>
+          <w:bCs/>
+        </w:rPr>
+        <w:t xml:space="preserve"> H&amp;E </w:t>
+      </w:r>
+      <w:r>
+        <w:rPr>
+          <w:rFonts w:hint="eastAsia"/>
+          <w:b/>
+          <w:bCs/>
+        </w:rPr>
+        <w:t xml:space="preserve">上整体泛化</w:t>
+      </w:r>
+      <w:r>
+        <w:rPr>
+          <w:rFonts w:hint="eastAsia"/>
+        </w:rPr>
+        <w:t xml:space="preserve">：用旧五维平均</w:t>
+      </w:r>
+      <w:r>
+        <w:t xml:space="preserve"> R² </w:t>
+      </w:r>
+      <w:r>
+        <w:rPr>
+          <w:rFonts w:hint="eastAsia"/>
+        </w:rPr>
+        <w:t xml:space="preserve">看，MoNuSeg</w:t>
+      </w:r>
+      <w:r>
+        <w:t xml:space="preserve"> </w:t>
+      </w:r>
+      <w:r>
+        <w:rPr>
+          <w:rFonts w:hint="eastAsia"/>
+        </w:rPr>
+        <w:t xml:space="preserve">和</w:t>
+      </w:r>
+      <w:r>
+        <w:t xml:space="preserve"> PanNuke </w:t>
+      </w:r>
+      <w:r>
+        <w:rPr>
+          <w:rFonts w:hint="eastAsia"/>
+        </w:rPr>
+        <w:t xml:space="preserve">都是负的（PanNuke</w:t>
+      </w:r>
+      <w:r>
+        <w:t xml:space="preserve"> </w:t>
+      </w:r>
+      <w:r>
+        <w:rPr>
+          <w:rFonts w:hint="eastAsia"/>
+        </w:rPr>
+        <w:t xml:space="preserve">−6.16，MoNuSeg</w:t>
+      </w:r>
+      <w:r>
+        <w:t xml:space="preserve"> </w:t>
+      </w:r>
+      <w:r>
+        <w:rPr>
+          <w:rFonts w:hint="eastAsia"/>
+        </w:rPr>
+        <w:t xml:space="preserve">−44.8/−22.1/−38.7），合成上的</w:t>
+      </w:r>
+      <w:r>
+        <w:t xml:space="preserve"> 0.315/0.411 </w:t>
+      </w:r>
+      <w:r>
+        <w:rPr>
+          <w:rFonts w:hint="eastAsia"/>
+        </w:rPr>
+        <w:t xml:space="preserve">没有复现。</w:t>
+      </w:r>
+      <w:r>
+        <w:rPr>
+          <w:rFonts w:hint="eastAsia"/>
+          <w:b/>
+          <w:bCs/>
+        </w:rPr>
+        <w:t xml:space="preserve">但该均值由零膨胀、方差极小的</w:t>
+      </w:r>
+      <w:r>
+        <w:rPr>
+          <w:b/>
+          <w:bCs/>
+        </w:rPr>
+        <w:t xml:space="preserve"> </w:t>
+      </w:r>
+      <w:r>
+        <w:rPr>
+          <w:rStyle w:val="VerbatimChar"/>
+          <w:b/>
+          <w:bCs/>
+        </w:rPr>
+        <w:t xml:space="preserve">hole_area_frac</w:t>
+      </w:r>
+      <w:r>
+        <w:rPr>
+          <w:b/>
+          <w:bCs/>
+        </w:rPr>
+        <w:t xml:space="preserve"> </w:t>
+      </w:r>
+      <w:r>
+        <w:rPr>
+          <w:rFonts w:hint="eastAsia"/>
+          <w:b/>
+          <w:bCs/>
+        </w:rPr>
+        <w:t xml:space="preserve">单维支配</w:t>
+      </w:r>
+      <w:r>
+        <w:rPr>
+          <w:rFonts w:hint="eastAsia"/>
+        </w:rPr>
+        <w:t xml:space="preserve">；用训练均值基线重算后，PanNuke</w:t>
+      </w:r>
+      <w:r>
+        <w:t xml:space="preserve"> </w:t>
+      </w:r>
+      <w:r>
+        <w:rPr>
+          <w:rFonts w:hint="eastAsia"/>
+        </w:rPr>
+        <w:t xml:space="preserve">非退化维</w:t>
+      </w:r>
+      <w:r>
+        <w:t xml:space="preserve"> mean R² </w:t>
+      </w:r>
+      <w:r>
+        <w:rPr>
+          <w:rFonts w:hint="eastAsia"/>
+        </w:rPr>
+        <w:t xml:space="preserve">+0.13、全维/非退化</w:t>
+      </w:r>
+      <w:r>
+        <w:t xml:space="preserve"> Spearman </w:t>
+      </w:r>
+      <w:r>
+        <w:rPr>
+          <w:rFonts w:hint="eastAsia"/>
+        </w:rPr>
+        <w:t xml:space="preserve">0.30/0.47（</w:t>
+      </w:r>
+      <w:r>
+        <w:rPr>
+          <w:rStyle w:val="VerbatimChar"/>
+        </w:rPr>
+        <w:t xml:space="preserve">h0_sum</w:t>
+      </w:r>
+      <w:r>
+        <w:t xml:space="preserve"> </w:t>
+      </w:r>
+      <w:r>
+        <w:t xml:space="preserve">R² +0.52、ρ </w:t>
+      </w:r>
+      <w:r>
+        <w:rPr>
+          <w:rFonts w:hint="eastAsia"/>
+        </w:rPr>
+        <w:t xml:space="preserve">0.71），MoNuSeg</w:t>
+      </w:r>
+      <w:r>
+        <w:t xml:space="preserve"> </w:t>
+      </w:r>
+      <w:r>
+        <w:rPr>
+          <w:rFonts w:hint="eastAsia"/>
+        </w:rPr>
+        <w:t xml:space="preserve">非退化维</w:t>
+      </w:r>
+      <w:r>
+        <w:t xml:space="preserve"> mean R² </w:t>
+      </w:r>
+      <w:r>
+        <w:rPr>
+          <w:rFonts w:hint="eastAsia"/>
+        </w:rPr>
+        <w:t xml:space="preserve">−0.11/−0.04/−0.03、非退化维</w:t>
+      </w:r>
+      <w:r>
+        <w:t xml:space="preserve"> Spearman </w:t>
+      </w:r>
+      <w:r>
+        <w:rPr>
+          <w:rFonts w:hint="eastAsia"/>
+        </w:rPr>
+        <w:t xml:space="preserve">0.33–0.47（全维均值</w:t>
+      </w:r>
+      <w:r>
+        <w:t xml:space="preserve"> </w:t>
+      </w:r>
+      <w:r>
+        <w:rPr>
+          <w:rFonts w:hint="eastAsia"/>
+        </w:rPr>
+        <w:t xml:space="preserve">0.15–0.23，被</w:t>
+      </w:r>
+      <w:r>
+        <w:t xml:space="preserve"> lumen </w:t>
+      </w:r>
+      <w:r>
+        <w:rPr>
+          <w:rFonts w:hint="eastAsia"/>
+        </w:rPr>
+        <w:t xml:space="preserve">维拖低）。正确表述是：</w:t>
+      </w:r>
+      <w:r>
+        <w:rPr>
+          <w:b/>
+          <w:bCs/>
+        </w:rPr>
+        <w:t xml:space="preserve">head </w:t>
+      </w:r>
+      <w:r>
+        <w:rPr>
+          <w:rFonts w:hint="eastAsia"/>
+          <w:b/>
+          <w:bCs/>
+        </w:rPr>
+        <w:t xml:space="preserve">在部分</w:t>
+      </w:r>
+      <w:r>
+        <w:rPr>
+          <w:b/>
+          <w:bCs/>
+        </w:rPr>
+        <w:t xml:space="preserve"> topology </w:t>
+      </w:r>
+      <w:r>
+        <w:rPr>
+          <w:rFonts w:hint="eastAsia"/>
+          <w:b/>
+          <w:bCs/>
+        </w:rPr>
+        <w:t xml:space="preserve">维上有弱信号，在</w:t>
+      </w:r>
+      <w:r>
+        <w:rPr>
+          <w:b/>
+          <w:bCs/>
+        </w:rPr>
+        <w:t xml:space="preserve"> </w:t>
+      </w:r>
+      <w:r>
+        <w:rPr>
+          <w:rStyle w:val="VerbatimChar"/>
+          <w:b/>
+          <w:bCs/>
+        </w:rPr>
+        <w:t xml:space="preserve">hole_area_frac</w:t>
+      </w:r>
+      <w:r>
+        <w:rPr>
+          <w:b/>
+          <w:bCs/>
+        </w:rPr>
+        <w:t xml:space="preserve"> </w:t>
+      </w:r>
+      <w:r>
+        <w:rPr>
+          <w:rFonts w:hint="eastAsia"/>
+          <w:b/>
+          <w:bCs/>
+        </w:rPr>
+        <w:t xml:space="preserve">上失败；不能再说“结构头完全失败”。</w:t>
       </w:r>
     </w:p>
     <w:p>
@@ -11008,75 +11769,56 @@
       </w:pPr>
       <w:r>
         <w:rPr>
-          <w:b/>
-          <w:bCs/>
-        </w:rPr>
-        <w:t xml:space="preserve">LM </w:t>
-      </w:r>
-      <w:r>
-        <w:rPr>
-          <w:rFonts w:hint="eastAsia"/>
-          <w:b/>
-          <w:bCs/>
-        </w:rPr>
-        <w:t xml:space="preserve">的</w:t>
-      </w:r>
-      <w:r>
-        <w:rPr>
-          <w:b/>
-          <w:bCs/>
-        </w:rPr>
-        <w:t xml:space="preserve"> yes/no </w:t>
-      </w:r>
-      <w:r>
-        <w:rPr>
-          <w:rFonts w:hint="eastAsia"/>
-          <w:b/>
-          <w:bCs/>
-        </w:rPr>
-        <w:t xml:space="preserve">读出</w:t>
-      </w:r>
-      <w:r>
-        <w:rPr>
-          <w:rFonts w:hint="eastAsia"/>
-        </w:rPr>
-        <w:t xml:space="preserve">：严格</w:t>
-      </w:r>
-      <w:r>
-        <w:t xml:space="preserve"> 384/1024 </w:t>
-      </w:r>
-      <w:r>
-        <w:rPr>
-          <w:rFonts w:hint="eastAsia"/>
-        </w:rPr>
-        <w:t xml:space="preserve">的</w:t>
-      </w:r>
-      <w:r>
-        <w:t xml:space="preserve"> LM </w:t>
-      </w:r>
-      <w:r>
-        <w:rPr>
-          <w:rFonts w:hint="eastAsia"/>
-        </w:rPr>
-        <w:t xml:space="preserve">只有</w:t>
-      </w:r>
-      <w:r>
-        <w:t xml:space="preserve"> </w:t>
-      </w:r>
-      <w:r>
-        <w:rPr>
-          <w:rFonts w:hint="eastAsia"/>
-        </w:rPr>
-        <w:t xml:space="preserve">0.500/0.534；模块能学的，LM</w:t>
-      </w:r>
-      <w:r>
-        <w:t xml:space="preserve"> </w:t>
-      </w:r>
-      <w:r>
-        <w:rPr>
-          <w:rFonts w:hint="eastAsia"/>
-        </w:rPr>
-        <w:t xml:space="preserve">生成不出来。</w:t>
+          <w:rFonts w:hint="eastAsia"/>
+          <w:b/>
+          <w:bCs/>
+        </w:rPr>
+        <w:t xml:space="preserve">辅助监督的下游迁移</w:t>
+      </w:r>
+      <w:r>
+        <w:rPr>
+          <w:rFonts w:hint="eastAsia"/>
+        </w:rPr>
+        <w:t xml:space="preserve">：P2</w:t>
+      </w:r>
+      <w:r>
+        <w:t xml:space="preserve"> </w:t>
+      </w:r>
+      <w:r>
+        <w:rPr>
+          <w:rFonts w:hint="eastAsia"/>
+        </w:rPr>
+        <w:t xml:space="preserve">合成到天花板；真实下游还没跑；同任务</w:t>
+      </w:r>
+      <w:r>
+        <w:t xml:space="preserve"> aux </w:t>
+      </w:r>
+      <w:r>
+        <w:rPr>
+          <w:rFonts w:hint="eastAsia"/>
+        </w:rPr>
+        <w:t xml:space="preserve">只</w:t>
+      </w:r>
+      <w:r>
+        <w:t xml:space="preserve"> +3.0 pt </w:t>
+      </w:r>
+      <w:r>
+        <w:rPr>
+          <w:rFonts w:hint="eastAsia"/>
+        </w:rPr>
+        <w:t xml:space="preserve">且</w:t>
+      </w:r>
+      <w:r>
+        <w:t xml:space="preserve"> CI </w:t>
+      </w:r>
+      <w:r>
+        <w:rPr>
+          <w:rFonts w:hint="eastAsia"/>
+        </w:rPr>
+        <w:t xml:space="preserve">跨</w:t>
+      </w:r>
+      <w:r>
+        <w:t xml:space="preserve"> 0。</w:t>
       </w:r>
     </w:p>
     <w:p>
@@ -11089,44 +11831,135 @@
       </w:pPr>
       <w:r>
         <w:rPr>
-          <w:rFonts w:hint="eastAsia"/>
-          <w:b/>
-          <w:bCs/>
-        </w:rPr>
-        <w:t xml:space="preserve">临床/病理结论</w:t>
-      </w:r>
-      <w:r>
-        <w:rPr>
-          <w:rFonts w:hint="eastAsia"/>
-        </w:rPr>
-        <w:t xml:space="preserve">：数据规模小、MoNuSeg</w:t>
-      </w:r>
-      <w:r>
-        <w:t xml:space="preserve"> test 14 </w:t>
-      </w:r>
-      <w:r>
-        <w:rPr>
-          <w:rFonts w:hint="eastAsia"/>
-        </w:rPr>
-        <w:t xml:space="preserve">患者、PanNuke</w:t>
-      </w:r>
-      <w:r>
-        <w:t xml:space="preserve"> 4 </w:t>
-      </w:r>
-      <w:r>
-        <w:rPr>
-          <w:rFonts w:hint="eastAsia"/>
-        </w:rPr>
-        <w:t xml:space="preserve">个</w:t>
-      </w:r>
-      <w:r>
-        <w:t xml:space="preserve"> hold-out </w:t>
-      </w:r>
-      <w:r>
-        <w:rPr>
-          <w:rFonts w:hint="eastAsia"/>
-        </w:rPr>
-        <w:t xml:space="preserve">组织；不能做诊断声明。</w:t>
+          <w:b/>
+          <w:bCs/>
+        </w:rPr>
+        <w:t xml:space="preserve">LM </w:t>
+      </w:r>
+      <w:r>
+        <w:rPr>
+          <w:rFonts w:hint="eastAsia"/>
+          <w:b/>
+          <w:bCs/>
+        </w:rPr>
+        <w:t xml:space="preserve">的</w:t>
+      </w:r>
+      <w:r>
+        <w:rPr>
+          <w:b/>
+          <w:bCs/>
+        </w:rPr>
+        <w:t xml:space="preserve"> yes/no </w:t>
+      </w:r>
+      <w:r>
+        <w:rPr>
+          <w:rFonts w:hint="eastAsia"/>
+          <w:b/>
+          <w:bCs/>
+        </w:rPr>
+        <w:t xml:space="preserve">读出</w:t>
+      </w:r>
+      <w:r>
+        <w:rPr>
+          <w:rFonts w:hint="eastAsia"/>
+        </w:rPr>
+        <w:t xml:space="preserve">：严格</w:t>
+      </w:r>
+      <w:r>
+        <w:t xml:space="preserve"> 384/1024 </w:t>
+      </w:r>
+      <w:r>
+        <w:rPr>
+          <w:rFonts w:hint="eastAsia"/>
+        </w:rPr>
+        <w:t xml:space="preserve">的</w:t>
+      </w:r>
+      <w:r>
+        <w:t xml:space="preserve"> LM </w:t>
+      </w:r>
+      <w:r>
+        <w:rPr>
+          <w:rFonts w:hint="eastAsia"/>
+        </w:rPr>
+        <w:t xml:space="preserve">只有</w:t>
+      </w:r>
+      <w:r>
+        <w:t xml:space="preserve"> </w:t>
+      </w:r>
+      <w:r>
+        <w:rPr>
+          <w:rFonts w:hint="eastAsia"/>
+        </w:rPr>
+        <w:t xml:space="preserve">0.500/0.534。但训练</w:t>
+      </w:r>
+      <w:r>
+        <w:t xml:space="preserve"> cf loss </w:t>
+      </w:r>
+      <w:r>
+        <w:rPr>
+          <w:rFonts w:hint="eastAsia"/>
+        </w:rPr>
+        <w:t xml:space="preserve">能降到</w:t>
+      </w:r>
+      <w:r>
+        <w:t xml:space="preserve"> </w:t>
+      </w:r>
+      <w:r>
+        <w:rPr>
+          <w:rFonts w:hint="eastAsia"/>
+        </w:rPr>
+        <w:t xml:space="preserve">0.004–0.048（训练集已记住），同样的表征喂给头能到</w:t>
+      </w:r>
+      <w:r>
+        <w:t xml:space="preserve"> </w:t>
+      </w:r>
+      <w:r>
+        <w:rPr>
+          <w:rFonts w:hint="eastAsia"/>
+        </w:rPr>
+        <w:t xml:space="preserve">0.61——所以这是</w:t>
+      </w:r>
+      <w:r>
+        <w:t xml:space="preserve"> </w:t>
+      </w:r>
+      <w:r>
+        <w:rPr>
+          <w:b/>
+          <w:bCs/>
+        </w:rPr>
+        <w:t xml:space="preserve">226 </w:t>
+      </w:r>
+      <w:r>
+        <w:rPr>
+          <w:rFonts w:hint="eastAsia"/>
+          <w:b/>
+          <w:bCs/>
+        </w:rPr>
+        <w:t xml:space="preserve">条训练样本不足以泛化</w:t>
+      </w:r>
+      <w:r>
+        <w:rPr>
+          <w:rFonts w:hint="eastAsia"/>
+        </w:rPr>
+        <w:t xml:space="preserve">，不是“LM</w:t>
+      </w:r>
+      <w:r>
+        <w:t xml:space="preserve"> </w:t>
+      </w:r>
+      <w:r>
+        <w:rPr>
+          <w:rFonts w:hint="eastAsia"/>
+        </w:rPr>
+        <w:t xml:space="preserve">读不出表征”。下一步应加数据/加约束，而不是先改</w:t>
+      </w:r>
+      <w:r>
+        <w:t xml:space="preserve"> LM </w:t>
+      </w:r>
+      <w:r>
+        <w:rPr>
+          <w:rFonts w:hint="eastAsia"/>
+        </w:rPr>
+        <w:t xml:space="preserve">架构。</w:t>
       </w:r>
     </w:p>
     <w:p>
@@ -11143,6 +11976,56 @@
           <w:b/>
           <w:bCs/>
         </w:rPr>
+        <w:t xml:space="preserve">临床/病理结论</w:t>
+      </w:r>
+      <w:r>
+        <w:rPr>
+          <w:rFonts w:hint="eastAsia"/>
+        </w:rPr>
+        <w:t xml:space="preserve">：数据规模小、MoNuSeg</w:t>
+      </w:r>
+      <w:r>
+        <w:t xml:space="preserve"> test 14 </w:t>
+      </w:r>
+      <w:r>
+        <w:rPr>
+          <w:rFonts w:hint="eastAsia"/>
+        </w:rPr>
+        <w:t xml:space="preserve">患者、PanNuke</w:t>
+      </w:r>
+      <w:r>
+        <w:t xml:space="preserve"> 4 </w:t>
+      </w:r>
+      <w:r>
+        <w:rPr>
+          <w:rFonts w:hint="eastAsia"/>
+        </w:rPr>
+        <w:t xml:space="preserve">个</w:t>
+      </w:r>
+      <w:r>
+        <w:t xml:space="preserve"> hold-out </w:t>
+      </w:r>
+      <w:r>
+        <w:rPr>
+          <w:rFonts w:hint="eastAsia"/>
+        </w:rPr>
+        <w:t xml:space="preserve">组织；不能做诊断声明。</w:t>
+      </w:r>
+    </w:p>
+    <w:p>
+      <w:pPr>
+        <w:pStyle w:val="Compact"/>
+        <w:numPr>
+          <w:ilvl w:val="0"/>
+          <w:numId w:val="1015"/>
+        </w:numPr>
+      </w:pPr>
+      <w:r>
+        <w:rPr>
+          <w:rFonts w:hint="eastAsia"/>
+          <w:b/>
+          <w:bCs/>
+        </w:rPr>
         <w:t xml:space="preserve">加长训练或去掉</w:t>
       </w:r>
       <w:r>
@@ -11200,7 +12083,25 @@
         <w:rPr>
           <w:rFonts w:hint="eastAsia"/>
         </w:rPr>
-        <w:t xml:space="preserve">仍负；方向应转向数据规模与目标定义。</w:t>
+        <w:t xml:space="preserve">仍负（且该负值主要由</w:t>
+      </w:r>
+      <w:r>
+        <w:t xml:space="preserve"> </w:t>
+      </w:r>
+      <w:r>
+        <w:rPr>
+          <w:rStyle w:val="VerbatimChar"/>
+        </w:rPr>
+        <w:t xml:space="preserve">hole_area_frac</w:t>
+      </w:r>
+      <w:r>
+        <w:t xml:space="preserve"> </w:t>
+      </w:r>
+      <w:r>
+        <w:rPr>
+          <w:rFonts w:hint="eastAsia"/>
+        </w:rPr>
+        <w:t xml:space="preserve">驱动）；方向应转向数据规模与目标定义。</w:t>
       </w:r>
     </w:p>
     <w:p>
@@ -11241,40 +12142,133 @@
           <w:b/>
           <w:bCs/>
         </w:rPr>
-        <w:t xml:space="preserve">扩真实数据/重定义任务</w:t>
-      </w:r>
-      <w:r>
-        <w:rPr>
-          <w:rFonts w:hint="eastAsia"/>
-        </w:rPr>
-        <w:t xml:space="preserve">：PanNuke</w:t>
-      </w:r>
-      <w:r>
-        <w:t xml:space="preserve"> 600 </w:t>
-      </w:r>
-      <w:r>
-        <w:rPr>
-          <w:rFonts w:hint="eastAsia"/>
-        </w:rPr>
-        <w:t xml:space="preserve">步已试，收益仅</w:t>
-      </w:r>
-      <w:r>
-        <w:t xml:space="preserve"> +1.2 </w:t>
-      </w:r>
-      <w:r>
-        <w:rPr>
-          <w:rFonts w:hint="eastAsia"/>
-        </w:rPr>
-        <w:t xml:space="preserve">pt；下一步增加</w:t>
-      </w:r>
-      <w:r>
-        <w:t xml:space="preserve"> </w:t>
-      </w:r>
-      <w:r>
-        <w:rPr>
-          <w:rFonts w:hint="eastAsia"/>
-        </w:rPr>
-        <w:t xml:space="preserve">patch/患者数，并重做</w:t>
+        <w:t xml:space="preserve">先跑错框对照（已有脚本/数据）</w:t>
+      </w:r>
+      <w:r>
+        <w:rPr>
+          <w:rFonts w:hint="eastAsia"/>
+        </w:rPr>
+        <w:t xml:space="preserve">：</w:t>
+      </w:r>
+      <w:r>
+        <w:rPr>
+          <w:rStyle w:val="VerbatimChar"/>
+        </w:rPr>
+        <w:t xml:space="preserve">data/real/monuseg_test/cf_bal_wrongbox.jsonl</w:t>
+      </w:r>
+      <w:r>
+        <w:t xml:space="preserve"> </w:t>
+      </w:r>
+      <w:r>
+        <w:rPr>
+          <w:rFonts w:hint="eastAsia"/>
+        </w:rPr>
+        <w:t xml:space="preserve">已生成</w:t>
+      </w:r>
+      <w:r>
+        <w:t xml:space="preserve"> 50 </w:t>
+      </w:r>
+      <w:r>
+        <w:rPr>
+          <w:rFonts w:hint="eastAsia"/>
+        </w:rPr>
+        <w:t xml:space="preserve">条“挪框后真值</w:t>
+      </w:r>
+      <w:r>
+        <w:t xml:space="preserve"> </w:t>
+      </w:r>
+      <w:r>
+        <w:rPr>
+          <w:rFonts w:hint="eastAsia"/>
+        </w:rPr>
+        <w:t xml:space="preserve">no”样本；用现有</w:t>
+      </w:r>
+      <w:r>
+        <w:t xml:space="preserve"> topo adapter </w:t>
+      </w:r>
+      <w:r>
+        <w:rPr>
+          <w:rFonts w:hint="eastAsia"/>
+        </w:rPr>
+        <w:t xml:space="preserve">跑</w:t>
+      </w:r>
+      <w:r>
+        <w:t xml:space="preserve"> </w:t>
+      </w:r>
+      <w:r>
+        <w:rPr>
+          <w:rStyle w:val="VerbatimChar"/>
+        </w:rPr>
+        <w:t xml:space="preserve">eval_heads.py</w:t>
+      </w:r>
+      <w:r>
+        <w:rPr>
+          <w:rFonts w:hint="eastAsia"/>
+        </w:rPr>
+        <w:t xml:space="preserve">，再跑</w:t>
+      </w:r>
+      <w:r>
+        <w:t xml:space="preserve"> </w:t>
+      </w:r>
+      <w:r>
+        <w:rPr>
+          <w:rStyle w:val="VerbatimChar"/>
+        </w:rPr>
+        <w:t xml:space="preserve">analyze_wrongbox.py</w:t>
+      </w:r>
+      <w:r>
+        <w:rPr>
+          <w:rFonts w:hint="eastAsia"/>
+        </w:rPr>
+        <w:t xml:space="preserve">，看</w:t>
+      </w:r>
+      <w:r>
+        <w:t xml:space="preserve"> </w:t>
+      </w:r>
+      <w:r>
+        <w:rPr>
+          <w:rStyle w:val="VerbatimChar"/>
+        </w:rPr>
+        <w:t xml:space="preserve">wrongbox_yes_rate</w:t>
+      </w:r>
+      <w:r>
+        <w:rPr>
+          <w:rFonts w:hint="eastAsia"/>
+        </w:rPr>
+        <w:t xml:space="preserve">（捷径率）和</w:t>
+      </w:r>
+      <w:r>
+        <w:t xml:space="preserve"> </w:t>
+      </w:r>
+      <w:r>
+        <w:rPr>
+          <w:rStyle w:val="VerbatimChar"/>
+        </w:rPr>
+        <w:t xml:space="preserve">flip_no_rate</w:t>
+      </w:r>
+      <w:r>
+        <w:rPr>
+          <w:rFonts w:hint="eastAsia"/>
+        </w:rPr>
+        <w:t xml:space="preserve">（正确翻</w:t>
+      </w:r>
+      <w:r>
+        <w:t xml:space="preserve"> no </w:t>
+      </w:r>
+      <w:r>
+        <w:rPr>
+          <w:rFonts w:hint="eastAsia"/>
+        </w:rPr>
+        <w:t xml:space="preserve">的比例）。这比再加一个训练</w:t>
+      </w:r>
+      <w:r>
+        <w:t xml:space="preserve"> seed </w:t>
+      </w:r>
+      <w:r>
+        <w:rPr>
+          <w:rFonts w:hint="eastAsia"/>
+        </w:rPr>
+        <w:t xml:space="preserve">更能判断</w:t>
       </w:r>
       <w:r>
         <w:t xml:space="preserve"> cf </w:t>
@@ -11283,28 +12277,16 @@
         <w:rPr>
           <w:rFonts w:hint="eastAsia"/>
         </w:rPr>
-        <w:t xml:space="preserve">任务难度（translate/collapse</w:t>
-      </w:r>
-      <w:r>
-        <w:t xml:space="preserve"> </w:t>
-      </w:r>
-      <w:r>
-        <w:rPr>
-          <w:rFonts w:hint="eastAsia"/>
-        </w:rPr>
-        <w:t xml:space="preserve">尤其弱）。所有结果报告</w:t>
-      </w:r>
-      <w:r>
-        <w:t xml:space="preserve"> patient/tissue </w:t>
-      </w:r>
-      <w:r>
-        <w:rPr>
-          <w:rFonts w:hint="eastAsia"/>
-        </w:rPr>
-        <w:t xml:space="preserve">级</w:t>
-      </w:r>
-      <w:r>
-        <w:t xml:space="preserve"> CI。</w:t>
+        <w:t xml:space="preserve">头的</w:t>
+      </w:r>
+      <w:r>
+        <w:t xml:space="preserve"> 0.60 </w:t>
+      </w:r>
+      <w:r>
+        <w:rPr>
+          <w:rFonts w:hint="eastAsia"/>
+        </w:rPr>
+        <w:t xml:space="preserve">是不是在看局部。</w:t>
       </w:r>
     </w:p>
     <w:p>
@@ -11336,7 +12318,7 @@
         <w:rPr>
           <w:rFonts w:hint="eastAsia"/>
         </w:rPr>
-        <w:t xml:space="preserve">已证明不是主因；针对</w:t>
+        <w:t xml:space="preserve">已证明不是主因；对零膨胀的</w:t>
       </w:r>
       <w:r>
         <w:t xml:space="preserve"> </w:t>
@@ -11348,49 +12330,124 @@
         <w:t xml:space="preserve">hole_area_frac</w:t>
       </w:r>
       <w:r>
-        <w:t xml:space="preserve"> </w:t>
-      </w:r>
-      <w:r>
-        <w:rPr>
-          <w:rFonts w:hint="eastAsia"/>
-        </w:rPr>
-        <w:t xml:space="preserve">的数值不稳定（大量</w:t>
-      </w:r>
-      <w:r>
-        <w:t xml:space="preserve"> 0 / </w:t>
-      </w:r>
-      <w:r>
-        <w:rPr>
-          <w:rFonts w:hint="eastAsia"/>
-        </w:rPr>
-        <w:t xml:space="preserve">尖峰）改用</w:t>
-      </w:r>
-      <w:r>
-        <w:t xml:space="preserve"> </w:t>
-      </w:r>
-      <w:r>
-        <w:rPr>
-          <w:rFonts w:hint="eastAsia"/>
-        </w:rPr>
-        <w:t xml:space="preserve">clip/rank/分位数或分解目标，并报告逐维</w:t>
-      </w:r>
-      <w:r>
-        <w:t xml:space="preserve"> </w:t>
-      </w:r>
-      <w:r>
-        <w:rPr>
-          <w:rFonts w:hint="eastAsia"/>
-        </w:rPr>
-        <w:t xml:space="preserve">R²，而不是只看</w:t>
-      </w:r>
-      <w:r>
-        <w:t xml:space="preserve"> 5 </w:t>
-      </w:r>
-      <w:r>
-        <w:rPr>
-          <w:rFonts w:hint="eastAsia"/>
-        </w:rPr>
-        <w:t xml:space="preserve">维均值。</w:t>
+        <w:t xml:space="preserve">/H1 </w:t>
+      </w:r>
+      <w:r>
+        <w:rPr>
+          <w:rFonts w:hint="eastAsia"/>
+        </w:rPr>
+        <w:t xml:space="preserve">用</w:t>
+      </w:r>
+      <w:r>
+        <w:t xml:space="preserve"> </w:t>
+      </w:r>
+      <w:r>
+        <w:rPr>
+          <w:b/>
+          <w:bCs/>
+        </w:rPr>
+        <w:t xml:space="preserve">hurdle </w:t>
+      </w:r>
+      <w:r>
+        <w:rPr>
+          <w:rFonts w:hint="eastAsia"/>
+          <w:b/>
+          <w:bCs/>
+        </w:rPr>
+        <w:t xml:space="preserve">分解</w:t>
+      </w:r>
+      <w:r>
+        <w:rPr>
+          <w:rFonts w:hint="eastAsia"/>
+        </w:rPr>
+        <w:t xml:space="preserve">（presence</w:t>
+      </w:r>
+      <w:r>
+        <w:t xml:space="preserve"> BCE + </w:t>
+      </w:r>
+      <w:r>
+        <w:rPr>
+          <w:rFonts w:hint="eastAsia"/>
+        </w:rPr>
+        <w:t xml:space="preserve">正样本</w:t>
+      </w:r>
+      <w:r>
+        <w:t xml:space="preserve"> </w:t>
+      </w:r>
+      <w:r>
+        <w:rPr>
+          <w:rFonts w:hint="eastAsia"/>
+        </w:rPr>
+        <w:t xml:space="preserve">Huber）或</w:t>
+      </w:r>
+      <w:r>
+        <w:t xml:space="preserve"> TopoSlide </w:t>
+      </w:r>
+      <w:r>
+        <w:rPr>
+          <w:rFonts w:hint="eastAsia"/>
+        </w:rPr>
+        <w:t xml:space="preserve">式</w:t>
+      </w:r>
+      <w:r>
+        <w:t xml:space="preserve"> </w:t>
+      </w:r>
+      <w:r>
+        <w:rPr>
+          <w:rFonts w:hint="eastAsia"/>
+          <w:b/>
+          <w:bCs/>
+        </w:rPr>
+        <w:t xml:space="preserve">持久性直方图</w:t>
+      </w:r>
+      <w:r>
+        <w:rPr>
+          <w:b/>
+          <w:bCs/>
+        </w:rPr>
+        <w:t xml:space="preserve"> + CDF + </w:t>
+      </w:r>
+      <w:r>
+        <w:rPr>
+          <w:rFonts w:hint="eastAsia"/>
+          <w:b/>
+          <w:bCs/>
+        </w:rPr>
+        <w:t xml:space="preserve">分零/非零</w:t>
+      </w:r>
+      <w:r>
+        <w:rPr>
+          <w:b/>
+          <w:bCs/>
+        </w:rPr>
+        <w:t xml:space="preserve"> loss</w:t>
+      </w:r>
+      <w:r>
+        <w:rPr>
+          <w:rFonts w:hint="eastAsia"/>
+        </w:rPr>
+        <w:t xml:space="preserve">；报告</w:t>
+      </w:r>
+      <w:r>
+        <w:t xml:space="preserve"> presence </w:t>
+      </w:r>
+      <w:r>
+        <w:rPr>
+          <w:rFonts w:hint="eastAsia"/>
+        </w:rPr>
+        <w:t xml:space="preserve">AUC、正样本</w:t>
+      </w:r>
+      <w:r>
+        <w:t xml:space="preserve"> </w:t>
+      </w:r>
+      <w:r>
+        <w:rPr>
+          <w:rFonts w:hint="eastAsia"/>
+        </w:rPr>
+        <w:t xml:space="preserve">MAE/Spearman，而不是只看五维平均</w:t>
+      </w:r>
+      <w:r>
+        <w:t xml:space="preserve"> R²。</w:t>
       </w:r>
     </w:p>
     <w:p>
@@ -11403,53 +12460,135 @@
       </w:pPr>
       <w:r>
         <w:rPr>
-          <w:rFonts w:hint="eastAsia"/>
-          <w:b/>
-          <w:bCs/>
-        </w:rPr>
-        <w:t xml:space="preserve">提高局部有效分辨率</w:t>
-      </w:r>
-      <w:r>
-        <w:rPr>
-          <w:rFonts w:hint="eastAsia"/>
-        </w:rPr>
-        <w:t xml:space="preserve">：local</w:t>
-      </w:r>
-      <w:r>
-        <w:t xml:space="preserve"> crop / </w:t>
-      </w:r>
-      <w:r>
-        <w:rPr>
-          <w:rFonts w:hint="eastAsia"/>
-        </w:rPr>
-        <w:t xml:space="preserve">更高</w:t>
-      </w:r>
-      <w:r>
-        <w:t xml:space="preserve"> </w:t>
-      </w:r>
-      <w:r>
-        <w:rPr>
-          <w:rFonts w:hint="eastAsia"/>
-        </w:rPr>
-        <w:t xml:space="preserve">tokens；translate/collapse</w:t>
-      </w:r>
-      <w:r>
-        <w:t xml:space="preserve"> </w:t>
-      </w:r>
-      <w:r>
-        <w:rPr>
-          <w:rFonts w:hint="eastAsia"/>
-        </w:rPr>
-        <w:t xml:space="preserve">是弱项；当前</w:t>
-      </w:r>
-      <w:r>
-        <w:t xml:space="preserve"> full-ROI 1024 </w:t>
-      </w:r>
-      <w:r>
-        <w:rPr>
-          <w:rFonts w:hint="eastAsia"/>
-        </w:rPr>
-        <w:t xml:space="preserve">仍可能不够。</w:t>
+          <w:b/>
+          <w:bCs/>
+        </w:rPr>
+        <w:t xml:space="preserve">P2 </w:t>
+      </w:r>
+      <w:r>
+        <w:rPr>
+          <w:rFonts w:hint="eastAsia"/>
+          <w:b/>
+          <w:bCs/>
+        </w:rPr>
+        <w:t xml:space="preserve">用真实下游标签</w:t>
+      </w:r>
+      <w:r>
+        <w:rPr>
+          <w:rFonts w:hint="eastAsia"/>
+        </w:rPr>
+        <w:t xml:space="preserve">：DHMC</w:t>
+      </w:r>
+      <w:r>
+        <w:t xml:space="preserve"> </w:t>
+      </w:r>
+      <w:r>
+        <w:rPr>
+          <w:rFonts w:hint="eastAsia"/>
+        </w:rPr>
+        <w:t xml:space="preserve">生长模式（143</w:t>
+      </w:r>
+      <w:r>
+        <w:t xml:space="preserve"> </w:t>
+      </w:r>
+      <w:r>
+        <w:rPr>
+          <w:rFonts w:hint="eastAsia"/>
+        </w:rPr>
+        <w:t xml:space="preserve">WSI，5</w:t>
+      </w:r>
+      <w:r>
+        <w:t xml:space="preserve"> </w:t>
+      </w:r>
+      <w:r>
+        <w:rPr>
+          <w:rFonts w:hint="eastAsia"/>
+        </w:rPr>
+        <w:t xml:space="preserve">类）patch</w:t>
+      </w:r>
+      <w:r>
+        <w:t xml:space="preserve"> </w:t>
+      </w:r>
+      <w:r>
+        <w:rPr>
+          <w:rFonts w:hint="eastAsia"/>
+        </w:rPr>
+        <w:t xml:space="preserve">采样</w:t>
+      </w:r>
+      <w:r>
+        <w:t xml:space="preserve"> + </w:t>
+      </w:r>
+      <w:r>
+        <w:rPr>
+          <w:rFonts w:hint="eastAsia"/>
+        </w:rPr>
+        <w:t xml:space="preserve">多数投票/MIL；先跑</w:t>
+      </w:r>
+      <w:r>
+        <w:t xml:space="preserve"> </w:t>
+      </w:r>
+      <w:r>
+        <w:rPr>
+          <w:rFonts w:hint="eastAsia"/>
+        </w:rPr>
+        <w:t xml:space="preserve">A0（no-aux）vs</w:t>
+      </w:r>
+      <w:r>
+        <w:t xml:space="preserve"> </w:t>
+      </w:r>
+      <w:r>
+        <w:rPr>
+          <w:rFonts w:hint="eastAsia"/>
+        </w:rPr>
+        <w:t xml:space="preserve">A1（structure-on-growth），目标方向性</w:t>
+      </w:r>
+      <w:r>
+        <w:t xml:space="preserve"> +2 </w:t>
+      </w:r>
+      <w:r>
+        <w:rPr>
+          <w:rFonts w:hint="eastAsia"/>
+        </w:rPr>
+        <w:t xml:space="preserve">pt；注意</w:t>
+      </w:r>
+      <w:r>
+        <w:t xml:space="preserve"> 143 </w:t>
+      </w:r>
+      <w:r>
+        <w:rPr>
+          <w:rFonts w:hint="eastAsia"/>
+        </w:rPr>
+        <w:t xml:space="preserve">张</w:t>
+      </w:r>
+      <w:r>
+        <w:t xml:space="preserve"> slide </w:t>
+      </w:r>
+      <w:r>
+        <w:rPr>
+          <w:rFonts w:hint="eastAsia"/>
+        </w:rPr>
+        <w:t xml:space="preserve">对</w:t>
+      </w:r>
+      <w:r>
+        <w:t xml:space="preserve"> 2 pt </w:t>
+      </w:r>
+      <w:r>
+        <w:rPr>
+          <w:rFonts w:hint="eastAsia"/>
+        </w:rPr>
+        <w:t xml:space="preserve">功效不足，需合并罕见类或加外部数据。详见</w:t>
+      </w:r>
+      <w:r>
+        <w:t xml:space="preserve"> </w:t>
+      </w:r>
+      <w:r>
+        <w:rPr>
+          <w:rStyle w:val="VerbatimChar"/>
+        </w:rPr>
+        <w:t xml:space="preserve">docs/P2_TOPOLOGY_PLAN.md</w:t>
+      </w:r>
+      <w:r>
+        <w:t xml:space="preserve">。</w:t>
       </w:r>
     </w:p>
     <w:p>
@@ -11462,42 +12601,74 @@
       </w:pPr>
       <w:r>
         <w:rPr>
-          <w:b/>
-          <w:bCs/>
-        </w:rPr>
-        <w:t xml:space="preserve">P2 </w:t>
-      </w:r>
-      <w:r>
-        <w:rPr>
-          <w:rFonts w:hint="eastAsia"/>
-          <w:b/>
-          <w:bCs/>
-        </w:rPr>
-        <w:t xml:space="preserve">用真实下游标签</w:t>
-      </w:r>
-      <w:r>
-        <w:rPr>
-          <w:rFonts w:hint="eastAsia"/>
-        </w:rPr>
-        <w:t xml:space="preserve">：tissue/growth</w:t>
-      </w:r>
-      <w:r>
-        <w:t xml:space="preserve"> + patch-level </w:t>
-      </w:r>
-      <w:r>
-        <w:rPr>
-          <w:rFonts w:hint="eastAsia"/>
-        </w:rPr>
-        <w:t xml:space="preserve">split；LM</w:t>
-      </w:r>
-      <w:r>
-        <w:t xml:space="preserve"> </w:t>
-      </w:r>
-      <w:r>
-        <w:rPr>
-          <w:rFonts w:hint="eastAsia"/>
-        </w:rPr>
-        <w:t xml:space="preserve">读出另测。</w:t>
+          <w:rFonts w:hint="eastAsia"/>
+          <w:b/>
+          <w:bCs/>
+        </w:rPr>
+        <w:t xml:space="preserve">扩真实数据/重定义任务</w:t>
+      </w:r>
+      <w:r>
+        <w:rPr>
+          <w:rFonts w:hint="eastAsia"/>
+        </w:rPr>
+        <w:t xml:space="preserve">：PanNuke</w:t>
+      </w:r>
+      <w:r>
+        <w:t xml:space="preserve"> 600 </w:t>
+      </w:r>
+      <w:r>
+        <w:rPr>
+          <w:rFonts w:hint="eastAsia"/>
+        </w:rPr>
+        <w:t xml:space="preserve">步已试，收益仅</w:t>
+      </w:r>
+      <w:r>
+        <w:t xml:space="preserve"> +1.2 </w:t>
+      </w:r>
+      <w:r>
+        <w:rPr>
+          <w:rFonts w:hint="eastAsia"/>
+        </w:rPr>
+        <w:t xml:space="preserve">pt；下一步增加</w:t>
+      </w:r>
+      <w:r>
+        <w:t xml:space="preserve"> </w:t>
+      </w:r>
+      <w:r>
+        <w:rPr>
+          <w:rFonts w:hint="eastAsia"/>
+        </w:rPr>
+        <w:t xml:space="preserve">patch/患者数，并重做</w:t>
+      </w:r>
+      <w:r>
+        <w:t xml:space="preserve"> cf </w:t>
+      </w:r>
+      <w:r>
+        <w:rPr>
+          <w:rFonts w:hint="eastAsia"/>
+        </w:rPr>
+        <w:t xml:space="preserve">任务难度（translate/collapse</w:t>
+      </w:r>
+      <w:r>
+        <w:t xml:space="preserve"> </w:t>
+      </w:r>
+      <w:r>
+        <w:rPr>
+          <w:rFonts w:hint="eastAsia"/>
+        </w:rPr>
+        <w:t xml:space="preserve">尤其弱）。所有结果报告</w:t>
+      </w:r>
+      <w:r>
+        <w:t xml:space="preserve"> patient/tissue </w:t>
+      </w:r>
+      <w:r>
+        <w:rPr>
+          <w:rFonts w:hint="eastAsia"/>
+        </w:rPr>
+        <w:t xml:space="preserve">级</w:t>
+      </w:r>
+      <w:r>
+        <w:t xml:space="preserve"> CI。</w:t>
       </w:r>
     </w:p>
     <w:p>
@@ -11514,16 +12685,49 @@
           <w:b/>
           <w:bCs/>
         </w:rPr>
-        <w:t xml:space="preserve">保留四个对照</w:t>
-      </w:r>
-      <w:r>
-        <w:rPr>
-          <w:rFonts w:hint="eastAsia"/>
-        </w:rPr>
-        <w:t xml:space="preserve">：text-only、blank、geometry、empty-box；先在真实数据上跑，再谈</w:t>
-      </w:r>
-      <w:r>
-        <w:t xml:space="preserve"> 0.65。</w:t>
+        <w:t xml:space="preserve">提高局部有效分辨率</w:t>
+      </w:r>
+      <w:r>
+        <w:rPr>
+          <w:rFonts w:hint="eastAsia"/>
+        </w:rPr>
+        <w:t xml:space="preserve">：local</w:t>
+      </w:r>
+      <w:r>
+        <w:t xml:space="preserve"> crop / </w:t>
+      </w:r>
+      <w:r>
+        <w:rPr>
+          <w:rFonts w:hint="eastAsia"/>
+        </w:rPr>
+        <w:t xml:space="preserve">更高</w:t>
+      </w:r>
+      <w:r>
+        <w:t xml:space="preserve"> </w:t>
+      </w:r>
+      <w:r>
+        <w:rPr>
+          <w:rFonts w:hint="eastAsia"/>
+        </w:rPr>
+        <w:t xml:space="preserve">tokens；translate/collapse</w:t>
+      </w:r>
+      <w:r>
+        <w:t xml:space="preserve"> </w:t>
+      </w:r>
+      <w:r>
+        <w:rPr>
+          <w:rFonts w:hint="eastAsia"/>
+        </w:rPr>
+        <w:t xml:space="preserve">是弱项；当前</w:t>
+      </w:r>
+      <w:r>
+        <w:t xml:space="preserve"> full-ROI 1024 </w:t>
+      </w:r>
+      <w:r>
+        <w:rPr>
+          <w:rFonts w:hint="eastAsia"/>
+        </w:rPr>
+        <w:t xml:space="preserve">仍可能不够。</w:t>
       </w:r>
     </w:p>
     <w:p>
@@ -11540,6 +12744,45 @@
           <w:b/>
           <w:bCs/>
         </w:rPr>
+        <w:t xml:space="preserve">保留并扩展对照</w:t>
+      </w:r>
+      <w:r>
+        <w:rPr>
+          <w:rFonts w:hint="eastAsia"/>
+        </w:rPr>
+        <w:t xml:space="preserve">：text-only、blank、geometry、empty-box、</w:t>
+      </w:r>
+      <w:r>
+        <w:rPr>
+          <w:b/>
+          <w:bCs/>
+        </w:rPr>
+        <w:t xml:space="preserve">wrong-box</w:t>
+      </w:r>
+      <w:r>
+        <w:rPr>
+          <w:rFonts w:hint="eastAsia"/>
+        </w:rPr>
+        <w:t xml:space="preserve">；先在真实数据上跑，再谈</w:t>
+      </w:r>
+      <w:r>
+        <w:t xml:space="preserve"> 0.65。</w:t>
+      </w:r>
+    </w:p>
+    <w:p>
+      <w:pPr>
+        <w:pStyle w:val="Compact"/>
+        <w:numPr>
+          <w:ilvl w:val="0"/>
+          <w:numId w:val="1016"/>
+        </w:numPr>
+      </w:pPr>
+      <w:r>
+        <w:rPr>
+          <w:rFonts w:hint="eastAsia"/>
+          <w:b/>
+          <w:bCs/>
+        </w:rPr>
         <w:t xml:space="preserve">更强的呈现方式</w:t>
       </w:r>
       <w:r>
@@ -11635,7 +12878,7 @@
         <w:rPr>
           <w:rStyle w:val="VerbatimChar"/>
         </w:rPr>
-        <w:t xml:space="preserve">FEISHU_REPORT.md</w:t>
+        <w:t xml:space="preserve">RESULTS.md</w:t>
       </w:r>
       <w:r>
         <w:t xml:space="preserve"> </w:t>
@@ -11650,7 +12893,7 @@
         <w:rPr>
           <w:rStyle w:val="VerbatimChar"/>
         </w:rPr>
-        <w:t xml:space="preserve">FEISHU_REPORT.docx</w:t>
+        <w:t xml:space="preserve">RESULTS.docx</w:t>
       </w:r>
     </w:p>
     <w:p>
@@ -11671,7 +12914,7 @@
         <w:rPr>
           <w:rStyle w:val="VerbatimChar"/>
         </w:rPr>
-        <w:t xml:space="preserve">scripts/import_monuseg.py</w:t>
+        <w:t xml:space="preserve">scripts/data/import_monuseg.py</w:t>
       </w:r>
       <w:r>
         <w:t xml:space="preserve">、</w:t>
@@ -11680,7 +12923,7 @@
         <w:rPr>
           <w:rStyle w:val="VerbatimChar"/>
         </w:rPr>
-        <w:t xml:space="preserve">scripts/import_pannuke.py</w:t>
+        <w:t xml:space="preserve">scripts/data/import_pannuke.py</w:t>
       </w:r>
     </w:p>
     <w:p>
@@ -11701,7 +12944,7 @@
         <w:rPr>
           <w:rStyle w:val="VerbatimChar"/>
         </w:rPr>
-        <w:t xml:space="preserve">scripts/eval_heads.py</w:t>
+        <w:t xml:space="preserve">scripts/eval/eval_heads.py</w:t>
       </w:r>
       <w:r>
         <w:t xml:space="preserve">、</w:t>
@@ -11710,7 +12953,7 @@
         <w:rPr>
           <w:rStyle w:val="VerbatimChar"/>
         </w:rPr>
-        <w:t xml:space="preserve">scripts/bootstrap_heads.py</w:t>
+        <w:t xml:space="preserve">scripts/eval/bootstrap_heads.py</w:t>
       </w:r>
     </w:p>
     <w:p>
@@ -11731,7 +12974,7 @@
         <w:rPr>
           <w:rStyle w:val="VerbatimChar"/>
         </w:rPr>
-        <w:t xml:space="preserve">scripts/make_blank_control.py</w:t>
+        <w:t xml:space="preserve">scripts/controls/make_blank_control.py</w:t>
       </w:r>
       <w:r>
         <w:t xml:space="preserve">、</w:t>
@@ -11740,7 +12983,7 @@
         <w:rPr>
           <w:rStyle w:val="VerbatimChar"/>
         </w:rPr>
-        <w:t xml:space="preserve">scripts/balance_cf.py</w:t>
+        <w:t xml:space="preserve">scripts/build/balance_cf.py</w:t>
       </w:r>
     </w:p>
     <w:p>
@@ -11899,7 +13142,7 @@
         <w:rPr>
           <w:rStyle w:val="NormalTok"/>
         </w:rPr>
-        <w:t xml:space="preserve"> scripts/import_monuseg.py </w:t>
+        <w:t xml:space="preserve"> scripts/data/import_monuseg.py </w:t>
       </w:r>
       <w:r>
         <w:rPr>
@@ -12136,7 +13379,7 @@
         <w:rPr>
           <w:rStyle w:val="NormalTok"/>
         </w:rPr>
-        <w:t xml:space="preserve"> scripts/balance_cf.py </w:t>
+        <w:t xml:space="preserve"> scripts/build/balance_cf.py </w:t>
       </w:r>
       <w:r>
         <w:rPr>
@@ -12256,7 +13499,7 @@
         <w:rPr>
           <w:rStyle w:val="NormalTok"/>
         </w:rPr>
-        <w:t xml:space="preserve"> scripts/import_pannuke.py </w:t>
+        <w:t xml:space="preserve"> scripts/data/import_pannuke.py </w:t>
       </w:r>
       <w:r>
         <w:rPr>
@@ -12490,7 +13733,7 @@
         <w:rPr>
           <w:rStyle w:val="NormalTok"/>
         </w:rPr>
-        <w:t xml:space="preserve"> scripts/balance_cf.py </w:t>
+        <w:t xml:space="preserve"> scripts/build/balance_cf.py </w:t>
       </w:r>
       <w:r>
         <w:rPr>
@@ -12688,7 +13931,7 @@
         <w:rPr>
           <w:rStyle w:val="NormalTok"/>
         </w:rPr>
-        <w:t xml:space="preserve"> scripts/eval_heads.py </w:t>
+        <w:t xml:space="preserve"> scripts/eval/eval_heads.py </w:t>
       </w:r>
       <w:r>
         <w:rPr>
@@ -12781,7 +14024,7 @@
         <w:rPr>
           <w:rStyle w:val="NormalTok"/>
         </w:rPr>
-        <w:t xml:space="preserve"> scripts/bootstrap_heads.py </w:t>
+        <w:t xml:space="preserve"> scripts/eval/bootstrap_heads.py </w:t>
       </w:r>
       <w:r>
         <w:rPr>
@@ -12967,7 +14210,7 @@
         <w:rPr>
           <w:rStyle w:val="VerbatimChar"/>
         </w:rPr>
-        <w:t xml:space="preserve">FEISHU_REPORT.md</w:t>
+        <w:t xml:space="preserve">RESULTS.md</w:t>
       </w:r>
       <w:r>
         <w:t xml:space="preserve"> </w:t>
@@ -12982,7 +14225,7 @@
         <w:rPr>
           <w:rStyle w:val="VerbatimChar"/>
         </w:rPr>
-        <w:t xml:space="preserve">FEISHU_REPORT.docx</w:t>
+        <w:t xml:space="preserve">RESULTS.docx</w:t>
       </w:r>
       <w:r>
         <w:t xml:space="preserve"> </w:t>
@@ -13074,7 +14317,7 @@
     </w:p>
     <w:bookmarkEnd w:id="33"/>
     <w:bookmarkEnd w:id="34"/>
-    <w:bookmarkStart w:id="51" w:name="附录"/>
+    <w:bookmarkStart w:id="64" w:name="附录"/>
     <w:p>
       <w:pPr>
         <w:pStyle w:val="Heading1"/>
@@ -15780,7 +17023,7 @@
         <w:rPr>
           <w:rStyle w:val="VerbatimChar"/>
         </w:rPr>
-        <w:t xml:space="preserve">cat FEISHU_REPORT.md | lark-cli docs +create ... --content -</w:t>
+        <w:t xml:space="preserve">cat RESULTS.md | lark-cli docs +create ... --content -</w:t>
       </w:r>
       <w:r>
         <w:t xml:space="preserve">。</w:t>
@@ -16335,7 +17578,7 @@
         <w:rPr>
           <w:rStyle w:val="VerbatimChar"/>
         </w:rPr>
-        <w:t xml:space="preserve">FEISHU_REPORT.docx</w:t>
+        <w:t xml:space="preserve">RESULTS.docx</w:t>
       </w:r>
       <w:r>
         <w:rPr>
@@ -17739,7 +18982,7 @@
               <w:rPr>
                 <w:rStyle w:val="VerbatimChar"/>
               </w:rPr>
-              <w:t xml:space="preserve">FEISHU_REPORT.md</w:t>
+              <w:t xml:space="preserve">RESULTS.md</w:t>
             </w:r>
           </w:p>
         </w:tc>
@@ -17769,7 +19012,7 @@
               <w:rPr>
                 <w:rStyle w:val="VerbatimChar"/>
               </w:rPr>
-              <w:t xml:space="preserve">FEISHU_REPORT.docx</w:t>
+              <w:t xml:space="preserve">RESULTS.docx</w:t>
             </w:r>
           </w:p>
         </w:tc>
@@ -17802,7 +19045,7 @@
               <w:rPr>
                 <w:rStyle w:val="VerbatimChar"/>
               </w:rPr>
-              <w:t xml:space="preserve">scripts/import_monuseg.py</w:t>
+              <w:t xml:space="preserve">scripts/data/import_monuseg.py</w:t>
             </w:r>
           </w:p>
         </w:tc>
@@ -17838,7 +19081,7 @@
               <w:rPr>
                 <w:rStyle w:val="VerbatimChar"/>
               </w:rPr>
-              <w:t xml:space="preserve">scripts/import_pannuke.py</w:t>
+              <w:t xml:space="preserve">scripts/data/import_pannuke.py</w:t>
             </w:r>
           </w:p>
         </w:tc>
@@ -17892,7 +19135,7 @@
               <w:rPr>
                 <w:rStyle w:val="VerbatimChar"/>
               </w:rPr>
-              <w:t xml:space="preserve">scripts/eval_heads.py</w:t>
+              <w:t xml:space="preserve">scripts/eval/eval_heads.py</w:t>
             </w:r>
           </w:p>
         </w:tc>
@@ -17934,7 +19177,7 @@
               <w:rPr>
                 <w:rStyle w:val="VerbatimChar"/>
               </w:rPr>
-              <w:t xml:space="preserve">scripts/bootstrap_heads.py</w:t>
+              <w:t xml:space="preserve">scripts/eval/bootstrap_heads.py</w:t>
             </w:r>
           </w:p>
         </w:tc>
@@ -17976,7 +19219,7 @@
               <w:rPr>
                 <w:rStyle w:val="VerbatimChar"/>
               </w:rPr>
-              <w:t xml:space="preserve">scripts/balance_cf.py</w:t>
+              <w:t xml:space="preserve">scripts/build/balance_cf.py</w:t>
             </w:r>
           </w:p>
         </w:tc>
@@ -18024,7 +19267,7 @@
               <w:rPr>
                 <w:rStyle w:val="VerbatimChar"/>
               </w:rPr>
-              <w:t xml:space="preserve">scripts/make_blank_control.py</w:t>
+              <w:t xml:space="preserve">scripts/controls/make_blank_control.py</w:t>
             </w:r>
           </w:p>
         </w:tc>
@@ -18072,7 +19315,7 @@
               <w:rPr>
                 <w:rStyle w:val="VerbatimChar"/>
               </w:rPr>
-              <w:t xml:space="preserve">scripts/probe_structure.py</w:t>
+              <w:t xml:space="preserve">scripts/eval/probe_structure.py</w:t>
             </w:r>
           </w:p>
         </w:tc>
@@ -19604,7 +20847,64 @@
         <w:t xml:space="preserve">−3.02]；逐维</w:t>
       </w:r>
       <w:r>
-        <w:t xml:space="preserve"> n_comp −0.024 / hole_count +0.007 / hole_area_frac −31.183 / h0_max −0.106 / h0_sum +0.52。</w:t>
+        <w:t xml:space="preserve"> n_comp −0.024 / hole_count +0.007 / hole_area_frac −31.183 / h0_max −0.106 / h0_sum </w:t>
+      </w:r>
+      <w:r>
+        <w:rPr>
+          <w:rFonts w:hint="eastAsia"/>
+        </w:rPr>
+        <w:t xml:space="preserve">+0.52。注：−6.16</w:t>
+      </w:r>
+      <w:r>
+        <w:t xml:space="preserve"> </w:t>
+      </w:r>
+      <w:r>
+        <w:rPr>
+          <w:rFonts w:hint="eastAsia"/>
+        </w:rPr>
+        <w:t xml:space="preserve">是五维无权重平均，主要由</w:t>
+      </w:r>
+      <w:r>
+        <w:t xml:space="preserve"> </w:t>
+      </w:r>
+      <w:r>
+        <w:rPr>
+          <w:rStyle w:val="VerbatimChar"/>
+        </w:rPr>
+        <w:t xml:space="preserve">hole_area_frac</w:t>
+      </w:r>
+      <w:r>
+        <w:t xml:space="preserve"> </w:t>
+      </w:r>
+      <w:r>
+        <w:rPr>
+          <w:rFonts w:hint="eastAsia"/>
+        </w:rPr>
+        <w:t xml:space="preserve">驱动；用训练均值基线重算后，非退化维</w:t>
+      </w:r>
+      <w:r>
+        <w:t xml:space="preserve"> mean R² +0.13、</w:t>
+      </w:r>
+      <w:r>
+        <w:rPr>
+          <w:rStyle w:val="VerbatimChar"/>
+        </w:rPr>
+        <w:t xml:space="preserve">h0_sum</w:t>
+      </w:r>
+      <w:r>
+        <w:t xml:space="preserve"> </w:t>
+      </w:r>
+      <w:r>
+        <w:t xml:space="preserve">R² +0.52、Spearman </w:t>
+      </w:r>
+      <w:r>
+        <w:rPr>
+          <w:rFonts w:hint="eastAsia"/>
+        </w:rPr>
+        <w:t xml:space="preserve">0.71。详见</w:t>
+      </w:r>
+      <w:r>
+        <w:t xml:space="preserve"> §3.4.1。</w:t>
       </w:r>
       <w:r>
         <w:t xml:space="preserve"> </w:t>
@@ -20551,7 +21851,7 @@
         <w:rPr>
           <w:rStyle w:val="VerbatimChar"/>
         </w:rPr>
-        <w:t xml:space="preserve">FEISHU_REPORT.md</w:t>
+        <w:t xml:space="preserve">RESULTS.md</w:t>
       </w:r>
       <w:r>
         <w:t xml:space="preserve"> </w:t>
@@ -20989,7 +22289,7 @@
         <w:rPr>
           <w:rStyle w:val="NormalTok"/>
         </w:rPr>
-        <w:t xml:space="preserve"> scripts/import_monuseg.py </w:t>
+        <w:t xml:space="preserve"> scripts/data/import_monuseg.py </w:t>
       </w:r>
       <w:r>
         <w:rPr>
@@ -21142,7 +22442,7 @@
         <w:rPr>
           <w:rStyle w:val="NormalTok"/>
         </w:rPr>
-        <w:t xml:space="preserve"> scripts/balance_cf.py </w:t>
+        <w:t xml:space="preserve"> scripts/build/balance_cf.py </w:t>
       </w:r>
       <w:r>
         <w:rPr>
@@ -21328,7 +22628,7 @@
         <w:rPr>
           <w:rStyle w:val="NormalTok"/>
         </w:rPr>
-        <w:t xml:space="preserve"> scripts/eval_heads.py </w:t>
+        <w:t xml:space="preserve"> scripts/eval/eval_heads.py </w:t>
       </w:r>
       <w:r>
         <w:rPr>
@@ -21406,7 +22706,7 @@
         <w:rPr>
           <w:rStyle w:val="NormalTok"/>
         </w:rPr>
-        <w:t xml:space="preserve"> scripts/bootstrap_heads.py </w:t>
+        <w:t xml:space="preserve"> scripts/eval/bootstrap_heads.py </w:t>
       </w:r>
       <w:r>
         <w:rPr>
@@ -21457,7 +22757,7 @@
         <w:rPr>
           <w:rStyle w:val="NormalTok"/>
         </w:rPr>
-        <w:t xml:space="preserve"> scripts/import_pannuke.py </w:t>
+        <w:t xml:space="preserve"> scripts/data/import_pannuke.py </w:t>
       </w:r>
       <w:r>
         <w:rPr>
@@ -21661,7 +22961,7 @@
         <w:rPr>
           <w:rStyle w:val="NormalTok"/>
         </w:rPr>
-        <w:t xml:space="preserve"> scripts/balance_cf.py </w:t>
+        <w:t xml:space="preserve"> scripts/build/balance_cf.py </w:t>
       </w:r>
       <w:r>
         <w:rPr>
@@ -21910,7 +23210,7 @@
         <w:rPr>
           <w:rStyle w:val="NormalTok"/>
         </w:rPr>
-        <w:t xml:space="preserve"> scripts/eval_heads.py </w:t>
+        <w:t xml:space="preserve"> scripts/eval/eval_heads.py </w:t>
       </w:r>
       <w:r>
         <w:rPr>
@@ -22003,7 +23303,7 @@
         <w:rPr>
           <w:rStyle w:val="NormalTok"/>
         </w:rPr>
-        <w:t xml:space="preserve"> scripts/eval_heads.py </w:t>
+        <w:t xml:space="preserve"> scripts/eval/eval_heads.py </w:t>
       </w:r>
       <w:r>
         <w:rPr>
@@ -22096,7 +23396,7 @@
         <w:rPr>
           <w:rStyle w:val="NormalTok"/>
         </w:rPr>
-        <w:t xml:space="preserve"> scripts/bootstrap_heads.py </w:t>
+        <w:t xml:space="preserve"> scripts/eval/bootstrap_heads.py </w:t>
       </w:r>
       <w:r>
         <w:rPr>
@@ -22378,7 +23678,7 @@
         <w:rPr>
           <w:rStyle w:val="NormalTok"/>
         </w:rPr>
-        <w:t xml:space="preserve"> scripts/eval_heads.py </w:t>
+        <w:t xml:space="preserve"> scripts/eval/eval_heads.py </w:t>
       </w:r>
       <w:r>
         <w:rPr>
@@ -22501,7 +23801,7 @@
         <w:rPr>
           <w:rStyle w:val="NormalTok"/>
         </w:rPr>
-        <w:t xml:space="preserve"> scripts/eval_heads.py </w:t>
+        <w:t xml:space="preserve"> scripts/eval/eval_heads.py </w:t>
       </w:r>
       <w:r>
         <w:rPr>
@@ -22675,7 +23975,7 @@
         <w:rPr>
           <w:rStyle w:val="NormalTok"/>
         </w:rPr>
-        <w:t xml:space="preserve"> scripts/eval_heads.py </w:t>
+        <w:t xml:space="preserve"> scripts/eval/eval_heads.py </w:t>
       </w:r>
       <w:r>
         <w:rPr>
@@ -22882,12 +24182,2663 @@
         <w:rPr>
           <w:rStyle w:val="CommentTok"/>
         </w:rPr>
-        <w:t xml:space="preserve"># 23 passed</w:t>
+        <w:t xml:space="preserve"># 49 passed (2026-10-22, after metric/wrong-box/P2 scaffolding)</w:t>
+      </w:r>
+    </w:p>
+    <w:p>
+      <w:r>
+        <w:pict>
+          <v:rect style="width:0;height:1.5pt" o:hralign="center" o:hrstd="t" o:hr="t"/>
+        </w:pict>
       </w:r>
     </w:p>
     <w:bookmarkEnd w:id="49"/>
     <w:bookmarkEnd w:id="50"/>
+    <w:bookmarkStart w:id="63" w:name="p2-执行计划2026-10-23有卡后按此执行"/>
+    <w:p>
+      <w:pPr>
+        <w:pStyle w:val="Heading2"/>
+      </w:pPr>
+      <w:r>
+        <w:t xml:space="preserve">11. P2 </w:t>
+      </w:r>
+      <w:r>
+        <w:rPr>
+          <w:rFonts w:hint="eastAsia"/>
+        </w:rPr>
+        <w:t xml:space="preserve">执行计划（2026-10-23，有卡后按此执行）</w:t>
+      </w:r>
+    </w:p>
+    <w:p>
+      <w:pPr>
+        <w:pStyle w:val="BlockText"/>
+      </w:pPr>
+      <w:r>
+        <w:rPr>
+          <w:rFonts w:hint="eastAsia"/>
+        </w:rPr>
+        <w:t xml:space="preserve">本节是对</w:t>
+      </w:r>
+      <w:r>
+        <w:t xml:space="preserve"> §3.4/§4 </w:t>
+      </w:r>
+      <w:r>
+        <w:rPr>
+          <w:rFonts w:hint="eastAsia"/>
+        </w:rPr>
+        <w:t xml:space="preserve">的修正和后续执行约定；完整设计见</w:t>
+      </w:r>
+      <w:r>
+        <w:t xml:space="preserve"> </w:t>
+      </w:r>
+      <w:r>
+        <w:rPr>
+          <w:rStyle w:val="VerbatimChar"/>
+        </w:rPr>
+        <w:t xml:space="preserve">docs/P2_TOPOLOGY_PLAN.md</w:t>
+      </w:r>
+      <w:r>
+        <w:t xml:space="preserve">。</w:t>
+      </w:r>
+    </w:p>
+    <w:bookmarkStart w:id="51" w:name="三个判断的最终口径"/>
+    <w:p>
+      <w:pPr>
+        <w:pStyle w:val="Heading3"/>
+      </w:pPr>
+      <w:r>
+        <w:t xml:space="preserve">11.1 </w:t>
+      </w:r>
+      <w:r>
+        <w:rPr>
+          <w:rFonts w:hint="eastAsia"/>
+        </w:rPr>
+        <w:t xml:space="preserve">三个判断的最终口径</w:t>
+      </w:r>
+    </w:p>
+    <w:p>
+      <w:pPr>
+        <w:pStyle w:val="Compact"/>
+        <w:numPr>
+          <w:ilvl w:val="0"/>
+          <w:numId w:val="1030"/>
+        </w:numPr>
+      </w:pPr>
+      <w:r>
+        <w:rPr>
+          <w:rFonts w:hint="eastAsia"/>
+          <w:b/>
+          <w:bCs/>
+        </w:rPr>
+        <w:t xml:space="preserve">结构头</w:t>
+      </w:r>
+      <w:r>
+        <w:rPr>
+          <w:rFonts w:hint="eastAsia"/>
+        </w:rPr>
+        <w:t xml:space="preserve">：旧五维平均</w:t>
+      </w:r>
+      <w:r>
+        <w:t xml:space="preserve"> </w:t>
+      </w:r>
+      <w:r>
+        <w:rPr>
+          <w:rFonts w:hint="eastAsia"/>
+        </w:rPr>
+        <w:t xml:space="preserve">R²（PanNuke</w:t>
+      </w:r>
+      <w:r>
+        <w:t xml:space="preserve"> −6.16、MoNuSeg </w:t>
+      </w:r>
+      <w:r>
+        <w:rPr>
+          <w:rFonts w:hint="eastAsia"/>
+        </w:rPr>
+        <w:t xml:space="preserve">−44.8/−22.1/−38.7）被零膨胀、方差极小的</w:t>
+      </w:r>
+      <w:r>
+        <w:t xml:space="preserve"> </w:t>
+      </w:r>
+      <w:r>
+        <w:rPr>
+          <w:rStyle w:val="VerbatimChar"/>
+        </w:rPr>
+        <w:t xml:space="preserve">hole_area_frac</w:t>
+      </w:r>
+      <w:r>
+        <w:t xml:space="preserve"> </w:t>
+      </w:r>
+      <w:r>
+        <w:rPr>
+          <w:rFonts w:hint="eastAsia"/>
+        </w:rPr>
+        <w:t xml:space="preserve">支配，不能作为“结构头整体失败”的结论。训练均值基线只有</w:t>
+      </w:r>
+      <w:r>
+        <w:t xml:space="preserve"> −0.02 </w:t>
+      </w:r>
+      <w:r>
+        <w:rPr>
+          <w:rFonts w:hint="eastAsia"/>
+        </w:rPr>
+        <w:t xml:space="preserve">到</w:t>
+      </w:r>
+      <w:r>
+        <w:t xml:space="preserve"> </w:t>
+      </w:r>
+      <w:r>
+        <w:rPr>
+          <w:rFonts w:hint="eastAsia"/>
+        </w:rPr>
+        <w:t xml:space="preserve">−0.03；模型在</w:t>
+      </w:r>
+      <w:r>
+        <w:t xml:space="preserve"> </w:t>
+      </w:r>
+      <w:r>
+        <w:rPr>
+          <w:rStyle w:val="VerbatimChar"/>
+        </w:rPr>
+        <w:t xml:space="preserve">hole_area_frac</w:t>
+      </w:r>
+      <w:r>
+        <w:t xml:space="preserve"> </w:t>
+      </w:r>
+      <w:r>
+        <w:rPr>
+          <w:rFonts w:hint="eastAsia"/>
+        </w:rPr>
+        <w:t xml:space="preserve">上预测均值为负、MAE</w:t>
+      </w:r>
+      <w:r>
+        <w:t xml:space="preserve"> </w:t>
+      </w:r>
+      <w:r>
+        <w:rPr>
+          <w:rFonts w:hint="eastAsia"/>
+        </w:rPr>
+        <w:t xml:space="preserve">是均值预测的</w:t>
+      </w:r>
+      <w:r>
+        <w:t xml:space="preserve"> 13–23 </w:t>
+      </w:r>
+      <w:r>
+        <w:rPr>
+          <w:rFonts w:hint="eastAsia"/>
+        </w:rPr>
+        <w:t xml:space="preserve">倍，这一维确实失败。去掉该维后，PanNuke</w:t>
+      </w:r>
+      <w:r>
+        <w:t xml:space="preserve"> </w:t>
+      </w:r>
+      <w:r>
+        <w:rPr>
+          <w:rFonts w:hint="eastAsia"/>
+        </w:rPr>
+        <w:t xml:space="preserve">非退化维</w:t>
+      </w:r>
+      <w:r>
+        <w:t xml:space="preserve"> mean R² </w:t>
+      </w:r>
+      <w:r>
+        <w:rPr>
+          <w:rFonts w:hint="eastAsia"/>
+        </w:rPr>
+        <w:t xml:space="preserve">+0.13、非退化</w:t>
+      </w:r>
+      <w:r>
+        <w:t xml:space="preserve"> Spearman </w:t>
+      </w:r>
+      <w:r>
+        <w:rPr>
+          <w:rFonts w:hint="eastAsia"/>
+        </w:rPr>
+        <w:t xml:space="preserve">0.47，</w:t>
+      </w:r>
+      <w:r>
+        <w:rPr>
+          <w:rStyle w:val="VerbatimChar"/>
+        </w:rPr>
+        <w:t xml:space="preserve">h0_sum</w:t>
+      </w:r>
+      <w:r>
+        <w:t xml:space="preserve"> </w:t>
+      </w:r>
+      <w:r>
+        <w:t xml:space="preserve">R² +0.52 / ρ 0.71 / MAE </w:t>
+      </w:r>
+      <w:r>
+        <w:rPr>
+          <w:rFonts w:hint="eastAsia"/>
+        </w:rPr>
+        <w:t xml:space="preserve">0.60×；MoNuSeg</w:t>
+      </w:r>
+      <w:r>
+        <w:t xml:space="preserve"> </w:t>
+      </w:r>
+      <w:r>
+        <w:rPr>
+          <w:rFonts w:hint="eastAsia"/>
+        </w:rPr>
+        <w:t xml:space="preserve">非退化维</w:t>
+      </w:r>
+      <w:r>
+        <w:t xml:space="preserve"> Spearman </w:t>
+      </w:r>
+      <w:r>
+        <w:rPr>
+          <w:rFonts w:hint="eastAsia"/>
+        </w:rPr>
+        <w:t xml:space="preserve">0.33–0.47。正确结论是：</w:t>
+      </w:r>
+      <w:r>
+        <w:rPr>
+          <w:b/>
+          <w:bCs/>
+        </w:rPr>
+        <w:t xml:space="preserve">lumen </w:t>
+      </w:r>
+      <w:r>
+        <w:rPr>
+          <w:rFonts w:hint="eastAsia"/>
+          <w:b/>
+          <w:bCs/>
+        </w:rPr>
+        <w:t xml:space="preserve">面积维失败</w:t>
+      </w:r>
+      <w:r>
+        <w:rPr>
+          <w:b/>
+          <w:bCs/>
+        </w:rPr>
+        <w:t xml:space="preserve"> + </w:t>
+      </w:r>
+      <w:r>
+        <w:rPr>
+          <w:rFonts w:hint="eastAsia"/>
+          <w:b/>
+          <w:bCs/>
+        </w:rPr>
+        <w:t xml:space="preserve">旧平均</w:t>
+      </w:r>
+      <w:r>
+        <w:rPr>
+          <w:b/>
+          <w:bCs/>
+        </w:rPr>
+        <w:t xml:space="preserve"> R² </w:t>
+      </w:r>
+      <w:r>
+        <w:rPr>
+          <w:rFonts w:hint="eastAsia"/>
+          <w:b/>
+          <w:bCs/>
+        </w:rPr>
+        <w:t xml:space="preserve">无效；连通性/持久性维有弱但可测的信号。</w:t>
+      </w:r>
+    </w:p>
+    <w:p>
+      <w:pPr>
+        <w:pStyle w:val="Compact"/>
+        <w:numPr>
+          <w:ilvl w:val="0"/>
+          <w:numId w:val="1030"/>
+        </w:numPr>
+      </w:pPr>
+      <w:r>
+        <w:rPr>
+          <w:b/>
+          <w:bCs/>
+        </w:rPr>
+        <w:t xml:space="preserve">PanNuke cf</w:t>
+      </w:r>
+      <w:r>
+        <w:rPr>
+          <w:rFonts w:hint="eastAsia"/>
+        </w:rPr>
+        <w:t xml:space="preserve">：0.588</w:t>
+      </w:r>
+      <w:r>
+        <w:t xml:space="preserve"> vs box-geometry </w:t>
+      </w:r>
+      <w:r>
+        <w:rPr>
+          <w:rFonts w:hint="eastAsia"/>
+        </w:rPr>
+        <w:t xml:space="preserve">0.577，只高</w:t>
+      </w:r>
+      <w:r>
+        <w:t xml:space="preserve"> 1 </w:t>
+      </w:r>
+      <w:r>
+        <w:rPr>
+          <w:rFonts w:hint="eastAsia"/>
+        </w:rPr>
+        <w:t xml:space="preserve">pt；600</w:t>
+      </w:r>
+      <w:r>
+        <w:t xml:space="preserve"> </w:t>
+      </w:r>
+      <w:r>
+        <w:rPr>
+          <w:rFonts w:hint="eastAsia"/>
+        </w:rPr>
+        <w:t xml:space="preserve">步只有</w:t>
+      </w:r>
+      <w:r>
+        <w:t xml:space="preserve"> blank </w:t>
+      </w:r>
+      <w:r>
+        <w:rPr>
+          <w:rFonts w:hint="eastAsia"/>
+        </w:rPr>
+        <w:t xml:space="preserve">0.547、没有</w:t>
+      </w:r>
+      <w:r>
+        <w:t xml:space="preserve"> geometry </w:t>
+      </w:r>
+      <w:r>
+        <w:rPr>
+          <w:rFonts w:hint="eastAsia"/>
+        </w:rPr>
+        <w:t xml:space="preserve">对照。</w:t>
+      </w:r>
+      <w:r>
+        <w:rPr>
+          <w:rFonts w:hint="eastAsia"/>
+          <w:b/>
+          <w:bCs/>
+        </w:rPr>
+        <w:t xml:space="preserve">视觉增量未证实</w:t>
+      </w:r>
+      <w:r>
+        <w:rPr>
+          <w:rFonts w:hint="eastAsia"/>
+        </w:rPr>
+        <w:t xml:space="preserve">，不能写成“有信号”。</w:t>
+      </w:r>
+    </w:p>
+    <w:p>
+      <w:pPr>
+        <w:pStyle w:val="Compact"/>
+        <w:numPr>
+          <w:ilvl w:val="0"/>
+          <w:numId w:val="1030"/>
+        </w:numPr>
+      </w:pPr>
+      <w:r>
+        <w:rPr>
+          <w:b/>
+          <w:bCs/>
+        </w:rPr>
+        <w:t xml:space="preserve">LM </w:t>
+      </w:r>
+      <w:r>
+        <w:rPr>
+          <w:rFonts w:hint="eastAsia"/>
+          <w:b/>
+          <w:bCs/>
+        </w:rPr>
+        <w:t xml:space="preserve">读出</w:t>
+      </w:r>
+      <w:r>
+        <w:rPr>
+          <w:rFonts w:hint="eastAsia"/>
+        </w:rPr>
+        <w:t xml:space="preserve">：226</w:t>
+      </w:r>
+      <w:r>
+        <w:t xml:space="preserve"> </w:t>
+      </w:r>
+      <w:r>
+        <w:rPr>
+          <w:rFonts w:hint="eastAsia"/>
+        </w:rPr>
+        <w:t xml:space="preserve">条训练样本能把训练</w:t>
+      </w:r>
+      <w:r>
+        <w:t xml:space="preserve"> cf loss </w:t>
+      </w:r>
+      <w:r>
+        <w:rPr>
+          <w:rFonts w:hint="eastAsia"/>
+        </w:rPr>
+        <w:t xml:space="preserve">压到</w:t>
+      </w:r>
+      <w:r>
+        <w:t xml:space="preserve"> </w:t>
+      </w:r>
+      <w:r>
+        <w:rPr>
+          <w:rFonts w:hint="eastAsia"/>
+        </w:rPr>
+        <w:t xml:space="preserve">0.004–0.048，但留出约</w:t>
+      </w:r>
+      <w:r>
+        <w:t xml:space="preserve"> </w:t>
+      </w:r>
+      <w:r>
+        <w:rPr>
+          <w:rFonts w:hint="eastAsia"/>
+        </w:rPr>
+        <w:t xml:space="preserve">0.5；同样表征喂给头能到</w:t>
+      </w:r>
+      <w:r>
+        <w:t xml:space="preserve"> </w:t>
+      </w:r>
+      <w:r>
+        <w:rPr>
+          <w:rFonts w:hint="eastAsia"/>
+        </w:rPr>
+        <w:t xml:space="preserve">0.61。这是</w:t>
+      </w:r>
+      <w:r>
+        <w:rPr>
+          <w:rFonts w:hint="eastAsia"/>
+          <w:b/>
+          <w:bCs/>
+        </w:rPr>
+        <w:t xml:space="preserve">数据量/泛化问题</w:t>
+      </w:r>
+      <w:r>
+        <w:rPr>
+          <w:rFonts w:hint="eastAsia"/>
+        </w:rPr>
+        <w:t xml:space="preserve">，不是“LM</w:t>
+      </w:r>
+      <w:r>
+        <w:t xml:space="preserve"> </w:t>
+      </w:r>
+      <w:r>
+        <w:rPr>
+          <w:rFonts w:hint="eastAsia"/>
+        </w:rPr>
+        <w:t xml:space="preserve">读不出表征”，下一步应加数据/加约束，而不是先改</w:t>
+      </w:r>
+      <w:r>
+        <w:t xml:space="preserve"> LM </w:t>
+      </w:r>
+      <w:r>
+        <w:rPr>
+          <w:rFonts w:hint="eastAsia"/>
+        </w:rPr>
+        <w:t xml:space="preserve">架构。</w:t>
+      </w:r>
+    </w:p>
     <w:bookmarkEnd w:id="51"/>
+    <w:bookmarkStart w:id="52" w:name="代码已就绪本次新增修改"/>
+    <w:p>
+      <w:pPr>
+        <w:pStyle w:val="Heading3"/>
+      </w:pPr>
+      <w:r>
+        <w:t xml:space="preserve">11.2 </w:t>
+      </w:r>
+      <w:r>
+        <w:rPr>
+          <w:rFonts w:hint="eastAsia"/>
+        </w:rPr>
+        <w:t xml:space="preserve">代码已就绪（本次新增/修改）</w:t>
+      </w:r>
+    </w:p>
+    <w:tbl>
+      <w:tblPr>
+        <w:tblStyle w:val="Table"/>
+        <w:tblW w:type="pct" w:w="5000"/>
+        <w:tblLayout w:type="fixed"/>
+        <w:tblLook w:firstRow="1" w:lastRow="0" w:firstColumn="0" w:lastColumn="0" w:noHBand="0" w:noVBand="0" w:val="0020"/>
+      </w:tblPr>
+      <w:tblGrid>
+        <w:gridCol w:w="3960"/>
+        <w:gridCol w:w="3960"/>
+      </w:tblGrid>
+      <w:tr>
+        <w:trPr>
+          <w:tblHeader w:val="on"/>
+        </w:trPr>
+        <w:tc>
+          <w:tcPr/>
+          <w:p>
+            <w:pPr>
+              <w:pStyle w:val="Compact"/>
+            </w:pPr>
+            <w:r>
+              <w:rPr>
+                <w:rFonts w:hint="eastAsia"/>
+              </w:rPr>
+              <w:t xml:space="preserve">文件</w:t>
+            </w:r>
+          </w:p>
+        </w:tc>
+        <w:tc>
+          <w:tcPr/>
+          <w:p>
+            <w:pPr>
+              <w:pStyle w:val="Compact"/>
+            </w:pPr>
+            <w:r>
+              <w:rPr>
+                <w:rFonts w:hint="eastAsia"/>
+              </w:rPr>
+              <w:t xml:space="preserve">用途</w:t>
+            </w:r>
+          </w:p>
+        </w:tc>
+      </w:tr>
+      <w:tr>
+        <w:tc>
+          <w:tcPr/>
+          <w:p>
+            <w:pPr>
+              <w:pStyle w:val="Compact"/>
+            </w:pPr>
+            <w:r>
+              <w:rPr>
+                <w:rStyle w:val="VerbatimChar"/>
+              </w:rPr>
+              <w:t xml:space="preserve">src/pilot/structure_eval.py</w:t>
+            </w:r>
+          </w:p>
+        </w:tc>
+        <w:tc>
+          <w:tcPr/>
+          <w:p>
+            <w:pPr>
+              <w:pStyle w:val="Compact"/>
+            </w:pPr>
+            <w:r>
+              <w:rPr>
+                <w:rFonts w:hint="eastAsia"/>
+              </w:rPr>
+              <w:t xml:space="preserve">逐维</w:t>
+            </w:r>
+            <w:r>
+              <w:t xml:space="preserve"> </w:t>
+            </w:r>
+            <w:r>
+              <w:rPr>
+                <w:rFonts w:hint="eastAsia"/>
+              </w:rPr>
+              <w:t xml:space="preserve">R²、训练均值基线、skill、log-MAE、Spearman、校准、presence</w:t>
+            </w:r>
+            <w:r>
+              <w:t xml:space="preserve"> </w:t>
+            </w:r>
+            <w:r>
+              <w:rPr>
+                <w:rFonts w:hint="eastAsia"/>
+              </w:rPr>
+              <w:t xml:space="preserve">AUC/正样本指标</w:t>
+            </w:r>
+          </w:p>
+        </w:tc>
+      </w:tr>
+      <w:tr>
+        <w:tc>
+          <w:tcPr/>
+          <w:p>
+            <w:pPr>
+              <w:pStyle w:val="Compact"/>
+            </w:pPr>
+            <w:r>
+              <w:rPr>
+                <w:rStyle w:val="VerbatimChar"/>
+              </w:rPr>
+              <w:t xml:space="preserve">scripts/eval/diagnose_structure.py</w:t>
+            </w:r>
+          </w:p>
+        </w:tc>
+        <w:tc>
+          <w:tcPr/>
+          <w:p>
+            <w:pPr>
+              <w:pStyle w:val="Compact"/>
+            </w:pPr>
+            <w:r>
+              <w:rPr>
+                <w:rFonts w:hint="eastAsia"/>
+              </w:rPr>
+              <w:t xml:space="preserve">无</w:t>
+            </w:r>
+            <w:r>
+              <w:t xml:space="preserve"> GPU </w:t>
+            </w:r>
+            <w:r>
+              <w:rPr>
+                <w:rFonts w:hint="eastAsia"/>
+              </w:rPr>
+              <w:t xml:space="preserve">诊断：</w:t>
+            </w:r>
+            <w:r>
+              <w:rPr>
+                <w:rStyle w:val="VerbatimChar"/>
+              </w:rPr>
+              <w:t xml:space="preserve">heads_*.json</w:t>
+            </w:r>
+            <w:r>
+              <w:t xml:space="preserve"> </w:t>
+            </w:r>
+            <w:r>
+              <w:t xml:space="preserve">+ </w:t>
+            </w:r>
+            <w:r>
+              <w:rPr>
+                <w:rFonts w:hint="eastAsia"/>
+              </w:rPr>
+              <w:t xml:space="preserve">训练</w:t>
+            </w:r>
+            <w:r>
+              <w:t xml:space="preserve"> JSONL → </w:t>
+            </w:r>
+            <w:r>
+              <w:rPr>
+                <w:rFonts w:hint="eastAsia"/>
+              </w:rPr>
+              <w:t xml:space="preserve">逐维表</w:t>
+            </w:r>
+          </w:p>
+        </w:tc>
+      </w:tr>
+      <w:tr>
+        <w:tc>
+          <w:tcPr/>
+          <w:p>
+            <w:pPr>
+              <w:pStyle w:val="Compact"/>
+            </w:pPr>
+            <w:r>
+              <w:rPr>
+                <w:rStyle w:val="VerbatimChar"/>
+              </w:rPr>
+              <w:t xml:space="preserve">scripts/eval/eval_heads.py</w:t>
+            </w:r>
+          </w:p>
+        </w:tc>
+        <w:tc>
+          <w:tcPr/>
+          <w:p>
+            <w:pPr>
+              <w:pStyle w:val="Compact"/>
+            </w:pPr>
+            <w:r>
+              <w:rPr>
+                <w:rFonts w:hint="eastAsia"/>
+              </w:rPr>
+              <w:t xml:space="preserve">加</w:t>
+            </w:r>
+            <w:r>
+              <w:t xml:space="preserve"> </w:t>
+            </w:r>
+            <w:r>
+              <w:rPr>
+                <w:rStyle w:val="VerbatimChar"/>
+              </w:rPr>
+              <w:t xml:space="preserve">--train-data</w:t>
+            </w:r>
+            <w:r>
+              <w:t xml:space="preserve"> </w:t>
+            </w:r>
+            <w:r>
+              <w:t xml:space="preserve">/</w:t>
+            </w:r>
+            <w:r>
+              <w:t xml:space="preserve"> </w:t>
+            </w:r>
+            <w:r>
+              <w:rPr>
+                <w:rStyle w:val="VerbatimChar"/>
+              </w:rPr>
+              <w:t xml:space="preserve">--metrics-out</w:t>
+            </w:r>
+            <w:r>
+              <w:rPr>
+                <w:rFonts w:hint="eastAsia"/>
+              </w:rPr>
+              <w:t xml:space="preserve">；统计并打印</w:t>
+            </w:r>
+            <w:r>
+              <w:t xml:space="preserve"> skipped/fallback</w:t>
+            </w:r>
+          </w:p>
+        </w:tc>
+      </w:tr>
+      <w:tr>
+        <w:tc>
+          <w:tcPr/>
+          <w:p>
+            <w:pPr>
+              <w:pStyle w:val="Compact"/>
+            </w:pPr>
+            <w:r>
+              <w:rPr>
+                <w:rStyle w:val="VerbatimChar"/>
+              </w:rPr>
+              <w:t xml:space="preserve">scripts/controls/make_wrongbox_control.py</w:t>
+            </w:r>
+          </w:p>
+        </w:tc>
+        <w:tc>
+          <w:tcPr/>
+          <w:p>
+            <w:pPr>
+              <w:pStyle w:val="Compact"/>
+            </w:pPr>
+            <w:r>
+              <w:rPr>
+                <w:rFonts w:hint="eastAsia"/>
+              </w:rPr>
+              <w:t xml:space="preserve">同图挪框；用细胞表重算精确标签；默认只保留“挪框后</w:t>
+            </w:r>
+            <w:r>
+              <w:t xml:space="preserve"> no”</w:t>
+            </w:r>
+          </w:p>
+        </w:tc>
+      </w:tr>
+      <w:tr>
+        <w:tc>
+          <w:tcPr/>
+          <w:p>
+            <w:pPr>
+              <w:pStyle w:val="Compact"/>
+            </w:pPr>
+            <w:r>
+              <w:rPr>
+                <w:rStyle w:val="VerbatimChar"/>
+              </w:rPr>
+              <w:t xml:space="preserve">scripts/eval/analyze_wrongbox.py</w:t>
+            </w:r>
+          </w:p>
+        </w:tc>
+        <w:tc>
+          <w:tcPr/>
+          <w:p>
+            <w:pPr>
+              <w:pStyle w:val="Compact"/>
+            </w:pPr>
+            <w:r>
+              <w:rPr>
+                <w:rFonts w:hint="eastAsia"/>
+              </w:rPr>
+              <w:t xml:space="preserve">配对分析捷径率、正确翻转率、logit</w:t>
+            </w:r>
+            <w:r>
+              <w:t xml:space="preserve"> drop</w:t>
+            </w:r>
+          </w:p>
+        </w:tc>
+      </w:tr>
+      <w:tr>
+        <w:tc>
+          <w:tcPr/>
+          <w:p>
+            <w:pPr>
+              <w:pStyle w:val="Compact"/>
+            </w:pPr>
+            <w:r>
+              <w:rPr>
+                <w:rStyle w:val="VerbatimChar"/>
+              </w:rPr>
+              <w:t xml:space="preserve">scripts/data/import_dhmc.py</w:t>
+            </w:r>
+          </w:p>
+        </w:tc>
+        <w:tc>
+          <w:tcPr/>
+          <w:p>
+            <w:pPr>
+              <w:pStyle w:val="Compact"/>
+            </w:pPr>
+            <w:r>
+              <w:t xml:space="preserve">DHMC metadata </w:t>
+            </w:r>
+            <w:r>
+              <w:rPr>
+                <w:rFonts w:hint="eastAsia"/>
+              </w:rPr>
+              <w:t xml:space="preserve">解析</w:t>
+            </w:r>
+            <w:r>
+              <w:t xml:space="preserve"> + WSI tiling + </w:t>
+            </w:r>
+            <w:r>
+              <w:rPr>
+                <w:rFonts w:hint="eastAsia"/>
+              </w:rPr>
+              <w:t xml:space="preserve">组织比例过滤</w:t>
+            </w:r>
+          </w:p>
+        </w:tc>
+      </w:tr>
+      <w:tr>
+        <w:tc>
+          <w:tcPr/>
+          <w:p>
+            <w:pPr>
+              <w:pStyle w:val="Compact"/>
+            </w:pPr>
+            <w:r>
+              <w:rPr>
+                <w:rStyle w:val="VerbatimChar"/>
+              </w:rPr>
+              <w:t xml:space="preserve">scripts/eval/aggregate_slide_predictions.py</w:t>
+            </w:r>
+          </w:p>
+        </w:tc>
+        <w:tc>
+          <w:tcPr/>
+          <w:p>
+            <w:pPr>
+              <w:pStyle w:val="Compact"/>
+            </w:pPr>
+            <w:r>
+              <w:t xml:space="preserve">patch </w:t>
+            </w:r>
+            <w:r>
+              <w:rPr>
+                <w:rFonts w:hint="eastAsia"/>
+              </w:rPr>
+              <w:t xml:space="preserve">预测</w:t>
+            </w:r>
+            <w:r>
+              <w:t xml:space="preserve"> → slide </w:t>
+            </w:r>
+            <w:r>
+              <w:rPr>
+                <w:rFonts w:hint="eastAsia"/>
+              </w:rPr>
+              <w:t xml:space="preserve">多数投票</w:t>
+            </w:r>
+            <w:r>
+              <w:t xml:space="preserve"> + slide-level </w:t>
+            </w:r>
+            <w:r>
+              <w:rPr>
+                <w:rFonts w:hint="eastAsia"/>
+              </w:rPr>
+              <w:t xml:space="preserve">指标</w:t>
+            </w:r>
+          </w:p>
+        </w:tc>
+      </w:tr>
+      <w:tr>
+        <w:tc>
+          <w:tcPr/>
+          <w:p>
+            <w:pPr>
+              <w:pStyle w:val="Compact"/>
+            </w:pPr>
+            <w:r>
+              <w:rPr>
+                <w:rStyle w:val="VerbatimChar"/>
+              </w:rPr>
+              <w:t xml:space="preserve">src/pilot/mil.py</w:t>
+            </w:r>
+          </w:p>
+        </w:tc>
+        <w:tc>
+          <w:tcPr/>
+          <w:p>
+            <w:pPr>
+              <w:pStyle w:val="Compact"/>
+            </w:pPr>
+            <w:r>
+              <w:t xml:space="preserve">AttentionMIL + topology </w:t>
+            </w:r>
+            <w:r>
+              <w:rPr>
+                <w:rFonts w:hint="eastAsia"/>
+              </w:rPr>
+              <w:t xml:space="preserve">辅助回归/特征融合（协议</w:t>
+            </w:r>
+            <w:r>
+              <w:t xml:space="preserve"> </w:t>
+            </w:r>
+            <w:r>
+              <w:rPr>
+                <w:rFonts w:hint="eastAsia"/>
+              </w:rPr>
+              <w:t xml:space="preserve">B）</w:t>
+            </w:r>
+          </w:p>
+        </w:tc>
+      </w:tr>
+      <w:tr>
+        <w:tc>
+          <w:tcPr/>
+          <w:p>
+            <w:pPr>
+              <w:pStyle w:val="Compact"/>
+            </w:pPr>
+            <w:r>
+              <w:rPr>
+                <w:rStyle w:val="VerbatimChar"/>
+              </w:rPr>
+              <w:t xml:space="preserve">src/pilot/train.py</w:t>
+            </w:r>
+          </w:p>
+        </w:tc>
+        <w:tc>
+          <w:tcPr/>
+          <w:p>
+            <w:pPr>
+              <w:pStyle w:val="Compact"/>
+            </w:pPr>
+            <w:r>
+              <w:rPr>
+                <w:rFonts w:hint="eastAsia"/>
+              </w:rPr>
+              <w:t xml:space="preserve">结构头可在</w:t>
+            </w:r>
+            <w:r>
+              <w:t xml:space="preserve"> growth </w:t>
+            </w:r>
+            <w:r>
+              <w:rPr>
+                <w:rFonts w:hint="eastAsia"/>
+              </w:rPr>
+              <w:t xml:space="preserve">样本上训练；grid</w:t>
+            </w:r>
+            <w:r>
+              <w:t xml:space="preserve"> fallback </w:t>
+            </w:r>
+            <w:r>
+              <w:rPr>
+                <w:rFonts w:hint="eastAsia"/>
+              </w:rPr>
+              <w:t xml:space="preserve">计数；辅助</w:t>
+            </w:r>
+            <w:r>
+              <w:t xml:space="preserve"> loss </w:t>
+            </w:r>
+            <w:r>
+              <w:rPr>
+                <w:rFonts w:hint="eastAsia"/>
+              </w:rPr>
+              <w:t xml:space="preserve">日志修正</w:t>
+            </w:r>
+          </w:p>
+        </w:tc>
+      </w:tr>
+      <w:tr>
+        <w:tc>
+          <w:tcPr/>
+          <w:p>
+            <w:pPr>
+              <w:pStyle w:val="Compact"/>
+            </w:pPr>
+            <w:r>
+              <w:rPr>
+                <w:rStyle w:val="VerbatimChar"/>
+              </w:rPr>
+              <w:t xml:space="preserve">pilot build</w:t>
+            </w:r>
+          </w:p>
+        </w:tc>
+        <w:tc>
+          <w:tcPr/>
+          <w:p>
+            <w:pPr>
+              <w:pStyle w:val="Compact"/>
+            </w:pPr>
+            <w:r>
+              <w:t xml:space="preserve">growth </w:t>
+            </w:r>
+            <w:r>
+              <w:rPr>
+                <w:rFonts w:hint="eastAsia"/>
+              </w:rPr>
+              <w:t xml:space="preserve">样本默认携带</w:t>
+            </w:r>
+            <w:r>
+              <w:t xml:space="preserve"> topology </w:t>
+            </w:r>
+            <w:r>
+              <w:rPr>
+                <w:rFonts w:hint="eastAsia"/>
+              </w:rPr>
+              <w:t xml:space="preserve">descriptor；</w:t>
+            </w:r>
+            <w:r>
+              <w:rPr>
+                <w:rStyle w:val="VerbatimChar"/>
+              </w:rPr>
+              <w:t xml:space="preserve">--no-growth-descriptors</w:t>
+            </w:r>
+            <w:r>
+              <w:t xml:space="preserve"> </w:t>
+            </w:r>
+            <w:r>
+              <w:rPr>
+                <w:rFonts w:hint="eastAsia"/>
+              </w:rPr>
+              <w:t xml:space="preserve">可关</w:t>
+            </w:r>
+          </w:p>
+        </w:tc>
+      </w:tr>
+    </w:tbl>
+    <w:bookmarkEnd w:id="52"/>
+    <w:bookmarkStart w:id="53" w:name="有卡后的执行顺序"/>
+    <w:p>
+      <w:pPr>
+        <w:pStyle w:val="Heading3"/>
+      </w:pPr>
+      <w:r>
+        <w:t xml:space="preserve">11.3 </w:t>
+      </w:r>
+      <w:r>
+        <w:rPr>
+          <w:rFonts w:hint="eastAsia"/>
+        </w:rPr>
+        <w:t xml:space="preserve">有卡后的执行顺序</w:t>
+      </w:r>
+    </w:p>
+    <w:p>
+      <w:pPr>
+        <w:pStyle w:val="Compact"/>
+        <w:numPr>
+          <w:ilvl w:val="0"/>
+          <w:numId w:val="1031"/>
+        </w:numPr>
+      </w:pPr>
+      <w:r>
+        <w:rPr>
+          <w:rFonts w:hint="eastAsia"/>
+          <w:b/>
+          <w:bCs/>
+        </w:rPr>
+        <w:t xml:space="preserve">错框对照（先做，不需要训练）</w:t>
+      </w:r>
+      <w:r>
+        <w:rPr>
+          <w:rFonts w:hint="eastAsia"/>
+        </w:rPr>
+        <w:t xml:space="preserve">：用现有</w:t>
+      </w:r>
+      <w:r>
+        <w:t xml:space="preserve"> MoNuSeg topo adapters </w:t>
+      </w:r>
+      <w:r>
+        <w:rPr>
+          <w:rFonts w:hint="eastAsia"/>
+        </w:rPr>
+        <w:t xml:space="preserve">跑</w:t>
+      </w:r>
+      <w:r>
+        <w:t xml:space="preserve"> </w:t>
+      </w:r>
+      <w:r>
+        <w:rPr>
+          <w:rStyle w:val="VerbatimChar"/>
+        </w:rPr>
+        <w:t xml:space="preserve">cf_bal_wrongbox.jsonl</w:t>
+      </w:r>
+      <w:r>
+        <w:rPr>
+          <w:rFonts w:hint="eastAsia"/>
+        </w:rPr>
+        <w:t xml:space="preserve">，看</w:t>
+      </w:r>
+      <w:r>
+        <w:t xml:space="preserve"> </w:t>
+      </w:r>
+      <w:r>
+        <w:rPr>
+          <w:rStyle w:val="VerbatimChar"/>
+        </w:rPr>
+        <w:t xml:space="preserve">wrongbox_yes_rate</w:t>
+      </w:r>
+      <w:r>
+        <w:rPr>
+          <w:rFonts w:hint="eastAsia"/>
+        </w:rPr>
+        <w:t xml:space="preserve">（捷径率）和</w:t>
+      </w:r>
+      <w:r>
+        <w:t xml:space="preserve"> </w:t>
+      </w:r>
+      <w:r>
+        <w:rPr>
+          <w:rStyle w:val="VerbatimChar"/>
+        </w:rPr>
+        <w:t xml:space="preserve">flip_no_rate</w:t>
+      </w:r>
+      <w:r>
+        <w:rPr>
+          <w:rFonts w:hint="eastAsia"/>
+        </w:rPr>
+        <w:t xml:space="preserve">（原</w:t>
+      </w:r>
+      <w:r>
+        <w:t xml:space="preserve"> </w:t>
+      </w:r>
+      <w:r>
+        <w:rPr>
+          <w:rFonts w:hint="eastAsia"/>
+        </w:rPr>
+        <w:t xml:space="preserve">yes→挪框</w:t>
+      </w:r>
+      <w:r>
+        <w:t xml:space="preserve"> no </w:t>
+      </w:r>
+      <w:r>
+        <w:rPr>
+          <w:rFonts w:hint="eastAsia"/>
+        </w:rPr>
+        <w:t xml:space="preserve">的正确翻转率）。</w:t>
+      </w:r>
+    </w:p>
+    <w:p>
+      <w:pPr>
+        <w:pStyle w:val="Compact"/>
+        <w:numPr>
+          <w:ilvl w:val="0"/>
+          <w:numId w:val="1031"/>
+        </w:numPr>
+      </w:pPr>
+      <w:r>
+        <w:rPr>
+          <w:rFonts w:hint="eastAsia"/>
+          <w:b/>
+          <w:bCs/>
+        </w:rPr>
+        <w:t xml:space="preserve">指标复算</w:t>
+      </w:r>
+      <w:r>
+        <w:rPr>
+          <w:rFonts w:hint="eastAsia"/>
+        </w:rPr>
+        <w:t xml:space="preserve">：对所有现有</w:t>
+      </w:r>
+      <w:r>
+        <w:t xml:space="preserve"> </w:t>
+      </w:r>
+      <w:r>
+        <w:rPr>
+          <w:rStyle w:val="VerbatimChar"/>
+        </w:rPr>
+        <w:t xml:space="preserve">heads_*.json</w:t>
+      </w:r>
+      <w:r>
+        <w:t xml:space="preserve"> </w:t>
+      </w:r>
+      <w:r>
+        <w:rPr>
+          <w:rFonts w:hint="eastAsia"/>
+        </w:rPr>
+        <w:t xml:space="preserve">用</w:t>
+      </w:r>
+      <w:r>
+        <w:t xml:space="preserve"> </w:t>
+      </w:r>
+      <w:r>
+        <w:rPr>
+          <w:rStyle w:val="VerbatimChar"/>
+        </w:rPr>
+        <w:t xml:space="preserve">--train-data</w:t>
+      </w:r>
+      <w:r>
+        <w:t xml:space="preserve"> </w:t>
+      </w:r>
+      <w:r>
+        <w:rPr>
+          <w:rFonts w:hint="eastAsia"/>
+        </w:rPr>
+        <w:t xml:space="preserve">重算逐维诊断和</w:t>
+      </w:r>
+      <w:r>
+        <w:t xml:space="preserve"> grouped </w:t>
+      </w:r>
+      <w:r>
+        <w:rPr>
+          <w:rFonts w:hint="eastAsia"/>
+        </w:rPr>
+        <w:t xml:space="preserve">CI；更新</w:t>
+      </w:r>
+      <w:r>
+        <w:t xml:space="preserve"> §3.4/§4。</w:t>
+      </w:r>
+    </w:p>
+    <w:p>
+      <w:pPr>
+        <w:pStyle w:val="Compact"/>
+        <w:numPr>
+          <w:ilvl w:val="0"/>
+          <w:numId w:val="1031"/>
+        </w:numPr>
+      </w:pPr>
+      <w:r>
+        <w:rPr>
+          <w:b/>
+          <w:bCs/>
+        </w:rPr>
+        <w:t xml:space="preserve">DHMC </w:t>
+      </w:r>
+      <w:r>
+        <w:rPr>
+          <w:rFonts w:hint="eastAsia"/>
+          <w:b/>
+          <w:bCs/>
+        </w:rPr>
+        <w:t xml:space="preserve">协议</w:t>
+      </w:r>
+      <w:r>
+        <w:rPr>
+          <w:b/>
+          <w:bCs/>
+        </w:rPr>
+        <w:t xml:space="preserve"> A</w:t>
+      </w:r>
+      <w:r>
+        <w:rPr>
+          <w:rFonts w:hint="eastAsia"/>
+        </w:rPr>
+        <w:t xml:space="preserve">：tile</w:t>
+      </w:r>
+      <w:r>
+        <w:t xml:space="preserve"> → segment → </w:t>
+      </w:r>
+      <w:r>
+        <w:rPr>
+          <w:rFonts w:hint="eastAsia"/>
+        </w:rPr>
+        <w:t xml:space="preserve">build（growth</w:t>
+      </w:r>
+      <w:r>
+        <w:t xml:space="preserve"> </w:t>
+      </w:r>
+      <w:r>
+        <w:rPr>
+          <w:rFonts w:hint="eastAsia"/>
+        </w:rPr>
+        <w:t xml:space="preserve">descriptor）→</w:t>
+      </w:r>
+      <w:r>
+        <w:t xml:space="preserve"> </w:t>
+      </w:r>
+      <w:r>
+        <w:rPr>
+          <w:rFonts w:hint="eastAsia"/>
+        </w:rPr>
+        <w:t xml:space="preserve">A0（</w:t>
+      </w:r>
+      <w:r>
+        <w:rPr>
+          <w:rStyle w:val="VerbatimChar"/>
+        </w:rPr>
+        <w:t xml:space="preserve">--no-aux</w:t>
+      </w:r>
+      <w:r>
+        <w:rPr>
+          <w:rFonts w:hint="eastAsia"/>
+        </w:rPr>
+        <w:t xml:space="preserve">）vs</w:t>
+      </w:r>
+      <w:r>
+        <w:t xml:space="preserve"> </w:t>
+      </w:r>
+      <w:r>
+        <w:rPr>
+          <w:rFonts w:hint="eastAsia"/>
+        </w:rPr>
+        <w:t xml:space="preserve">A1（structure-on-growth），5-fold</w:t>
+      </w:r>
+      <w:r>
+        <w:t xml:space="preserve"> slide-disjoint × 3 </w:t>
+      </w:r>
+      <w:r>
+        <w:rPr>
+          <w:rFonts w:hint="eastAsia"/>
+        </w:rPr>
+        <w:t xml:space="preserve">seeds；先跑</w:t>
+      </w:r>
+      <w:r>
+        <w:t xml:space="preserve"> 3 </w:t>
+      </w:r>
+      <w:r>
+        <w:rPr>
+          <w:rFonts w:hint="eastAsia"/>
+        </w:rPr>
+        <w:t xml:space="preserve">类敏感性分析，再跑</w:t>
+      </w:r>
+      <w:r>
+        <w:t xml:space="preserve"> 5 </w:t>
+      </w:r>
+      <w:r>
+        <w:rPr>
+          <w:rFonts w:hint="eastAsia"/>
+        </w:rPr>
+        <w:t xml:space="preserve">类。</w:t>
+      </w:r>
+    </w:p>
+    <w:p>
+      <w:pPr>
+        <w:pStyle w:val="Compact"/>
+        <w:numPr>
+          <w:ilvl w:val="0"/>
+          <w:numId w:val="1031"/>
+        </w:numPr>
+      </w:pPr>
+      <w:r>
+        <w:rPr>
+          <w:rFonts w:hint="eastAsia"/>
+          <w:b/>
+          <w:bCs/>
+        </w:rPr>
+        <w:t xml:space="preserve">若</w:t>
+      </w:r>
+      <w:r>
+        <w:rPr>
+          <w:b/>
+          <w:bCs/>
+        </w:rPr>
+        <w:t xml:space="preserve"> A1 </w:t>
+      </w:r>
+      <w:r>
+        <w:rPr>
+          <w:rFonts w:hint="eastAsia"/>
+          <w:b/>
+          <w:bCs/>
+        </w:rPr>
+        <w:t xml:space="preserve">无方向性收益或</w:t>
+      </w:r>
+      <w:r>
+        <w:rPr>
+          <w:b/>
+          <w:bCs/>
+        </w:rPr>
+        <w:t xml:space="preserve"> patch </w:t>
+      </w:r>
+      <w:r>
+        <w:rPr>
+          <w:rFonts w:hint="eastAsia"/>
+          <w:b/>
+          <w:bCs/>
+        </w:rPr>
+        <w:t xml:space="preserve">标签太噪</w:t>
+      </w:r>
+      <w:r>
+        <w:rPr>
+          <w:rFonts w:hint="eastAsia"/>
+        </w:rPr>
+        <w:t xml:space="preserve">：切协议</w:t>
+      </w:r>
+      <w:r>
+        <w:t xml:space="preserve"> </w:t>
+      </w:r>
+      <w:r>
+        <w:rPr>
+          <w:rFonts w:hint="eastAsia"/>
+        </w:rPr>
+        <w:t xml:space="preserve">B（AttentionMIL/topology</w:t>
+      </w:r>
+      <w:r>
+        <w:t xml:space="preserve"> </w:t>
+      </w:r>
+      <w:r>
+        <w:rPr>
+          <w:rFonts w:hint="eastAsia"/>
+        </w:rPr>
+        <w:t xml:space="preserve">fusion）和/或</w:t>
+      </w:r>
+      <w:r>
+        <w:t xml:space="preserve"> topology-text InfoNCE / rationale </w:t>
+      </w:r>
+      <w:r>
+        <w:rPr>
+          <w:rFonts w:hint="eastAsia"/>
+        </w:rPr>
+        <w:t xml:space="preserve">监督。</w:t>
+      </w:r>
+    </w:p>
+    <w:p>
+      <w:pPr>
+        <w:pStyle w:val="SourceCode"/>
+      </w:pPr>
+      <w:r>
+        <w:rPr>
+          <w:rStyle w:val="CommentTok"/>
+        </w:rPr>
+        <w:t xml:space="preserve"># 第 1 步：错框对照（用现有 MoNuSeg adapter）</w:t>
+      </w:r>
+      <w:r>
+        <w:br/>
+      </w:r>
+      <w:r>
+        <w:rPr>
+          <w:rStyle w:val="ExtensionTok"/>
+        </w:rPr>
+        <w:t xml:space="preserve">python</w:t>
+      </w:r>
+      <w:r>
+        <w:rPr>
+          <w:rStyle w:val="NormalTok"/>
+        </w:rPr>
+        <w:t xml:space="preserve"> scripts/eval/eval_heads.py </w:t>
+      </w:r>
+      <w:r>
+        <w:rPr>
+          <w:rStyle w:val="DataTypeTok"/>
+        </w:rPr>
+        <w:t xml:space="preserve">\</w:t>
+      </w:r>
+      <w:r>
+        <w:br/>
+      </w:r>
+      <w:r>
+        <w:rPr>
+          <w:rStyle w:val="NormalTok"/>
+        </w:rPr>
+        <w:t xml:space="preserve">  </w:t>
+      </w:r>
+      <w:r>
+        <w:rPr>
+          <w:rStyle w:val="AttributeTok"/>
+        </w:rPr>
+        <w:t xml:space="preserve">--adapter</w:t>
+      </w:r>
+      <w:r>
+        <w:rPr>
+          <w:rStyle w:val="NormalTok"/>
+        </w:rPr>
+        <w:t xml:space="preserve"> out/p1_real_topo_s0 </w:t>
+      </w:r>
+      <w:r>
+        <w:rPr>
+          <w:rStyle w:val="DataTypeTok"/>
+        </w:rPr>
+        <w:t xml:space="preserve">\</w:t>
+      </w:r>
+      <w:r>
+        <w:br/>
+      </w:r>
+      <w:r>
+        <w:rPr>
+          <w:rStyle w:val="NormalTok"/>
+        </w:rPr>
+        <w:t xml:space="preserve">  </w:t>
+      </w:r>
+      <w:r>
+        <w:rPr>
+          <w:rStyle w:val="AttributeTok"/>
+        </w:rPr>
+        <w:t xml:space="preserve">--data</w:t>
+      </w:r>
+      <w:r>
+        <w:rPr>
+          <w:rStyle w:val="NormalTok"/>
+        </w:rPr>
+        <w:t xml:space="preserve"> data/real/monuseg_test/cf_bal_wrongbox.jsonl </w:t>
+      </w:r>
+      <w:r>
+        <w:rPr>
+          <w:rStyle w:val="DataTypeTok"/>
+        </w:rPr>
+        <w:t xml:space="preserve">\</w:t>
+      </w:r>
+      <w:r>
+        <w:br/>
+      </w:r>
+      <w:r>
+        <w:rPr>
+          <w:rStyle w:val="NormalTok"/>
+        </w:rPr>
+        <w:t xml:space="preserve">  </w:t>
+      </w:r>
+      <w:r>
+        <w:rPr>
+          <w:rStyle w:val="AttributeTok"/>
+        </w:rPr>
+        <w:t xml:space="preserve">--train-data</w:t>
+      </w:r>
+      <w:r>
+        <w:rPr>
+          <w:rStyle w:val="NormalTok"/>
+        </w:rPr>
+        <w:t xml:space="preserve"> data/real/monuseg_train/cf_train_bal.jsonl </w:t>
+      </w:r>
+      <w:r>
+        <w:rPr>
+          <w:rStyle w:val="DataTypeTok"/>
+        </w:rPr>
+        <w:t xml:space="preserve">\</w:t>
+      </w:r>
+      <w:r>
+        <w:br/>
+      </w:r>
+      <w:r>
+        <w:rPr>
+          <w:rStyle w:val="NormalTok"/>
+        </w:rPr>
+        <w:t xml:space="preserve">  </w:t>
+      </w:r>
+      <w:r>
+        <w:rPr>
+          <w:rStyle w:val="AttributeTok"/>
+        </w:rPr>
+        <w:t xml:space="preserve">--out</w:t>
+      </w:r>
+      <w:r>
+        <w:rPr>
+          <w:rStyle w:val="NormalTok"/>
+        </w:rPr>
+        <w:t xml:space="preserve"> out/heads_wrongbox_topo_real_s0.json </w:t>
+      </w:r>
+      <w:r>
+        <w:rPr>
+          <w:rStyle w:val="DataTypeTok"/>
+        </w:rPr>
+        <w:t xml:space="preserve">\</w:t>
+      </w:r>
+      <w:r>
+        <w:br/>
+      </w:r>
+      <w:r>
+        <w:rPr>
+          <w:rStyle w:val="NormalTok"/>
+        </w:rPr>
+        <w:t xml:space="preserve">  </w:t>
+      </w:r>
+      <w:r>
+        <w:rPr>
+          <w:rStyle w:val="AttributeTok"/>
+        </w:rPr>
+        <w:t xml:space="preserve">--metrics-out</w:t>
+      </w:r>
+      <w:r>
+        <w:rPr>
+          <w:rStyle w:val="NormalTok"/>
+        </w:rPr>
+        <w:t xml:space="preserve"> out/metrics_wrongbox_topo_s0.json</w:t>
+      </w:r>
+      <w:r>
+        <w:br/>
+      </w:r>
+      <w:r>
+        <w:rPr>
+          <w:rStyle w:val="ExtensionTok"/>
+        </w:rPr>
+        <w:t xml:space="preserve">python</w:t>
+      </w:r>
+      <w:r>
+        <w:rPr>
+          <w:rStyle w:val="NormalTok"/>
+        </w:rPr>
+        <w:t xml:space="preserve"> scripts/eval/analyze_wrongbox.py </w:t>
+      </w:r>
+      <w:r>
+        <w:rPr>
+          <w:rStyle w:val="DataTypeTok"/>
+        </w:rPr>
+        <w:t xml:space="preserve">\</w:t>
+      </w:r>
+      <w:r>
+        <w:br/>
+      </w:r>
+      <w:r>
+        <w:rPr>
+          <w:rStyle w:val="NormalTok"/>
+        </w:rPr>
+        <w:t xml:space="preserve">  </w:t>
+      </w:r>
+      <w:r>
+        <w:rPr>
+          <w:rStyle w:val="AttributeTok"/>
+        </w:rPr>
+        <w:t xml:space="preserve">--real</w:t>
+      </w:r>
+      <w:r>
+        <w:rPr>
+          <w:rStyle w:val="NormalTok"/>
+        </w:rPr>
+        <w:t xml:space="preserve"> out/heads_topo_real_s0.json </w:t>
+      </w:r>
+      <w:r>
+        <w:rPr>
+          <w:rStyle w:val="DataTypeTok"/>
+        </w:rPr>
+        <w:t xml:space="preserve">\</w:t>
+      </w:r>
+      <w:r>
+        <w:br/>
+      </w:r>
+      <w:r>
+        <w:rPr>
+          <w:rStyle w:val="NormalTok"/>
+        </w:rPr>
+        <w:t xml:space="preserve">  </w:t>
+      </w:r>
+      <w:r>
+        <w:rPr>
+          <w:rStyle w:val="AttributeTok"/>
+        </w:rPr>
+        <w:t xml:space="preserve">--wrongbox</w:t>
+      </w:r>
+      <w:r>
+        <w:rPr>
+          <w:rStyle w:val="NormalTok"/>
+        </w:rPr>
+        <w:t xml:space="preserve"> out/heads_wrongbox_topo_real_s0.json</w:t>
+      </w:r>
+      <w:r>
+        <w:br/>
+      </w:r>
+      <w:r>
+        <w:br/>
+      </w:r>
+      <w:r>
+        <w:rPr>
+          <w:rStyle w:val="CommentTok"/>
+        </w:rPr>
+        <w:t xml:space="preserve"># 第 2 步：逐维诊断</w:t>
+      </w:r>
+      <w:r>
+        <w:br/>
+      </w:r>
+      <w:r>
+        <w:rPr>
+          <w:rStyle w:val="ExtensionTok"/>
+        </w:rPr>
+        <w:t xml:space="preserve">python</w:t>
+      </w:r>
+      <w:r>
+        <w:rPr>
+          <w:rStyle w:val="NormalTok"/>
+        </w:rPr>
+        <w:t xml:space="preserve"> scripts/eval/diagnose_structure.py </w:t>
+      </w:r>
+      <w:r>
+        <w:rPr>
+          <w:rStyle w:val="DataTypeTok"/>
+        </w:rPr>
+        <w:t xml:space="preserve">\</w:t>
+      </w:r>
+      <w:r>
+        <w:br/>
+      </w:r>
+      <w:r>
+        <w:rPr>
+          <w:rStyle w:val="NormalTok"/>
+        </w:rPr>
+        <w:t xml:space="preserve">  </w:t>
+      </w:r>
+      <w:r>
+        <w:rPr>
+          <w:rStyle w:val="AttributeTok"/>
+        </w:rPr>
+        <w:t xml:space="preserve">--pred</w:t>
+      </w:r>
+      <w:r>
+        <w:rPr>
+          <w:rStyle w:val="NormalTok"/>
+        </w:rPr>
+        <w:t xml:space="preserve"> out/heads_topo_real_s0.json </w:t>
+      </w:r>
+      <w:r>
+        <w:rPr>
+          <w:rStyle w:val="DataTypeTok"/>
+        </w:rPr>
+        <w:t xml:space="preserve">\</w:t>
+      </w:r>
+      <w:r>
+        <w:br/>
+      </w:r>
+      <w:r>
+        <w:rPr>
+          <w:rStyle w:val="NormalTok"/>
+        </w:rPr>
+        <w:t xml:space="preserve">  </w:t>
+      </w:r>
+      <w:r>
+        <w:rPr>
+          <w:rStyle w:val="AttributeTok"/>
+        </w:rPr>
+        <w:t xml:space="preserve">--train-data</w:t>
+      </w:r>
+      <w:r>
+        <w:rPr>
+          <w:rStyle w:val="NormalTok"/>
+        </w:rPr>
+        <w:t xml:space="preserve"> data/real/monuseg_train/cf_train_bal.jsonl </w:t>
+      </w:r>
+      <w:r>
+        <w:rPr>
+          <w:rStyle w:val="AttributeTok"/>
+        </w:rPr>
+        <w:t xml:space="preserve">--dims</w:t>
+      </w:r>
+      <w:r>
+        <w:rPr>
+          <w:rStyle w:val="NormalTok"/>
+        </w:rPr>
+        <w:t xml:space="preserve"> 5</w:t>
+      </w:r>
+    </w:p>
+    <w:bookmarkEnd w:id="53"/>
+    <w:bookmarkStart w:id="54" w:name="dhmc-p2-协议"/>
+    <w:p>
+      <w:pPr>
+        <w:pStyle w:val="Heading3"/>
+      </w:pPr>
+      <w:r>
+        <w:t xml:space="preserve">11.4 DHMC P2 </w:t>
+      </w:r>
+      <w:r>
+        <w:rPr>
+          <w:rFonts w:hint="eastAsia"/>
+        </w:rPr>
+        <w:t xml:space="preserve">协议</w:t>
+      </w:r>
+    </w:p>
+    <w:p>
+      <w:pPr>
+        <w:pStyle w:val="Compact"/>
+        <w:numPr>
+          <w:ilvl w:val="0"/>
+          <w:numId w:val="1032"/>
+        </w:numPr>
+      </w:pPr>
+      <w:r>
+        <w:rPr>
+          <w:rFonts w:hint="eastAsia"/>
+        </w:rPr>
+        <w:t xml:space="preserve">公开</w:t>
+      </w:r>
+      <w:r>
+        <w:t xml:space="preserve"> </w:t>
+      </w:r>
+      <w:r>
+        <w:rPr>
+          <w:rFonts w:hint="eastAsia"/>
+        </w:rPr>
+        <w:t xml:space="preserve">DHMC：143</w:t>
+      </w:r>
+      <w:r>
+        <w:t xml:space="preserve"> </w:t>
+      </w:r>
+      <w:r>
+        <w:rPr>
+          <w:rFonts w:hint="eastAsia"/>
+        </w:rPr>
+        <w:t xml:space="preserve">张</w:t>
+      </w:r>
+      <w:r>
+        <w:t xml:space="preserve"> 20x H&amp;E </w:t>
+      </w:r>
+      <w:r>
+        <w:rPr>
+          <w:rFonts w:hint="eastAsia"/>
+        </w:rPr>
+        <w:t xml:space="preserve">WSI，</w:t>
+      </w:r>
+      <w:r>
+        <w:rPr>
+          <w:b/>
+          <w:bCs/>
+        </w:rPr>
+        <w:t xml:space="preserve">slide-level predominant pattern</w:t>
+      </w:r>
+      <w:r>
+        <w:rPr>
+          <w:rFonts w:hint="eastAsia"/>
+        </w:rPr>
+        <w:t xml:space="preserve">，5</w:t>
+      </w:r>
+      <w:r>
+        <w:t xml:space="preserve"> </w:t>
+      </w:r>
+      <w:r>
+        <w:rPr>
+          <w:rFonts w:hint="eastAsia"/>
+        </w:rPr>
+        <w:t xml:space="preserve">类数量</w:t>
+      </w:r>
+      <w:r>
+        <w:t xml:space="preserve"> acinar 59 / solid 51 / lepidic 19 / micropapillary 9 / papillary </w:t>
+      </w:r>
+      <w:r>
+        <w:rPr>
+          <w:rFonts w:hint="eastAsia"/>
+        </w:rPr>
+        <w:t xml:space="preserve">5；需在</w:t>
+      </w:r>
+      <w:r>
+        <w:t xml:space="preserve"> https://bmirds.github.io/LungCancer/ </w:t>
+      </w:r>
+      <w:r>
+        <w:rPr>
+          <w:rFonts w:hint="eastAsia"/>
+        </w:rPr>
+        <w:t xml:space="preserve">填表申请，无公开镜像。</w:t>
+      </w:r>
+    </w:p>
+    <w:p>
+      <w:pPr>
+        <w:pStyle w:val="Compact"/>
+        <w:numPr>
+          <w:ilvl w:val="0"/>
+          <w:numId w:val="1032"/>
+        </w:numPr>
+      </w:pPr>
+      <w:r>
+        <w:rPr>
+          <w:rFonts w:hint="eastAsia"/>
+          <w:b/>
+          <w:bCs/>
+        </w:rPr>
+        <w:t xml:space="preserve">协议</w:t>
+      </w:r>
+      <w:r>
+        <w:rPr>
+          <w:b/>
+          <w:bCs/>
+        </w:rPr>
+        <w:t xml:space="preserve"> </w:t>
+      </w:r>
+      <w:r>
+        <w:rPr>
+          <w:rFonts w:hint="eastAsia"/>
+          <w:b/>
+          <w:bCs/>
+        </w:rPr>
+        <w:t xml:space="preserve">A（先跑）</w:t>
+      </w:r>
+      <w:r>
+        <w:rPr>
+          <w:rFonts w:hint="eastAsia"/>
+        </w:rPr>
+        <w:t xml:space="preserve">：每</w:t>
+      </w:r>
+      <w:r>
+        <w:t xml:space="preserve"> slide 32–64 </w:t>
+      </w:r>
+      <w:r>
+        <w:rPr>
+          <w:rFonts w:hint="eastAsia"/>
+        </w:rPr>
+        <w:t xml:space="preserve">个</w:t>
+      </w:r>
+      <w:r>
+        <w:t xml:space="preserve"> 512×512 patch → nuclei </w:t>
+      </w:r>
+      <w:r>
+        <w:rPr>
+          <w:rFonts w:hint="eastAsia"/>
+        </w:rPr>
+        <w:t xml:space="preserve">分割</w:t>
+      </w:r>
+      <w:r>
+        <w:t xml:space="preserve"> →</w:t>
+      </w:r>
+      <w:r>
+        <w:t xml:space="preserve"> </w:t>
+      </w:r>
+      <w:r>
+        <w:rPr>
+          <w:rStyle w:val="VerbatimChar"/>
+        </w:rPr>
+        <w:t xml:space="preserve">pilot build</w:t>
+      </w:r>
+      <w:r>
+        <w:t xml:space="preserve"> </w:t>
+      </w:r>
+      <w:r>
+        <w:t xml:space="preserve">→ A0 vs A1 →</w:t>
+      </w:r>
+      <w:r>
+        <w:t xml:space="preserve"> </w:t>
+      </w:r>
+      <w:r>
+        <w:rPr>
+          <w:rStyle w:val="VerbatimChar"/>
+        </w:rPr>
+        <w:t xml:space="preserve">pilot eval</w:t>
+      </w:r>
+      <w:r>
+        <w:t xml:space="preserve"> </w:t>
+      </w:r>
+      <w:r>
+        <w:t xml:space="preserve">+</w:t>
+      </w:r>
+      <w:r>
+        <w:t xml:space="preserve"> </w:t>
+      </w:r>
+      <w:r>
+        <w:rPr>
+          <w:rStyle w:val="VerbatimChar"/>
+        </w:rPr>
+        <w:t xml:space="preserve">aggregate_slide_predictions.py</w:t>
+      </w:r>
+      <w:r>
+        <w:t xml:space="preserve"> </w:t>
+      </w:r>
+      <w:r>
+        <w:rPr>
+          <w:rFonts w:hint="eastAsia"/>
+        </w:rPr>
+        <w:t xml:space="preserve">多数投票。</w:t>
+      </w:r>
+    </w:p>
+    <w:p>
+      <w:pPr>
+        <w:pStyle w:val="Compact"/>
+        <w:numPr>
+          <w:ilvl w:val="0"/>
+          <w:numId w:val="1032"/>
+        </w:numPr>
+      </w:pPr>
+      <w:r>
+        <w:rPr>
+          <w:rFonts w:hint="eastAsia"/>
+          <w:b/>
+          <w:bCs/>
+        </w:rPr>
+        <w:t xml:space="preserve">协议</w:t>
+      </w:r>
+      <w:r>
+        <w:rPr>
+          <w:b/>
+          <w:bCs/>
+        </w:rPr>
+        <w:t xml:space="preserve"> </w:t>
+      </w:r>
+      <w:r>
+        <w:rPr>
+          <w:rFonts w:hint="eastAsia"/>
+          <w:b/>
+          <w:bCs/>
+        </w:rPr>
+        <w:t xml:space="preserve">B（标签更贴合）</w:t>
+      </w:r>
+      <w:r>
+        <w:rPr>
+          <w:rFonts w:hint="eastAsia"/>
+        </w:rPr>
+        <w:t xml:space="preserve">：patch</w:t>
+      </w:r>
+      <w:r>
+        <w:t xml:space="preserve"> bag +</w:t>
+      </w:r>
+      <w:r>
+        <w:t xml:space="preserve"> </w:t>
+      </w:r>
+      <w:r>
+        <w:rPr>
+          <w:rStyle w:val="VerbatimChar"/>
+        </w:rPr>
+        <w:t xml:space="preserve">src/pilot/mil.py</w:t>
+      </w:r>
+      <w:r>
+        <w:t xml:space="preserve"> </w:t>
+      </w:r>
+      <w:r>
+        <w:rPr>
+          <w:rFonts w:hint="eastAsia"/>
+        </w:rPr>
+        <w:t xml:space="preserve">的</w:t>
+      </w:r>
+      <w:r>
+        <w:t xml:space="preserve"> </w:t>
+      </w:r>
+      <w:r>
+        <w:rPr>
+          <w:rFonts w:hint="eastAsia"/>
+        </w:rPr>
+        <w:t xml:space="preserve">AttentionMIL；可选</w:t>
+      </w:r>
+      <w:r>
+        <w:t xml:space="preserve"> topology </w:t>
+      </w:r>
+      <w:r>
+        <w:rPr>
+          <w:rFonts w:hint="eastAsia"/>
+        </w:rPr>
+        <w:t xml:space="preserve">融合。</w:t>
+      </w:r>
+    </w:p>
+    <w:p>
+      <w:pPr>
+        <w:pStyle w:val="Compact"/>
+        <w:numPr>
+          <w:ilvl w:val="0"/>
+          <w:numId w:val="1032"/>
+        </w:numPr>
+      </w:pPr>
+      <w:r>
+        <w:rPr>
+          <w:rFonts w:hint="eastAsia"/>
+          <w:b/>
+          <w:bCs/>
+        </w:rPr>
+        <w:t xml:space="preserve">实验</w:t>
+      </w:r>
+      <w:r>
+        <w:rPr>
+          <w:b/>
+          <w:bCs/>
+        </w:rPr>
+        <w:t xml:space="preserve"> arm</w:t>
+      </w:r>
+      <w:r>
+        <w:rPr>
+          <w:rFonts w:hint="eastAsia"/>
+        </w:rPr>
+        <w:t xml:space="preserve">：A0</w:t>
+      </w:r>
+      <w:r>
+        <w:t xml:space="preserve"> baseline / A1 structure-aux / A2 structure-fuse / A3 topology-text InfoNCE / A4 topology rationale。</w:t>
+      </w:r>
+    </w:p>
+    <w:p>
+      <w:pPr>
+        <w:pStyle w:val="Compact"/>
+        <w:numPr>
+          <w:ilvl w:val="0"/>
+          <w:numId w:val="1032"/>
+        </w:numPr>
+      </w:pPr>
+      <w:r>
+        <w:rPr>
+          <w:rFonts w:hint="eastAsia"/>
+          <w:b/>
+          <w:bCs/>
+        </w:rPr>
+        <w:t xml:space="preserve">指标</w:t>
+      </w:r>
+      <w:r>
+        <w:rPr>
+          <w:rFonts w:hint="eastAsia"/>
+        </w:rPr>
+        <w:t xml:space="preserve">：slide-level</w:t>
+      </w:r>
+      <w:r>
+        <w:t xml:space="preserve"> balanced accuracy、macro F1、per-class、slide-grouped </w:t>
+      </w:r>
+      <w:r>
+        <w:rPr>
+          <w:rFonts w:hint="eastAsia"/>
+        </w:rPr>
+        <w:t xml:space="preserve">bootstrap；5-fold</w:t>
+      </w:r>
+      <w:r>
+        <w:t xml:space="preserve"> </w:t>
+      </w:r>
+      <w:r>
+        <w:rPr>
+          <w:rFonts w:hint="eastAsia"/>
+        </w:rPr>
+        <w:t xml:space="preserve">分层、slide-disjoint、3</w:t>
+      </w:r>
+      <w:r>
+        <w:t xml:space="preserve"> seeds。</w:t>
+      </w:r>
+    </w:p>
+    <w:p>
+      <w:pPr>
+        <w:pStyle w:val="Compact"/>
+        <w:numPr>
+          <w:ilvl w:val="0"/>
+          <w:numId w:val="1032"/>
+        </w:numPr>
+      </w:pPr>
+      <w:r>
+        <w:rPr>
+          <w:rFonts w:hint="eastAsia"/>
+          <w:b/>
+          <w:bCs/>
+        </w:rPr>
+        <w:t xml:space="preserve">功效警告</w:t>
+      </w:r>
+      <w:r>
+        <w:rPr>
+          <w:rFonts w:hint="eastAsia"/>
+        </w:rPr>
+        <w:t xml:space="preserve">：143</w:t>
+      </w:r>
+      <w:r>
+        <w:t xml:space="preserve"> </w:t>
+      </w:r>
+      <w:r>
+        <w:rPr>
+          <w:rFonts w:hint="eastAsia"/>
+        </w:rPr>
+        <w:t xml:space="preserve">张</w:t>
+      </w:r>
+      <w:r>
+        <w:t xml:space="preserve"> slide、5 </w:t>
+      </w:r>
+      <w:r>
+        <w:rPr>
+          <w:rFonts w:hint="eastAsia"/>
+        </w:rPr>
+        <w:t xml:space="preserve">类，2</w:t>
+      </w:r>
+      <w:r>
+        <w:t xml:space="preserve"> </w:t>
+      </w:r>
+      <w:r>
+        <w:rPr>
+          <w:rFonts w:hint="eastAsia"/>
+        </w:rPr>
+        <w:t xml:space="preserve">个点的差异在</w:t>
+      </w:r>
+      <w:r>
+        <w:t xml:space="preserve"> slide </w:t>
+      </w:r>
+      <w:r>
+        <w:rPr>
+          <w:rFonts w:hint="eastAsia"/>
+        </w:rPr>
+        <w:t xml:space="preserve">级基本不可检测；第一轮把</w:t>
+      </w:r>
+      <w:r>
+        <w:t xml:space="preserve"> 2 pt </w:t>
+      </w:r>
+      <w:r>
+        <w:rPr>
+          <w:rFonts w:hint="eastAsia"/>
+        </w:rPr>
+        <w:t xml:space="preserve">当方向性目标，先做</w:t>
+      </w:r>
+      <w:r>
+        <w:t xml:space="preserve"> 3 </w:t>
+      </w:r>
+      <w:r>
+        <w:rPr>
+          <w:rFonts w:hint="eastAsia"/>
+        </w:rPr>
+        <w:t xml:space="preserve">类（lepidic/acinar/solid，n=129），或加</w:t>
+      </w:r>
+      <w:r>
+        <w:t xml:space="preserve"> TCGA-LUAD </w:t>
+      </w:r>
+      <w:r>
+        <w:rPr>
+          <w:rFonts w:hint="eastAsia"/>
+        </w:rPr>
+        <w:t xml:space="preserve">扩大</w:t>
+      </w:r>
+      <w:r>
+        <w:t xml:space="preserve"> n。</w:t>
+      </w:r>
+    </w:p>
+    <w:p>
+      <w:pPr>
+        <w:pStyle w:val="Compact"/>
+        <w:numPr>
+          <w:ilvl w:val="0"/>
+          <w:numId w:val="1032"/>
+        </w:numPr>
+      </w:pPr>
+      <w:r>
+        <w:rPr>
+          <w:rFonts w:hint="eastAsia"/>
+          <w:b/>
+          <w:bCs/>
+        </w:rPr>
+        <w:t xml:space="preserve">结构目标重设计</w:t>
+      </w:r>
+      <w:r>
+        <w:rPr>
+          <w:rFonts w:hint="eastAsia"/>
+        </w:rPr>
+        <w:t xml:space="preserve">：对</w:t>
+      </w:r>
+      <w:r>
+        <w:t xml:space="preserve"> </w:t>
+      </w:r>
+      <w:r>
+        <w:rPr>
+          <w:rStyle w:val="VerbatimChar"/>
+        </w:rPr>
+        <w:t xml:space="preserve">hole_area_frac</w:t>
+      </w:r>
+      <w:r>
+        <w:t xml:space="preserve">/H1 </w:t>
+      </w:r>
+      <w:r>
+        <w:rPr>
+          <w:rFonts w:hint="eastAsia"/>
+        </w:rPr>
+        <w:t xml:space="preserve">用</w:t>
+      </w:r>
+      <w:r>
+        <w:t xml:space="preserve"> </w:t>
+      </w:r>
+      <w:r>
+        <w:rPr>
+          <w:rFonts w:hint="eastAsia"/>
+        </w:rPr>
+        <w:t xml:space="preserve">hurdle（presence</w:t>
+      </w:r>
+      <w:r>
+        <w:t xml:space="preserve"> BCE + </w:t>
+      </w:r>
+      <w:r>
+        <w:rPr>
+          <w:rFonts w:hint="eastAsia"/>
+        </w:rPr>
+        <w:t xml:space="preserve">正样本</w:t>
+      </w:r>
+      <w:r>
+        <w:t xml:space="preserve"> </w:t>
+      </w:r>
+      <w:r>
+        <w:rPr>
+          <w:rFonts w:hint="eastAsia"/>
+        </w:rPr>
+        <w:t xml:space="preserve">Huber）或</w:t>
+      </w:r>
+      <w:r>
+        <w:t xml:space="preserve"> TopoSlide </w:t>
+      </w:r>
+      <w:r>
+        <w:rPr>
+          <w:rFonts w:hint="eastAsia"/>
+        </w:rPr>
+        <w:t xml:space="preserve">式</w:t>
+      </w:r>
+      <w:r>
+        <w:t xml:space="preserve"> H0/H1 </w:t>
+      </w:r>
+      <w:r>
+        <w:rPr>
+          <w:rFonts w:hint="eastAsia"/>
+        </w:rPr>
+        <w:t xml:space="preserve">持久性直方图</w:t>
+      </w:r>
+      <w:r>
+        <w:t xml:space="preserve"> + CDF + </w:t>
+      </w:r>
+      <w:r>
+        <w:rPr>
+          <w:rFonts w:hint="eastAsia"/>
+        </w:rPr>
+        <w:t xml:space="preserve">分零/非零</w:t>
+      </w:r>
+      <w:r>
+        <w:t xml:space="preserve"> </w:t>
+      </w:r>
+      <w:r>
+        <w:rPr>
+          <w:rFonts w:hint="eastAsia"/>
+        </w:rPr>
+        <w:t xml:space="preserve">loss；报告</w:t>
+      </w:r>
+      <w:r>
+        <w:t xml:space="preserve"> presence </w:t>
+      </w:r>
+      <w:r>
+        <w:rPr>
+          <w:rFonts w:hint="eastAsia"/>
+        </w:rPr>
+        <w:t xml:space="preserve">AUC、正样本</w:t>
+      </w:r>
+      <w:r>
+        <w:t xml:space="preserve"> </w:t>
+      </w:r>
+      <w:r>
+        <w:rPr>
+          <w:rFonts w:hint="eastAsia"/>
+        </w:rPr>
+        <w:t xml:space="preserve">MAE/Spearman，不再只看五维平均</w:t>
+      </w:r>
+      <w:r>
+        <w:t xml:space="preserve"> R²。</w:t>
+      </w:r>
+    </w:p>
+    <w:p>
+      <w:pPr>
+        <w:pStyle w:val="Compact"/>
+        <w:numPr>
+          <w:ilvl w:val="0"/>
+          <w:numId w:val="1032"/>
+        </w:numPr>
+      </w:pPr>
+      <w:r>
+        <w:rPr>
+          <w:rFonts w:hint="eastAsia"/>
+          <w:b/>
+          <w:bCs/>
+        </w:rPr>
+        <w:t xml:space="preserve">必须保留的对照</w:t>
+      </w:r>
+      <w:r>
+        <w:rPr>
+          <w:rFonts w:hint="eastAsia"/>
+        </w:rPr>
+        <w:t xml:space="preserve">：text-only、blank、box-geometry、empty-box、</w:t>
+      </w:r>
+      <w:r>
+        <w:rPr>
+          <w:b/>
+          <w:bCs/>
+        </w:rPr>
+        <w:t xml:space="preserve">wrong-box</w:t>
+      </w:r>
+      <w:r>
+        <w:t xml:space="preserve">。</w:t>
+      </w:r>
+    </w:p>
+    <w:bookmarkEnd w:id="54"/>
+    <w:bookmarkStart w:id="55" w:name="待你决定"/>
+    <w:p>
+      <w:pPr>
+        <w:pStyle w:val="Heading3"/>
+      </w:pPr>
+      <w:r>
+        <w:t xml:space="preserve">11.5 </w:t>
+      </w:r>
+      <w:r>
+        <w:rPr>
+          <w:rFonts w:hint="eastAsia"/>
+        </w:rPr>
+        <w:t xml:space="preserve">待你决定</w:t>
+      </w:r>
+    </w:p>
+    <w:p>
+      <w:pPr>
+        <w:pStyle w:val="Compact"/>
+        <w:numPr>
+          <w:ilvl w:val="0"/>
+          <w:numId w:val="1033"/>
+        </w:numPr>
+      </w:pPr>
+      <w:r>
+        <w:t xml:space="preserve">DHMC WSI </w:t>
+      </w:r>
+      <w:r>
+        <w:rPr>
+          <w:rFonts w:hint="eastAsia"/>
+        </w:rPr>
+        <w:t xml:space="preserve">是否已有/如何获取；</w:t>
+      </w:r>
+    </w:p>
+    <w:p>
+      <w:pPr>
+        <w:pStyle w:val="Compact"/>
+        <w:numPr>
+          <w:ilvl w:val="0"/>
+          <w:numId w:val="1033"/>
+        </w:numPr>
+      </w:pPr>
+      <w:r>
+        <w:rPr>
+          <w:rFonts w:hint="eastAsia"/>
+        </w:rPr>
+        <w:t xml:space="preserve">分割后端：CellViT++</w:t>
+      </w:r>
+      <w:r>
+        <w:t xml:space="preserve"> / Cellpose / </w:t>
+      </w:r>
+      <w:r>
+        <w:rPr>
+          <w:rFonts w:hint="eastAsia"/>
+        </w:rPr>
+        <w:t xml:space="preserve">classical；</w:t>
+      </w:r>
+    </w:p>
+    <w:p>
+      <w:pPr>
+        <w:pStyle w:val="Compact"/>
+        <w:numPr>
+          <w:ilvl w:val="0"/>
+          <w:numId w:val="1033"/>
+        </w:numPr>
+      </w:pPr>
+      <w:r>
+        <w:rPr>
+          <w:rFonts w:hint="eastAsia"/>
+        </w:rPr>
+        <w:t xml:space="preserve">先</w:t>
+      </w:r>
+      <w:r>
+        <w:t xml:space="preserve"> 5 </w:t>
+      </w:r>
+      <w:r>
+        <w:rPr>
+          <w:rFonts w:hint="eastAsia"/>
+        </w:rPr>
+        <w:t xml:space="preserve">类还是先</w:t>
+      </w:r>
+      <w:r>
+        <w:t xml:space="preserve"> 3 </w:t>
+      </w:r>
+      <w:r>
+        <w:rPr>
+          <w:rFonts w:hint="eastAsia"/>
+        </w:rPr>
+        <w:t xml:space="preserve">类；</w:t>
+      </w:r>
+    </w:p>
+    <w:p>
+      <w:pPr>
+        <w:pStyle w:val="Compact"/>
+        <w:numPr>
+          <w:ilvl w:val="0"/>
+          <w:numId w:val="1033"/>
+        </w:numPr>
+      </w:pPr>
+      <w:r>
+        <w:rPr>
+          <w:rFonts w:hint="eastAsia"/>
+        </w:rPr>
+        <w:t xml:space="preserve">是否加</w:t>
+      </w:r>
+      <w:r>
+        <w:t xml:space="preserve"> TCGA-LUAD </w:t>
+      </w:r>
+      <w:r>
+        <w:rPr>
+          <w:rFonts w:hint="eastAsia"/>
+        </w:rPr>
+        <w:t xml:space="preserve">解决功效问题。</w:t>
+      </w:r>
+    </w:p>
+    <w:bookmarkEnd w:id="55"/>
+    <w:bookmarkStart w:id="62" w:name="参考"/>
+    <w:p>
+      <w:pPr>
+        <w:pStyle w:val="Heading3"/>
+      </w:pPr>
+      <w:r>
+        <w:t xml:space="preserve">11.6 </w:t>
+      </w:r>
+      <w:r>
+        <w:rPr>
+          <w:rFonts w:hint="eastAsia"/>
+        </w:rPr>
+        <w:t xml:space="preserve">参考</w:t>
+      </w:r>
+    </w:p>
+    <w:p>
+      <w:pPr>
+        <w:pStyle w:val="Compact"/>
+        <w:numPr>
+          <w:ilvl w:val="0"/>
+          <w:numId w:val="1034"/>
+        </w:numPr>
+      </w:pPr>
+      <w:r>
+        <w:rPr>
+          <w:rFonts w:hint="eastAsia"/>
+        </w:rPr>
+        <w:t xml:space="preserve">完整计划：</w:t>
+      </w:r>
+      <w:r>
+        <w:rPr>
+          <w:rStyle w:val="VerbatimChar"/>
+        </w:rPr>
+        <w:t xml:space="preserve">docs/P2_TOPOLOGY_PLAN.md</w:t>
+      </w:r>
+    </w:p>
+    <w:p>
+      <w:pPr>
+        <w:pStyle w:val="Compact"/>
+        <w:numPr>
+          <w:ilvl w:val="0"/>
+          <w:numId w:val="1034"/>
+        </w:numPr>
+      </w:pPr>
+      <w:r>
+        <w:rPr>
+          <w:rFonts w:hint="eastAsia"/>
+        </w:rPr>
+        <w:t xml:space="preserve">相关代码：TopoSlide</w:t>
+      </w:r>
+      <w:r>
+        <w:t xml:space="preserve"> </w:t>
+      </w:r>
+      <w:hyperlink r:id="rId56">
+        <w:r>
+          <w:rPr>
+            <w:rStyle w:val="Hyperlink"/>
+          </w:rPr>
+          <w:t xml:space="preserve">https://github.com/plevritis-lab/TopoSlide</w:t>
+        </w:r>
+      </w:hyperlink>
+      <w:r>
+        <w:t xml:space="preserve">、PMIL</w:t>
+      </w:r>
+      <w:r>
+        <w:t xml:space="preserve"> </w:t>
+      </w:r>
+      <w:hyperlink r:id="rId57">
+        <w:r>
+          <w:rPr>
+            <w:rStyle w:val="Hyperlink"/>
+          </w:rPr>
+          <w:t xml:space="preserve">https://github.com/ahmadobeid/PMIL</w:t>
+        </w:r>
+      </w:hyperlink>
+      <w:r>
+        <w:t xml:space="preserve">、TG-HEM</w:t>
+      </w:r>
+      <w:r>
+        <w:t xml:space="preserve"> </w:t>
+      </w:r>
+      <w:hyperlink r:id="rId58">
+        <w:r>
+          <w:rPr>
+            <w:rStyle w:val="Hyperlink"/>
+          </w:rPr>
+          <w:t xml:space="preserve">https://github.com/caki35/TGHEM</w:t>
+        </w:r>
+      </w:hyperlink>
+      <w:r>
+        <w:t xml:space="preserve">、GeoTop</w:t>
+      </w:r>
+      <w:r>
+        <w:t xml:space="preserve"> </w:t>
+      </w:r>
+      <w:hyperlink r:id="rId59">
+        <w:r>
+          <w:rPr>
+            <w:rStyle w:val="Hyperlink"/>
+          </w:rPr>
+          <w:t xml:space="preserve">https://github.com/MorillaLab/GeoTop</w:t>
+        </w:r>
+      </w:hyperlink>
+      <w:r>
+        <w:t xml:space="preserve">、DHMC</w:t>
+      </w:r>
+      <w:r>
+        <w:t xml:space="preserve"> </w:t>
+      </w:r>
+      <w:hyperlink r:id="rId60">
+        <w:r>
+          <w:rPr>
+            <w:rStyle w:val="Hyperlink"/>
+          </w:rPr>
+          <w:t xml:space="preserve">https://bmirds.github.io/LungCancer/</w:t>
+        </w:r>
+      </w:hyperlink>
+      <w:r>
+        <w:t xml:space="preserve">、DeepSlide</w:t>
+      </w:r>
+      <w:r>
+        <w:t xml:space="preserve"> </w:t>
+      </w:r>
+      <w:hyperlink r:id="rId61">
+        <w:r>
+          <w:rPr>
+            <w:rStyle w:val="Hyperlink"/>
+          </w:rPr>
+          <w:t xml:space="preserve">https://github.com/BMIRDS/deepslide</w:t>
+        </w:r>
+      </w:hyperlink>
+      <w:r>
+        <w:t xml:space="preserve">。</w:t>
+      </w:r>
+    </w:p>
+    <w:p>
+      <w:pPr>
+        <w:pStyle w:val="Compact"/>
+        <w:numPr>
+          <w:ilvl w:val="0"/>
+          <w:numId w:val="1034"/>
+        </w:numPr>
+      </w:pPr>
+      <w:r>
+        <w:rPr>
+          <w:rFonts w:hint="eastAsia"/>
+        </w:rPr>
+        <w:t xml:space="preserve">当前本地分支：</w:t>
+      </w:r>
+      <w:r>
+        <w:rPr>
+          <w:rStyle w:val="VerbatimChar"/>
+        </w:rPr>
+        <w:t xml:space="preserve">research/topology-diagnostics</w:t>
+      </w:r>
+      <w:r>
+        <w:rPr>
+          <w:rFonts w:hint="eastAsia"/>
+        </w:rPr>
+        <w:t xml:space="preserve">（基于</w:t>
+      </w:r>
+      <w:r>
+        <w:t xml:space="preserve"> </w:t>
+      </w:r>
+      <w:r>
+        <w:rPr>
+          <w:rStyle w:val="VerbatimChar"/>
+        </w:rPr>
+        <w:t xml:space="preserve">origin/main</w:t>
+      </w:r>
+      <w:r>
+        <w:rPr>
+          <w:rFonts w:hint="eastAsia"/>
+        </w:rPr>
+        <w:t xml:space="preserve">，未</w:t>
+      </w:r>
+      <w:r>
+        <w:t xml:space="preserve"> </w:t>
+      </w:r>
+      <w:r>
+        <w:rPr>
+          <w:rFonts w:hint="eastAsia"/>
+        </w:rPr>
+        <w:t xml:space="preserve">commit/push）；测试</w:t>
+      </w:r>
+      <w:r>
+        <w:t xml:space="preserve"> </w:t>
+      </w:r>
+      <w:r>
+        <w:rPr>
+          <w:b/>
+          <w:bCs/>
+        </w:rPr>
+        <w:t xml:space="preserve">49 passed</w:t>
+      </w:r>
+      <w:r>
+        <w:t xml:space="preserve">。</w:t>
+      </w:r>
+    </w:p>
+    <w:bookmarkEnd w:id="62"/>
+    <w:bookmarkEnd w:id="63"/>
+    <w:bookmarkEnd w:id="64"/>
     <w:sectPr>
       <w:footnotePr>
         <w:numRestart w:val="eachSect"/>
@@ -24054,6 +28005,75 @@
     </w:lvlOverride>
   </w:num>
   <w:num w:numId="1029">
+    <w:abstractNumId w:val="991"/>
+  </w:num>
+  <w:num w:numId="1030">
+    <w:abstractNumId w:val="991"/>
+  </w:num>
+  <w:num w:numId="1031">
+    <w:abstractNumId w:val="99411"/>
+    <w:lvlOverride w:ilvl="0">
+      <w:startOverride w:val="1"/>
+    </w:lvlOverride>
+    <w:lvlOverride w:ilvl="1">
+      <w:startOverride w:val="1"/>
+    </w:lvlOverride>
+    <w:lvlOverride w:ilvl="2">
+      <w:startOverride w:val="1"/>
+    </w:lvlOverride>
+    <w:lvlOverride w:ilvl="3">
+      <w:startOverride w:val="1"/>
+    </w:lvlOverride>
+    <w:lvlOverride w:ilvl="4">
+      <w:startOverride w:val="1"/>
+    </w:lvlOverride>
+    <w:lvlOverride w:ilvl="5">
+      <w:startOverride w:val="1"/>
+    </w:lvlOverride>
+    <w:lvlOverride w:ilvl="6">
+      <w:startOverride w:val="1"/>
+    </w:lvlOverride>
+    <w:lvlOverride w:ilvl="7">
+      <w:startOverride w:val="1"/>
+    </w:lvlOverride>
+    <w:lvlOverride w:ilvl="8">
+      <w:startOverride w:val="1"/>
+    </w:lvlOverride>
+  </w:num>
+  <w:num w:numId="1032">
+    <w:abstractNumId w:val="991"/>
+  </w:num>
+  <w:num w:numId="1033">
+    <w:abstractNumId w:val="99411"/>
+    <w:lvlOverride w:ilvl="0">
+      <w:startOverride w:val="1"/>
+    </w:lvlOverride>
+    <w:lvlOverride w:ilvl="1">
+      <w:startOverride w:val="1"/>
+    </w:lvlOverride>
+    <w:lvlOverride w:ilvl="2">
+      <w:startOverride w:val="1"/>
+    </w:lvlOverride>
+    <w:lvlOverride w:ilvl="3">
+      <w:startOverride w:val="1"/>
+    </w:lvlOverride>
+    <w:lvlOverride w:ilvl="4">
+      <w:startOverride w:val="1"/>
+    </w:lvlOverride>
+    <w:lvlOverride w:ilvl="5">
+      <w:startOverride w:val="1"/>
+    </w:lvlOverride>
+    <w:lvlOverride w:ilvl="6">
+      <w:startOverride w:val="1"/>
+    </w:lvlOverride>
+    <w:lvlOverride w:ilvl="7">
+      <w:startOverride w:val="1"/>
+    </w:lvlOverride>
+    <w:lvlOverride w:ilvl="8">
+      <w:startOverride w:val="1"/>
+    </w:lvlOverride>
+  </w:num>
+  <w:num w:numId="1034">
     <w:abstractNumId w:val="991"/>
   </w:num>
 </w:numbering>

--- a/docs/RESULTS.docx
+++ b/docs/RESULTS.docx
@@ -14317,7 +14317,7 @@
     </w:p>
     <w:bookmarkEnd w:id="33"/>
     <w:bookmarkEnd w:id="34"/>
-    <w:bookmarkStart w:id="64" w:name="附录"/>
+    <w:bookmarkStart w:id="65" w:name="附录"/>
     <w:p>
       <w:pPr>
         <w:pStyle w:val="Heading1"/>
@@ -24194,7 +24194,7 @@
     </w:p>
     <w:bookmarkEnd w:id="49"/>
     <w:bookmarkEnd w:id="50"/>
-    <w:bookmarkStart w:id="63" w:name="p2-执行计划2026-10-23有卡后按此执行"/>
+    <w:bookmarkStart w:id="64" w:name="p2-执行计划2026-10-23有卡后按此执行"/>
     <w:p>
       <w:pPr>
         <w:pStyle w:val="Heading2"/>
@@ -26637,7 +26637,7 @@
       </w:r>
     </w:p>
     <w:bookmarkEnd w:id="55"/>
-    <w:bookmarkStart w:id="62" w:name="参考"/>
+    <w:bookmarkStart w:id="63" w:name="参考"/>
     <w:p>
       <w:pPr>
         <w:pStyle w:val="Heading3"/>
@@ -26784,7 +26784,7 @@
         <w:rPr>
           <w:rFonts w:hint="eastAsia"/>
         </w:rPr>
-        <w:t xml:space="preserve">当前本地分支：</w:t>
+        <w:t xml:space="preserve">当前分支：</w:t>
       </w:r>
       <w:r>
         <w:rPr>
@@ -26811,16 +26811,31 @@
         <w:rPr>
           <w:rFonts w:hint="eastAsia"/>
         </w:rPr>
-        <w:t xml:space="preserve">，未</w:t>
-      </w:r>
-      <w:r>
-        <w:t xml:space="preserve"> </w:t>
-      </w:r>
-      <w:r>
-        <w:rPr>
-          <w:rFonts w:hint="eastAsia"/>
-        </w:rPr>
-        <w:t xml:space="preserve">commit/push）；测试</w:t>
+        <w:t xml:space="preserve">，已提交并推送到</w:t>
+      </w:r>
+      <w:r>
+        <w:t xml:space="preserve"> </w:t>
+      </w:r>
+      <w:r>
+        <w:rPr>
+          <w:rFonts w:hint="eastAsia"/>
+        </w:rPr>
+        <w:t xml:space="preserve">origin，commit</w:t>
+      </w:r>
+      <w:r>
+        <w:t xml:space="preserve"> </w:t>
+      </w:r>
+      <w:r>
+        <w:rPr>
+          <w:rStyle w:val="VerbatimChar"/>
+        </w:rPr>
+        <w:t xml:space="preserve">faccb23</w:t>
+      </w:r>
+      <w:r>
+        <w:rPr>
+          <w:rFonts w:hint="eastAsia"/>
+        </w:rPr>
+        <w:t xml:space="preserve">）；测试</w:t>
       </w:r>
       <w:r>
         <w:t xml:space="preserve"> </w:t>
@@ -26833,12 +26848,26 @@
         <w:t xml:space="preserve">49 passed</w:t>
       </w:r>
       <w:r>
-        <w:t xml:space="preserve">。</w:t>
-      </w:r>
+        <w:t xml:space="preserve">。GitHub </w:t>
+      </w:r>
+      <w:r>
+        <w:rPr>
+          <w:rFonts w:hint="eastAsia"/>
+        </w:rPr>
+        <w:t xml:space="preserve">分支：</w:t>
+      </w:r>
+      <w:hyperlink r:id="rId62">
+        <w:r>
+          <w:rPr>
+            <w:rStyle w:val="Hyperlink"/>
+          </w:rPr>
+          <w:t xml:space="preserve">https://github.com/LinKX-known/pathstruct-24g/tree/research/topology-diagnostics</w:t>
+        </w:r>
+      </w:hyperlink>
     </w:p>
-    <w:bookmarkEnd w:id="62"/>
     <w:bookmarkEnd w:id="63"/>
     <w:bookmarkEnd w:id="64"/>
+    <w:bookmarkEnd w:id="65"/>
     <w:sectPr>
       <w:footnotePr>
         <w:numRestart w:val="eachSect"/>
